--- a/welding_system/template-2.docx
+++ b/welding_system/template-2.docx
@@ -5,20 +5,20 @@
     <w:tbl>
       <w:tblPr>
         <w:tblW w:type="dxa" w:w="11232"/>
-        <w:jc w:val="center"/>
         <w:tblLayout w:type="fixed"/>
         <w:tblLook w:firstColumn="1" w:firstRow="1" w:lastColumn="0" w:lastRow="0" w:noHBand="0" w:noVBand="1" w:val="04A0"/>
+        <w:jc w:val="center"/>
         <w:tblInd w:w="0" w:type="dxa"/>
         <w:tblCellMar>
-          <w:top w:w="35" w:type="dxa"/>
-          <w:bottom w:w="35" w:type="dxa"/>
-          <w:left w:w="65" w:type="dxa"/>
-          <w:right w:w="65" w:type="dxa"/>
+          <w:top w:w="20" w:type="dxa"/>
+          <w:bottom w:w="20" w:type="dxa"/>
+          <w:left w:w="45" w:type="dxa"/>
+          <w:right w:w="45" w:type="dxa"/>
         </w:tblCellMar>
       </w:tblPr>
       <w:tblGrid>
-        <w:gridCol w:w="3240"/>
-        <w:gridCol w:w="7992"/>
+        <w:gridCol w:w="3384"/>
+        <w:gridCol w:w="7848"/>
       </w:tblGrid>
       <w:tr>
         <w:trPr>
@@ -26,7 +26,7 @@
         </w:trPr>
         <w:tc>
           <w:tcPr>
-            <w:tcW w:type="dxa" w:w="3240"/>
+            <w:tcW w:type="dxa" w:w="3384"/>
             <w:vAlign w:val="center"/>
           </w:tcPr>
           <w:p>
@@ -35,13 +35,14 @@
             </w:pPr>
             <w:r>
               <w:rPr>
-                <w:rFonts w:ascii="Noto Sans Thai" w:hAnsi="Noto Sans Thai" w:eastAsia="Noto Sans Thai" w:cs="Noto Sans Thai"/>
-                <w:sz w:val="16"/>
-              </w:rPr>
-            </w:r>
-            <w:r>
-              <w:rPr>
-                <w:rFonts w:ascii="Noto Sans Thai" w:hAnsi="Noto Sans Thai" w:eastAsia="Noto Sans Thai" w:cs="Noto Sans Thai"/>
+                <w:rFonts w:ascii="Arial" w:hAnsi="Arial" w:eastAsia="Noto Sans Thai" w:cs="Noto Sans Thai"/>
+                <w:sz w:val="20"/>
+              </w:rPr>
+            </w:r>
+            <w:r>
+              <w:rPr>
+                <w:rFonts w:ascii="Arial" w:hAnsi="Arial" w:eastAsia="Noto Sans Thai" w:cs="Noto Sans Thai"/>
+                <w:sz w:val="20"/>
               </w:rPr>
               <w:drawing>
                 <wp:inline xmlns:a="http://schemas.openxmlformats.org/drawingml/2006/main" xmlns:pic="http://schemas.openxmlformats.org/drawingml/2006/picture">
@@ -80,7 +81,7 @@
         </w:tc>
         <w:tc>
           <w:tcPr>
-            <w:tcW w:type="dxa" w:w="7992"/>
+            <w:tcW w:type="dxa" w:w="7848"/>
             <w:vAlign w:val="center"/>
           </w:tcPr>
           <w:p>
@@ -91,13 +92,14 @@
             </w:pPr>
             <w:r>
               <w:rPr>
-                <w:rFonts w:ascii="Noto Sans Thai" w:hAnsi="Noto Sans Thai" w:eastAsia="Noto Sans Thai" w:cs="Noto Sans Thai"/>
-                <w:sz w:val="16"/>
-              </w:rPr>
-            </w:r>
-            <w:r>
-              <w:rPr>
-                <w:rFonts w:ascii="Noto Sans Thai" w:hAnsi="Noto Sans Thai" w:eastAsia="Noto Sans Thai" w:cs="Noto Sans Thai"/>
+                <w:rFonts w:ascii="Arial" w:hAnsi="Arial" w:eastAsia="Noto Sans Thai" w:cs="Noto Sans Thai"/>
+                <w:b/>
+                <w:sz w:val="32"/>
+              </w:rPr>
+            </w:r>
+            <w:r>
+              <w:rPr>
+                <w:rFonts w:ascii="Arial" w:hAnsi="Arial" w:eastAsia="Noto Sans Thai" w:cs="Noto Sans Thai"/>
                 <w:b/>
                 <w:sz w:val="32"/>
               </w:rPr>
@@ -111,7 +113,8 @@
             </w:pPr>
             <w:r>
               <w:rPr>
-                <w:rFonts w:ascii="Noto Sans Thai" w:hAnsi="Noto Sans Thai" w:eastAsia="Noto Sans Thai" w:cs="Noto Sans Thai"/>
+                <w:rFonts w:ascii="Arial" w:hAnsi="Arial" w:eastAsia="Noto Sans Thai" w:cs="Noto Sans Thai"/>
+                <w:sz w:val="22"/>
               </w:rPr>
               <w:t>แบบฟอร์มใบตรวจเช็คงานเชื่อม</w:t>
             </w:r>
@@ -121,35 +124,35 @@
     </w:tbl>
     <w:p>
       <w:pPr>
-        <w:spacing w:after="80" w:line="20" w:lineRule="exact"/>
+        <w:spacing w:after="0" w:line="80" w:lineRule="exact" w:before="0"/>
       </w:pPr>
       <w:r>
         <w:rPr>
-          <w:rFonts w:ascii="Noto Sans Thai" w:hAnsi="Noto Sans Thai" w:eastAsia="Noto Sans Thai" w:cs="Noto Sans Thai"/>
-          <w:sz w:val="2"/>
+          <w:rFonts w:ascii="Arial" w:hAnsi="Arial" w:eastAsia="Noto Sans Thai" w:cs="Noto Sans Thai"/>
+          <w:sz w:val="8"/>
         </w:rPr>
       </w:r>
     </w:p>
     <w:tbl>
       <w:tblPr>
         <w:tblW w:type="dxa" w:w="11232"/>
-        <w:jc w:val="center"/>
         <w:tblLayout w:type="fixed"/>
         <w:tblLook w:firstColumn="1" w:firstRow="1" w:lastColumn="0" w:lastRow="0" w:noHBand="0" w:noVBand="1" w:val="04A0"/>
         <w:tblBorders>
-          <w:top w:val="single" w:sz="4" w:color="333333"/>
-          <w:left w:val="single" w:sz="4" w:color="333333"/>
-          <w:bottom w:val="single" w:sz="4" w:color="333333"/>
-          <w:right w:val="single" w:sz="4" w:color="333333"/>
-          <w:insideH w:val="single" w:sz="4" w:color="333333"/>
-          <w:insideV w:val="single" w:sz="4" w:color="333333"/>
+          <w:top w:val="single" w:sz="4" w:color="000000"/>
+          <w:left w:val="single" w:sz="4" w:color="000000"/>
+          <w:bottom w:val="single" w:sz="4" w:color="000000"/>
+          <w:right w:val="single" w:sz="4" w:color="000000"/>
+          <w:insideH w:val="single" w:sz="4" w:color="000000"/>
+          <w:insideV w:val="single" w:sz="4" w:color="000000"/>
         </w:tblBorders>
+        <w:jc w:val="center"/>
         <w:tblInd w:w="0" w:type="dxa"/>
         <w:tblCellMar>
-          <w:top w:w="35" w:type="dxa"/>
-          <w:bottom w:w="35" w:type="dxa"/>
-          <w:left w:w="65" w:type="dxa"/>
-          <w:right w:w="65" w:type="dxa"/>
+          <w:top w:w="20" w:type="dxa"/>
+          <w:bottom w:w="20" w:type="dxa"/>
+          <w:left w:w="45" w:type="dxa"/>
+          <w:right w:w="45" w:type="dxa"/>
         </w:tblCellMar>
       </w:tblPr>
       <w:tblGrid>
@@ -159,6 +162,7 @@
       <w:tr>
         <w:trPr>
           <w:cantSplit/>
+          <w:trHeight w:val="317" w:hRule="atLeast"/>
         </w:trPr>
         <w:tc>
           <w:tcPr>
@@ -171,10 +175,10 @@
             </w:pPr>
             <w:r>
               <w:rPr>
-                <w:rFonts w:ascii="Noto Sans Thai" w:hAnsi="Noto Sans Thai" w:eastAsia="Noto Sans Thai" w:cs="Noto Sans Thai"/>
-                <w:sz w:val="18"/>
-              </w:rPr>
-              <w:t>Project Title: {{ project_title }}</w:t>
+                <w:rFonts w:ascii="Arial" w:hAnsi="Arial" w:cs="Noto Sans Thai" w:eastAsia="Noto Sans Thai"/>
+                <w:sz w:val="20"/>
+              </w:rPr>
+              <w:t>Project Title / โครงการ: {{ project_title }}</w:t>
             </w:r>
           </w:p>
         </w:tc>
@@ -189,10 +193,10 @@
             </w:pPr>
             <w:r>
               <w:rPr>
-                <w:rFonts w:ascii="Noto Sans Thai" w:hAnsi="Noto Sans Thai" w:eastAsia="Noto Sans Thai" w:cs="Noto Sans Thai"/>
-                <w:sz w:val="18"/>
-              </w:rPr>
-              <w:t>Joint No: {{ joint_no }}</w:t>
+                <w:rFonts w:ascii="Arial" w:hAnsi="Arial" w:cs="Noto Sans Thai" w:eastAsia="Noto Sans Thai"/>
+                <w:sz w:val="20"/>
+              </w:rPr>
+              <w:t>Joint No / หมายเลขรอยต่อ: {{ joint_no }}</w:t>
             </w:r>
           </w:p>
         </w:tc>
@@ -200,6 +204,7 @@
       <w:tr>
         <w:trPr>
           <w:cantSplit/>
+          <w:trHeight w:val="317" w:hRule="atLeast"/>
         </w:trPr>
         <w:tc>
           <w:tcPr>
@@ -212,10 +217,10 @@
             </w:pPr>
             <w:r>
               <w:rPr>
-                <w:rFonts w:ascii="Noto Sans Thai" w:hAnsi="Noto Sans Thai" w:eastAsia="Noto Sans Thai" w:cs="Noto Sans Thai"/>
-                <w:sz w:val="18"/>
-              </w:rPr>
-              <w:t>Welder Name: {{ welder_name }}</w:t>
+                <w:rFonts w:ascii="Arial" w:hAnsi="Arial" w:cs="Noto Sans Thai" w:eastAsia="Noto Sans Thai"/>
+                <w:sz w:val="20"/>
+              </w:rPr>
+              <w:t>Welder Name / ชื่อช่างเชื่อม: {{ welder_name }}</w:t>
             </w:r>
           </w:p>
         </w:tc>
@@ -230,10 +235,10 @@
             </w:pPr>
             <w:r>
               <w:rPr>
-                <w:rFonts w:ascii="Noto Sans Thai" w:hAnsi="Noto Sans Thai" w:eastAsia="Noto Sans Thai" w:cs="Noto Sans Thai"/>
-                <w:sz w:val="18"/>
-              </w:rPr>
-              <w:t>Process: {{ process }}</w:t>
+                <w:rFonts w:ascii="Arial" w:hAnsi="Arial" w:cs="Noto Sans Thai" w:eastAsia="Noto Sans Thai"/>
+                <w:sz w:val="20"/>
+              </w:rPr>
+              <w:t>Process / กระบวนการ: {{ process }}</w:t>
             </w:r>
           </w:p>
         </w:tc>
@@ -241,6 +246,7 @@
       <w:tr>
         <w:trPr>
           <w:cantSplit/>
+          <w:trHeight w:val="317" w:hRule="atLeast"/>
         </w:trPr>
         <w:tc>
           <w:tcPr>
@@ -253,10 +259,10 @@
             </w:pPr>
             <w:r>
               <w:rPr>
-                <w:rFonts w:ascii="Noto Sans Thai" w:hAnsi="Noto Sans Thai" w:eastAsia="Noto Sans Thai" w:cs="Noto Sans Thai"/>
-                <w:sz w:val="18"/>
-              </w:rPr>
-              <w:t>Welder ID: {{ welder_id }}</w:t>
+                <w:rFonts w:ascii="Arial" w:hAnsi="Arial" w:cs="Noto Sans Thai" w:eastAsia="Noto Sans Thai"/>
+                <w:sz w:val="20"/>
+              </w:rPr>
+              <w:t>Welder ID / เลขประจำตัว: {{ welder_id }}</w:t>
             </w:r>
           </w:p>
         </w:tc>
@@ -271,10 +277,10 @@
             </w:pPr>
             <w:r>
               <w:rPr>
-                <w:rFonts w:ascii="Noto Sans Thai" w:hAnsi="Noto Sans Thai" w:eastAsia="Noto Sans Thai" w:cs="Noto Sans Thai"/>
-                <w:sz w:val="18"/>
-              </w:rPr>
-              <w:t>Date: {{ date }}</w:t>
+                <w:rFonts w:ascii="Arial" w:hAnsi="Arial" w:cs="Noto Sans Thai" w:eastAsia="Noto Sans Thai"/>
+                <w:sz w:val="20"/>
+              </w:rPr>
+              <w:t>Date / วันที่: {{ date }}</w:t>
             </w:r>
           </w:p>
         </w:tc>
@@ -282,35 +288,35 @@
     </w:tbl>
     <w:p>
       <w:pPr>
-        <w:spacing w:after="80" w:line="20" w:lineRule="exact"/>
+        <w:spacing w:after="0" w:line="80" w:lineRule="exact" w:before="0"/>
       </w:pPr>
       <w:r>
         <w:rPr>
-          <w:rFonts w:ascii="Noto Sans Thai" w:hAnsi="Noto Sans Thai" w:eastAsia="Noto Sans Thai" w:cs="Noto Sans Thai"/>
-          <w:sz w:val="2"/>
+          <w:rFonts w:ascii="Arial" w:hAnsi="Arial" w:eastAsia="Noto Sans Thai" w:cs="Noto Sans Thai"/>
+          <w:sz w:val="8"/>
         </w:rPr>
       </w:r>
     </w:p>
     <w:tbl>
       <w:tblPr>
         <w:tblW w:type="dxa" w:w="11232"/>
-        <w:jc w:val="center"/>
         <w:tblLayout w:type="fixed"/>
         <w:tblLook w:firstColumn="1" w:firstRow="1" w:lastColumn="0" w:lastRow="0" w:noHBand="0" w:noVBand="1" w:val="04A0"/>
         <w:tblBorders>
-          <w:top w:val="single" w:sz="4" w:color="333333"/>
-          <w:left w:val="single" w:sz="4" w:color="333333"/>
-          <w:bottom w:val="single" w:sz="4" w:color="333333"/>
-          <w:right w:val="single" w:sz="4" w:color="333333"/>
-          <w:insideH w:val="single" w:sz="4" w:color="333333"/>
-          <w:insideV w:val="single" w:sz="4" w:color="333333"/>
+          <w:top w:val="single" w:sz="4" w:color="000000"/>
+          <w:left w:val="single" w:sz="4" w:color="000000"/>
+          <w:bottom w:val="single" w:sz="4" w:color="000000"/>
+          <w:right w:val="single" w:sz="4" w:color="000000"/>
+          <w:insideH w:val="single" w:sz="4" w:color="000000"/>
+          <w:insideV w:val="single" w:sz="4" w:color="000000"/>
         </w:tblBorders>
+        <w:jc w:val="center"/>
         <w:tblInd w:w="0" w:type="dxa"/>
         <w:tblCellMar>
-          <w:top w:w="35" w:type="dxa"/>
-          <w:bottom w:w="35" w:type="dxa"/>
-          <w:left w:w="65" w:type="dxa"/>
-          <w:right w:w="65" w:type="dxa"/>
+          <w:top w:w="20" w:type="dxa"/>
+          <w:bottom w:w="20" w:type="dxa"/>
+          <w:left w:w="45" w:type="dxa"/>
+          <w:right w:w="45" w:type="dxa"/>
         </w:tblCellMar>
       </w:tblPr>
       <w:tblGrid>
@@ -319,6 +325,7 @@
       <w:tr>
         <w:trPr>
           <w:cantSplit/>
+          <w:trHeight w:val="374" w:hRule="atLeast"/>
         </w:trPr>
         <w:tc>
           <w:tcPr>
@@ -333,9 +340,9 @@
             </w:pPr>
             <w:r>
               <w:rPr>
-                <w:rFonts w:ascii="Noto Sans Thai" w:hAnsi="Noto Sans Thai" w:eastAsia="Noto Sans Thai" w:cs="Noto Sans Thai"/>
+                <w:rFonts w:ascii="Arial" w:hAnsi="Arial" w:eastAsia="Noto Sans Thai" w:cs="Noto Sans Thai"/>
                 <w:b/>
-                <w:sz w:val="20"/>
+                <w:sz w:val="22"/>
               </w:rPr>
               <w:t>SECTION 1: BEFORE WELDING CHECK (ก่อนการเชื่อม)</w:t>
             </w:r>
@@ -349,27 +356,28 @@
         <w:jc w:val="center"/>
         <w:tblLayout w:type="fixed"/>
         <w:tblLook w:firstColumn="1" w:firstRow="1" w:lastColumn="0" w:lastRow="0" w:noHBand="0" w:noVBand="1" w:val="04A0"/>
-        <w:tblInd w:w="0" w:type="dxa"/>
         <w:tblCellMar>
-          <w:top w:w="35" w:type="dxa"/>
-          <w:bottom w:w="35" w:type="dxa"/>
-          <w:left w:w="65" w:type="dxa"/>
-          <w:right w:w="65" w:type="dxa"/>
+          <w:top w:w="20" w:type="dxa"/>
+          <w:bottom w:w="20" w:type="dxa"/>
+          <w:left w:w="45" w:type="dxa"/>
+          <w:right w:w="45" w:type="dxa"/>
         </w:tblCellMar>
       </w:tblPr>
       <w:tblGrid>
-        <w:gridCol w:w="3888"/>
+        <w:gridCol w:w="4392"/>
         <w:gridCol w:w="2088"/>
-        <w:gridCol w:w="3744"/>
-        <w:gridCol w:w="1512"/>
+        <w:gridCol w:w="1843"/>
+        <w:gridCol w:w="706"/>
+        <w:gridCol w:w="2203"/>
       </w:tblGrid>
       <w:tr>
         <w:trPr>
+          <w:trHeight w:val="317" w:hRule="atLeast"/>
           <w:cantSplit/>
         </w:trPr>
         <w:tc>
           <w:tcPr>
-            <w:tcW w:type="dxa" w:w="3888"/>
+            <w:tcW w:type="dxa" w:w="4392"/>
             <w:vMerge w:val="restart"/>
             <w:vAlign w:val="center"/>
           </w:tcPr>
@@ -379,13 +387,14 @@
             </w:pPr>
             <w:r>
               <w:rPr>
-                <w:rFonts w:ascii="Noto Sans Thai" w:hAnsi="Noto Sans Thai" w:eastAsia="Noto Sans Thai" w:cs="Noto Sans Thai"/>
-                <w:sz w:val="16"/>
-              </w:rPr>
-            </w:r>
-            <w:r>
-              <w:rPr>
-                <w:rFonts w:ascii="Noto Sans Thai" w:hAnsi="Noto Sans Thai" w:eastAsia="Noto Sans Thai" w:cs="Noto Sans Thai"/>
+                <w:rFonts w:ascii="Arial" w:hAnsi="Arial" w:eastAsia="Noto Sans Thai" w:cs="Noto Sans Thai"/>
+                <w:sz w:val="20"/>
+              </w:rPr>
+            </w:r>
+            <w:r>
+              <w:rPr>
+                <w:rFonts w:ascii="Arial" w:hAnsi="Arial" w:eastAsia="Noto Sans Thai" w:cs="Noto Sans Thai"/>
+                <w:sz w:val="20"/>
               </w:rPr>
               <w:drawing>
                 <wp:inline xmlns:a="http://schemas.openxmlformats.org/drawingml/2006/main" xmlns:pic="http://schemas.openxmlformats.org/drawingml/2006/picture">
@@ -425,17 +434,25 @@
         <w:tc>
           <w:tcPr>
             <w:tcW w:type="dxa" w:w="2088"/>
+            <w:shd w:fill="92D050"/>
             <w:vAlign w:val="center"/>
-            <w:shd w:fill="92D050"/>
+            <w:tcBorders>
+              <w:top w:val="single" w:sz="4" w:color="000000"/>
+              <w:bottom w:val="single" w:sz="4" w:color="000000"/>
+              <w:left w:val="single" w:sz="4" w:color="000000"/>
+              <w:right w:val="single" w:sz="4" w:color="000000"/>
+            </w:tcBorders>
           </w:tcPr>
           <w:p>
             <w:pPr>
               <w:spacing w:before="0" w:after="0" w:line="240" w:lineRule="auto"/>
+              <w:jc w:val="center"/>
             </w:pPr>
             <w:r>
               <w:rPr>
-                <w:rFonts w:ascii="Noto Sans Thai" w:hAnsi="Noto Sans Thai" w:eastAsia="Noto Sans Thai" w:cs="Noto Sans Thai"/>
-                <w:sz w:val="16"/>
+                <w:rFonts w:ascii="Times New Roman" w:hAnsi="Times New Roman" w:cs="Noto Sans Thai" w:eastAsia="Noto Sans Thai"/>
+                <w:b w:val="0"/>
+                <w:sz w:val="20"/>
               </w:rPr>
               <w:t>Checklist</w:t>
             </w:r>
@@ -443,18 +460,27 @@
         </w:tc>
         <w:tc>
           <w:tcPr>
-            <w:tcW w:type="dxa" w:w="3744"/>
+            <w:tcW w:type="dxa" w:w="2549"/>
+            <w:gridSpan w:val="2"/>
+            <w:shd w:fill="92D050"/>
             <w:vAlign w:val="center"/>
-            <w:shd w:fill="92D050"/>
+            <w:tcBorders>
+              <w:top w:val="single" w:sz="4" w:color="000000"/>
+              <w:bottom w:val="single" w:sz="4" w:color="000000"/>
+              <w:left w:val="single" w:sz="4" w:color="000000"/>
+              <w:right w:val="single" w:sz="4" w:color="000000"/>
+            </w:tcBorders>
           </w:tcPr>
           <w:p>
             <w:pPr>
               <w:spacing w:before="0" w:after="0" w:line="240" w:lineRule="auto"/>
+              <w:jc w:val="center"/>
             </w:pPr>
             <w:r>
               <w:rPr>
-                <w:rFonts w:ascii="Noto Sans Thai" w:hAnsi="Noto Sans Thai" w:eastAsia="Noto Sans Thai" w:cs="Noto Sans Thai"/>
-                <w:sz w:val="16"/>
+                <w:rFonts w:ascii="Times New Roman" w:hAnsi="Times New Roman" w:cs="Noto Sans Thai" w:eastAsia="Noto Sans Thai"/>
+                <w:b w:val="0"/>
+                <w:sz w:val="20"/>
               </w:rPr>
               <w:t>Result</w:t>
             </w:r>
@@ -462,18 +488,26 @@
         </w:tc>
         <w:tc>
           <w:tcPr>
-            <w:tcW w:type="dxa" w:w="1512"/>
+            <w:tcW w:type="dxa" w:w="2203"/>
+            <w:shd w:fill="92D050"/>
             <w:vAlign w:val="center"/>
-            <w:shd w:fill="92D050"/>
+            <w:tcBorders>
+              <w:top w:val="single" w:sz="4" w:color="000000"/>
+              <w:bottom w:val="single" w:sz="4" w:color="000000"/>
+              <w:left w:val="single" w:sz="4" w:color="000000"/>
+              <w:right w:val="single" w:sz="4" w:color="000000"/>
+            </w:tcBorders>
           </w:tcPr>
           <w:p>
             <w:pPr>
               <w:spacing w:before="0" w:after="0" w:line="240" w:lineRule="auto"/>
+              <w:jc w:val="center"/>
             </w:pPr>
             <w:r>
               <w:rPr>
-                <w:rFonts w:ascii="Noto Sans Thai" w:hAnsi="Noto Sans Thai" w:eastAsia="Noto Sans Thai" w:cs="Noto Sans Thai"/>
-                <w:sz w:val="16"/>
+                <w:rFonts w:ascii="Times New Roman" w:hAnsi="Times New Roman" w:cs="Noto Sans Thai" w:eastAsia="Noto Sans Thai"/>
+                <w:b w:val="0"/>
+                <w:sz w:val="20"/>
               </w:rPr>
               <w:t>Remarks</w:t>
             </w:r>
@@ -482,11 +516,12 @@
       </w:tr>
       <w:tr>
         <w:trPr>
+          <w:trHeight w:val="403" w:hRule="atLeast"/>
           <w:cantSplit/>
         </w:trPr>
         <w:tc>
           <w:tcPr>
-            <w:tcW w:type="dxa" w:w="3888"/>
+            <w:tcW w:type="dxa" w:w="4392"/>
             <w:vMerge/>
           </w:tcPr>
           <w:p/>
@@ -495,15 +530,23 @@
           <w:tcPr>
             <w:tcW w:type="dxa" w:w="2088"/>
             <w:vAlign w:val="center"/>
+            <w:tcBorders>
+              <w:top w:val="single" w:sz="4" w:color="000000"/>
+              <w:bottom w:val="single" w:sz="4" w:color="000000"/>
+              <w:left w:val="single" w:sz="4" w:color="000000"/>
+              <w:right w:val="single" w:sz="4" w:color="000000"/>
+            </w:tcBorders>
           </w:tcPr>
           <w:p>
             <w:pPr>
               <w:spacing w:before="0" w:after="0" w:line="240" w:lineRule="auto"/>
+              <w:jc w:val="left"/>
             </w:pPr>
             <w:r>
               <w:rPr>
-                <w:rFonts w:ascii="Noto Sans Thai" w:hAnsi="Noto Sans Thai" w:eastAsia="Noto Sans Thai" w:cs="Noto Sans Thai"/>
-                <w:sz w:val="14"/>
+                <w:rFonts w:ascii="Times New Roman" w:hAnsi="Times New Roman" w:cs="Noto Sans Thai" w:eastAsia="Noto Sans Thai"/>
+                <w:b w:val="0"/>
+                <w:sz w:val="20"/>
               </w:rPr>
               <w:t>Groove Angle (60°)</w:t>
             </w:r>
@@ -511,35 +554,197 @@
         </w:tc>
         <w:tc>
           <w:tcPr>
-            <w:tcW w:type="dxa" w:w="3744"/>
+            <w:tcW w:type="dxa" w:w="2549"/>
+            <w:gridSpan w:val="2"/>
             <w:vAlign w:val="center"/>
+            <w:tcBorders>
+              <w:top w:val="single" w:sz="4" w:color="000000"/>
+              <w:bottom w:val="single" w:sz="4" w:color="000000"/>
+              <w:left w:val="single" w:sz="4" w:color="000000"/>
+              <w:right w:val="single" w:sz="4" w:color="000000"/>
+            </w:tcBorders>
           </w:tcPr>
           <w:p>
             <w:pPr>
               <w:spacing w:before="0" w:after="0" w:line="240" w:lineRule="auto"/>
+              <w:jc w:val="left"/>
             </w:pPr>
             <w:r>
               <w:rPr>
-                <w:rFonts w:ascii="Noto Sans Thai" w:hAnsi="Noto Sans Thai" w:eastAsia="Noto Sans Thai" w:cs="Noto Sans Thai"/>
-                <w:sz w:val="14"/>
-              </w:rPr>
-              <w:t>{{ c_ga_na }} N/A  {{ c_ga_pass }} Pass  {{ c_ga_fail }} Fail</w:t>
+                <w:rFonts w:ascii="Times New Roman" w:hAnsi="Times New Roman" w:cs="Noto Sans Thai" w:eastAsia="Noto Sans Thai"/>
+                <w:b w:val="0"/>
+                <w:sz w:val="20"/>
+                <w:vanish/>
+              </w:rPr>
+              <w:t xml:space="preserve">{% if c_ga_na == '☑' %}</w:t>
+            </w:r>
+            <w:r>
+              <w:rPr>
+                <w:rFonts w:ascii="Times New Roman" w:hAnsi="Times New Roman" w:cs="Noto Sans Thai" w:eastAsia="Noto Sans Thai"/>
+                <w:b w:val="0"/>
+                <w:sz w:val="20"/>
+              </w:rPr>
+              <w:t xml:space="preserve">☑</w:t>
+            </w:r>
+            <w:r>
+              <w:rPr>
+                <w:rFonts w:ascii="Times New Roman" w:hAnsi="Times New Roman" w:cs="Noto Sans Thai" w:eastAsia="Noto Sans Thai"/>
+                <w:b w:val="0"/>
+                <w:sz w:val="20"/>
+                <w:vanish/>
+              </w:rPr>
+              <w:t xml:space="preserve">{% else %}</w:t>
+            </w:r>
+            <w:r>
+              <w:rPr>
+                <w:rFonts w:ascii="Times New Roman" w:hAnsi="Times New Roman" w:cs="Noto Sans Thai" w:eastAsia="Noto Sans Thai"/>
+                <w:b w:val="0"/>
+                <w:sz w:val="20"/>
+              </w:rPr>
+              <w:t xml:space="preserve">☐</w:t>
+            </w:r>
+            <w:r>
+              <w:rPr>
+                <w:rFonts w:ascii="Times New Roman" w:hAnsi="Times New Roman" w:cs="Noto Sans Thai" w:eastAsia="Noto Sans Thai"/>
+                <w:b w:val="0"/>
+                <w:sz w:val="20"/>
+                <w:vanish/>
+              </w:rPr>
+              <w:t xml:space="preserve">{% endif %}</w:t>
+            </w:r>
+            <w:r>
+              <w:rPr>
+                <w:rFonts w:ascii="Times New Roman" w:hAnsi="Times New Roman" w:cs="Noto Sans Thai" w:eastAsia="Noto Sans Thai"/>
+                <w:b w:val="0"/>
+                <w:sz w:val="20"/>
+              </w:rPr>
+              <w:t xml:space="preserve"> N/A  </w:t>
+            </w:r>
+            <w:r>
+              <w:rPr>
+                <w:rFonts w:ascii="Times New Roman" w:hAnsi="Times New Roman" w:cs="Noto Sans Thai" w:eastAsia="Noto Sans Thai"/>
+                <w:b w:val="0"/>
+                <w:sz w:val="20"/>
+                <w:vanish/>
+              </w:rPr>
+              <w:t xml:space="preserve">{% if c_ga_pass == '☑' %}</w:t>
+            </w:r>
+            <w:r>
+              <w:rPr>
+                <w:rFonts w:ascii="Times New Roman" w:hAnsi="Times New Roman" w:cs="Noto Sans Thai" w:eastAsia="Noto Sans Thai"/>
+                <w:b w:val="0"/>
+                <w:sz w:val="20"/>
+              </w:rPr>
+              <w:t xml:space="preserve">☑</w:t>
+            </w:r>
+            <w:r>
+              <w:rPr>
+                <w:rFonts w:ascii="Times New Roman" w:hAnsi="Times New Roman" w:cs="Noto Sans Thai" w:eastAsia="Noto Sans Thai"/>
+                <w:b w:val="0"/>
+                <w:sz w:val="20"/>
+                <w:vanish/>
+              </w:rPr>
+              <w:t xml:space="preserve">{% else %}</w:t>
+            </w:r>
+            <w:r>
+              <w:rPr>
+                <w:rFonts w:ascii="Times New Roman" w:hAnsi="Times New Roman" w:cs="Noto Sans Thai" w:eastAsia="Noto Sans Thai"/>
+                <w:b w:val="0"/>
+                <w:sz w:val="20"/>
+              </w:rPr>
+              <w:t xml:space="preserve">☐</w:t>
+            </w:r>
+            <w:r>
+              <w:rPr>
+                <w:rFonts w:ascii="Times New Roman" w:hAnsi="Times New Roman" w:cs="Noto Sans Thai" w:eastAsia="Noto Sans Thai"/>
+                <w:b w:val="0"/>
+                <w:sz w:val="20"/>
+                <w:vanish/>
+              </w:rPr>
+              <w:t xml:space="preserve">{% endif %}</w:t>
+            </w:r>
+            <w:r>
+              <w:rPr>
+                <w:rFonts w:ascii="Times New Roman" w:hAnsi="Times New Roman" w:cs="Noto Sans Thai" w:eastAsia="Noto Sans Thai"/>
+                <w:b w:val="0"/>
+                <w:sz w:val="20"/>
+              </w:rPr>
+              <w:t xml:space="preserve"> Pass  </w:t>
+            </w:r>
+            <w:r>
+              <w:rPr>
+                <w:rFonts w:ascii="Times New Roman" w:hAnsi="Times New Roman" w:cs="Noto Sans Thai" w:eastAsia="Noto Sans Thai"/>
+                <w:b w:val="0"/>
+                <w:sz w:val="20"/>
+                <w:vanish/>
+              </w:rPr>
+              <w:t xml:space="preserve">{% if c_ga_fail == '☑' %}</w:t>
+            </w:r>
+            <w:r>
+              <w:rPr>
+                <w:rFonts w:ascii="Times New Roman" w:hAnsi="Times New Roman" w:cs="Noto Sans Thai" w:eastAsia="Noto Sans Thai"/>
+                <w:b w:val="0"/>
+                <w:sz w:val="20"/>
+              </w:rPr>
+              <w:t xml:space="preserve">☑</w:t>
+            </w:r>
+            <w:r>
+              <w:rPr>
+                <w:rFonts w:ascii="Times New Roman" w:hAnsi="Times New Roman" w:cs="Noto Sans Thai" w:eastAsia="Noto Sans Thai"/>
+                <w:b w:val="0"/>
+                <w:sz w:val="20"/>
+                <w:vanish/>
+              </w:rPr>
+              <w:t xml:space="preserve">{% else %}</w:t>
+            </w:r>
+            <w:r>
+              <w:rPr>
+                <w:rFonts w:ascii="Times New Roman" w:hAnsi="Times New Roman" w:cs="Noto Sans Thai" w:eastAsia="Noto Sans Thai"/>
+                <w:b w:val="0"/>
+                <w:sz w:val="20"/>
+              </w:rPr>
+              <w:t xml:space="preserve">☐</w:t>
+            </w:r>
+            <w:r>
+              <w:rPr>
+                <w:rFonts w:ascii="Times New Roman" w:hAnsi="Times New Roman" w:cs="Noto Sans Thai" w:eastAsia="Noto Sans Thai"/>
+                <w:b w:val="0"/>
+                <w:sz w:val="20"/>
+                <w:vanish/>
+              </w:rPr>
+              <w:t xml:space="preserve">{% endif %}</w:t>
+            </w:r>
+            <w:r>
+              <w:rPr>
+                <w:rFonts w:ascii="Times New Roman" w:hAnsi="Times New Roman" w:cs="Noto Sans Thai" w:eastAsia="Noto Sans Thai"/>
+                <w:b w:val="0"/>
+                <w:sz w:val="20"/>
+              </w:rPr>
+              <w:t xml:space="preserve"> Fail</w:t>
             </w:r>
           </w:p>
         </w:tc>
         <w:tc>
           <w:tcPr>
-            <w:tcW w:type="dxa" w:w="1512"/>
+            <w:tcW w:type="dxa" w:w="2203"/>
             <w:vAlign w:val="center"/>
+            <w:tcBorders>
+              <w:top w:val="single" w:sz="4" w:color="000000"/>
+              <w:bottom w:val="single" w:sz="4" w:color="000000"/>
+              <w:left w:val="single" w:sz="4" w:color="000000"/>
+              <w:right w:val="single" w:sz="4" w:color="000000"/>
+            </w:tcBorders>
           </w:tcPr>
           <w:p>
             <w:pPr>
               <w:spacing w:before="0" w:after="0" w:line="240" w:lineRule="auto"/>
+              <w:jc w:val="left"/>
             </w:pPr>
             <w:r>
               <w:rPr>
-                <w:rFonts w:ascii="Noto Sans Thai" w:hAnsi="Noto Sans Thai" w:eastAsia="Noto Sans Thai" w:cs="Noto Sans Thai"/>
-                <w:sz w:val="14"/>
+                <w:rFonts w:ascii="Times New Roman" w:hAnsi="Times New Roman" w:cs="Noto Sans Thai" w:eastAsia="Noto Sans Thai"/>
+                <w:b w:val="0"/>
+                <w:sz w:val="20"/>
               </w:rPr>
               <w:t>{{ r_ga }}</w:t>
             </w:r>
@@ -548,11 +753,12 @@
       </w:tr>
       <w:tr>
         <w:trPr>
+          <w:trHeight w:val="403" w:hRule="atLeast"/>
           <w:cantSplit/>
         </w:trPr>
         <w:tc>
           <w:tcPr>
-            <w:tcW w:type="dxa" w:w="3888"/>
+            <w:tcW w:type="dxa" w:w="4392"/>
             <w:vMerge/>
           </w:tcPr>
           <w:p/>
@@ -561,15 +767,23 @@
           <w:tcPr>
             <w:tcW w:type="dxa" w:w="2088"/>
             <w:vAlign w:val="center"/>
+            <w:tcBorders>
+              <w:top w:val="single" w:sz="4" w:color="000000"/>
+              <w:bottom w:val="single" w:sz="4" w:color="000000"/>
+              <w:left w:val="single" w:sz="4" w:color="000000"/>
+              <w:right w:val="single" w:sz="4" w:color="000000"/>
+            </w:tcBorders>
           </w:tcPr>
           <w:p>
             <w:pPr>
               <w:spacing w:before="0" w:after="0" w:line="240" w:lineRule="auto"/>
+              <w:jc w:val="left"/>
             </w:pPr>
             <w:r>
               <w:rPr>
-                <w:rFonts w:ascii="Noto Sans Thai" w:hAnsi="Noto Sans Thai" w:eastAsia="Noto Sans Thai" w:cs="Noto Sans Thai"/>
-                <w:sz w:val="14"/>
+                <w:rFonts w:ascii="Times New Roman" w:hAnsi="Times New Roman" w:cs="Noto Sans Thai" w:eastAsia="Noto Sans Thai"/>
+                <w:b w:val="0"/>
+                <w:sz w:val="20"/>
               </w:rPr>
               <w:t>Root Opening</w:t>
             </w:r>
@@ -577,35 +791,197 @@
         </w:tc>
         <w:tc>
           <w:tcPr>
-            <w:tcW w:type="dxa" w:w="3744"/>
+            <w:tcW w:type="dxa" w:w="2549"/>
+            <w:gridSpan w:val="2"/>
             <w:vAlign w:val="center"/>
+            <w:tcBorders>
+              <w:top w:val="single" w:sz="4" w:color="000000"/>
+              <w:bottom w:val="single" w:sz="4" w:color="000000"/>
+              <w:left w:val="single" w:sz="4" w:color="000000"/>
+              <w:right w:val="single" w:sz="4" w:color="000000"/>
+            </w:tcBorders>
           </w:tcPr>
           <w:p>
             <w:pPr>
               <w:spacing w:before="0" w:after="0" w:line="240" w:lineRule="auto"/>
+              <w:jc w:val="left"/>
             </w:pPr>
             <w:r>
               <w:rPr>
-                <w:rFonts w:ascii="Noto Sans Thai" w:hAnsi="Noto Sans Thai" w:eastAsia="Noto Sans Thai" w:cs="Noto Sans Thai"/>
-                <w:sz w:val="14"/>
-              </w:rPr>
-              <w:t>{{ c_ro_na }} N/A  {{ c_ro_pass }} Pass  {{ c_ro_fail }} Fail</w:t>
+                <w:rFonts w:ascii="Times New Roman" w:hAnsi="Times New Roman" w:cs="Noto Sans Thai" w:eastAsia="Noto Sans Thai"/>
+                <w:b w:val="0"/>
+                <w:sz w:val="20"/>
+                <w:vanish/>
+              </w:rPr>
+              <w:t xml:space="preserve">{% if c_ro_na == '☑' %}</w:t>
+            </w:r>
+            <w:r>
+              <w:rPr>
+                <w:rFonts w:ascii="Times New Roman" w:hAnsi="Times New Roman" w:cs="Noto Sans Thai" w:eastAsia="Noto Sans Thai"/>
+                <w:b w:val="0"/>
+                <w:sz w:val="20"/>
+              </w:rPr>
+              <w:t xml:space="preserve">☑</w:t>
+            </w:r>
+            <w:r>
+              <w:rPr>
+                <w:rFonts w:ascii="Times New Roman" w:hAnsi="Times New Roman" w:cs="Noto Sans Thai" w:eastAsia="Noto Sans Thai"/>
+                <w:b w:val="0"/>
+                <w:sz w:val="20"/>
+                <w:vanish/>
+              </w:rPr>
+              <w:t xml:space="preserve">{% else %}</w:t>
+            </w:r>
+            <w:r>
+              <w:rPr>
+                <w:rFonts w:ascii="Times New Roman" w:hAnsi="Times New Roman" w:cs="Noto Sans Thai" w:eastAsia="Noto Sans Thai"/>
+                <w:b w:val="0"/>
+                <w:sz w:val="20"/>
+              </w:rPr>
+              <w:t xml:space="preserve">☐</w:t>
+            </w:r>
+            <w:r>
+              <w:rPr>
+                <w:rFonts w:ascii="Times New Roman" w:hAnsi="Times New Roman" w:cs="Noto Sans Thai" w:eastAsia="Noto Sans Thai"/>
+                <w:b w:val="0"/>
+                <w:sz w:val="20"/>
+                <w:vanish/>
+              </w:rPr>
+              <w:t xml:space="preserve">{% endif %}</w:t>
+            </w:r>
+            <w:r>
+              <w:rPr>
+                <w:rFonts w:ascii="Times New Roman" w:hAnsi="Times New Roman" w:cs="Noto Sans Thai" w:eastAsia="Noto Sans Thai"/>
+                <w:b w:val="0"/>
+                <w:sz w:val="20"/>
+              </w:rPr>
+              <w:t xml:space="preserve"> N/A  </w:t>
+            </w:r>
+            <w:r>
+              <w:rPr>
+                <w:rFonts w:ascii="Times New Roman" w:hAnsi="Times New Roman" w:cs="Noto Sans Thai" w:eastAsia="Noto Sans Thai"/>
+                <w:b w:val="0"/>
+                <w:sz w:val="20"/>
+                <w:vanish/>
+              </w:rPr>
+              <w:t xml:space="preserve">{% if c_ro_pass == '☑' %}</w:t>
+            </w:r>
+            <w:r>
+              <w:rPr>
+                <w:rFonts w:ascii="Times New Roman" w:hAnsi="Times New Roman" w:cs="Noto Sans Thai" w:eastAsia="Noto Sans Thai"/>
+                <w:b w:val="0"/>
+                <w:sz w:val="20"/>
+              </w:rPr>
+              <w:t xml:space="preserve">☑</w:t>
+            </w:r>
+            <w:r>
+              <w:rPr>
+                <w:rFonts w:ascii="Times New Roman" w:hAnsi="Times New Roman" w:cs="Noto Sans Thai" w:eastAsia="Noto Sans Thai"/>
+                <w:b w:val="0"/>
+                <w:sz w:val="20"/>
+                <w:vanish/>
+              </w:rPr>
+              <w:t xml:space="preserve">{% else %}</w:t>
+            </w:r>
+            <w:r>
+              <w:rPr>
+                <w:rFonts w:ascii="Times New Roman" w:hAnsi="Times New Roman" w:cs="Noto Sans Thai" w:eastAsia="Noto Sans Thai"/>
+                <w:b w:val="0"/>
+                <w:sz w:val="20"/>
+              </w:rPr>
+              <w:t xml:space="preserve">☐</w:t>
+            </w:r>
+            <w:r>
+              <w:rPr>
+                <w:rFonts w:ascii="Times New Roman" w:hAnsi="Times New Roman" w:cs="Noto Sans Thai" w:eastAsia="Noto Sans Thai"/>
+                <w:b w:val="0"/>
+                <w:sz w:val="20"/>
+                <w:vanish/>
+              </w:rPr>
+              <w:t xml:space="preserve">{% endif %}</w:t>
+            </w:r>
+            <w:r>
+              <w:rPr>
+                <w:rFonts w:ascii="Times New Roman" w:hAnsi="Times New Roman" w:cs="Noto Sans Thai" w:eastAsia="Noto Sans Thai"/>
+                <w:b w:val="0"/>
+                <w:sz w:val="20"/>
+              </w:rPr>
+              <w:t xml:space="preserve"> Pass  </w:t>
+            </w:r>
+            <w:r>
+              <w:rPr>
+                <w:rFonts w:ascii="Times New Roman" w:hAnsi="Times New Roman" w:cs="Noto Sans Thai" w:eastAsia="Noto Sans Thai"/>
+                <w:b w:val="0"/>
+                <w:sz w:val="20"/>
+                <w:vanish/>
+              </w:rPr>
+              <w:t xml:space="preserve">{% if c_ro_fail == '☑' %}</w:t>
+            </w:r>
+            <w:r>
+              <w:rPr>
+                <w:rFonts w:ascii="Times New Roman" w:hAnsi="Times New Roman" w:cs="Noto Sans Thai" w:eastAsia="Noto Sans Thai"/>
+                <w:b w:val="0"/>
+                <w:sz w:val="20"/>
+              </w:rPr>
+              <w:t xml:space="preserve">☑</w:t>
+            </w:r>
+            <w:r>
+              <w:rPr>
+                <w:rFonts w:ascii="Times New Roman" w:hAnsi="Times New Roman" w:cs="Noto Sans Thai" w:eastAsia="Noto Sans Thai"/>
+                <w:b w:val="0"/>
+                <w:sz w:val="20"/>
+                <w:vanish/>
+              </w:rPr>
+              <w:t xml:space="preserve">{% else %}</w:t>
+            </w:r>
+            <w:r>
+              <w:rPr>
+                <w:rFonts w:ascii="Times New Roman" w:hAnsi="Times New Roman" w:cs="Noto Sans Thai" w:eastAsia="Noto Sans Thai"/>
+                <w:b w:val="0"/>
+                <w:sz w:val="20"/>
+              </w:rPr>
+              <w:t xml:space="preserve">☐</w:t>
+            </w:r>
+            <w:r>
+              <w:rPr>
+                <w:rFonts w:ascii="Times New Roman" w:hAnsi="Times New Roman" w:cs="Noto Sans Thai" w:eastAsia="Noto Sans Thai"/>
+                <w:b w:val="0"/>
+                <w:sz w:val="20"/>
+                <w:vanish/>
+              </w:rPr>
+              <w:t xml:space="preserve">{% endif %}</w:t>
+            </w:r>
+            <w:r>
+              <w:rPr>
+                <w:rFonts w:ascii="Times New Roman" w:hAnsi="Times New Roman" w:cs="Noto Sans Thai" w:eastAsia="Noto Sans Thai"/>
+                <w:b w:val="0"/>
+                <w:sz w:val="20"/>
+              </w:rPr>
+              <w:t xml:space="preserve"> Fail</w:t>
             </w:r>
           </w:p>
         </w:tc>
         <w:tc>
           <w:tcPr>
-            <w:tcW w:type="dxa" w:w="1512"/>
+            <w:tcW w:type="dxa" w:w="2203"/>
             <w:vAlign w:val="center"/>
+            <w:tcBorders>
+              <w:top w:val="single" w:sz="4" w:color="000000"/>
+              <w:bottom w:val="single" w:sz="4" w:color="000000"/>
+              <w:left w:val="single" w:sz="4" w:color="000000"/>
+              <w:right w:val="single" w:sz="4" w:color="000000"/>
+            </w:tcBorders>
           </w:tcPr>
           <w:p>
             <w:pPr>
               <w:spacing w:before="0" w:after="0" w:line="240" w:lineRule="auto"/>
+              <w:jc w:val="left"/>
             </w:pPr>
             <w:r>
               <w:rPr>
-                <w:rFonts w:ascii="Noto Sans Thai" w:hAnsi="Noto Sans Thai" w:eastAsia="Noto Sans Thai" w:cs="Noto Sans Thai"/>
-                <w:sz w:val="14"/>
+                <w:rFonts w:ascii="Times New Roman" w:hAnsi="Times New Roman" w:cs="Noto Sans Thai" w:eastAsia="Noto Sans Thai"/>
+                <w:b w:val="0"/>
+                <w:sz w:val="20"/>
               </w:rPr>
               <w:t>{{ r_ro }}</w:t>
             </w:r>
@@ -614,11 +990,12 @@
       </w:tr>
       <w:tr>
         <w:trPr>
+          <w:trHeight w:val="403" w:hRule="atLeast"/>
           <w:cantSplit/>
         </w:trPr>
         <w:tc>
           <w:tcPr>
-            <w:tcW w:type="dxa" w:w="3888"/>
+            <w:tcW w:type="dxa" w:w="4392"/>
             <w:vMerge/>
           </w:tcPr>
           <w:p/>
@@ -627,15 +1004,23 @@
           <w:tcPr>
             <w:tcW w:type="dxa" w:w="2088"/>
             <w:vAlign w:val="center"/>
+            <w:tcBorders>
+              <w:top w:val="single" w:sz="4" w:color="000000"/>
+              <w:bottom w:val="single" w:sz="4" w:color="000000"/>
+              <w:left w:val="single" w:sz="4" w:color="000000"/>
+              <w:right w:val="single" w:sz="4" w:color="000000"/>
+            </w:tcBorders>
           </w:tcPr>
           <w:p>
             <w:pPr>
               <w:spacing w:before="0" w:after="0" w:line="240" w:lineRule="auto"/>
+              <w:jc w:val="left"/>
             </w:pPr>
             <w:r>
               <w:rPr>
-                <w:rFonts w:ascii="Noto Sans Thai" w:hAnsi="Noto Sans Thai" w:eastAsia="Noto Sans Thai" w:cs="Noto Sans Thai"/>
-                <w:sz w:val="14"/>
+                <w:rFonts w:ascii="Times New Roman" w:hAnsi="Times New Roman" w:cs="Noto Sans Thai" w:eastAsia="Noto Sans Thai"/>
+                <w:b w:val="0"/>
+                <w:sz w:val="20"/>
               </w:rPr>
               <w:t>Root Face</w:t>
             </w:r>
@@ -643,35 +1028,197 @@
         </w:tc>
         <w:tc>
           <w:tcPr>
-            <w:tcW w:type="dxa" w:w="3744"/>
+            <w:tcW w:type="dxa" w:w="2549"/>
+            <w:gridSpan w:val="2"/>
             <w:vAlign w:val="center"/>
+            <w:tcBorders>
+              <w:top w:val="single" w:sz="4" w:color="000000"/>
+              <w:bottom w:val="single" w:sz="4" w:color="000000"/>
+              <w:left w:val="single" w:sz="4" w:color="000000"/>
+              <w:right w:val="single" w:sz="4" w:color="000000"/>
+            </w:tcBorders>
           </w:tcPr>
           <w:p>
             <w:pPr>
               <w:spacing w:before="0" w:after="0" w:line="240" w:lineRule="auto"/>
+              <w:jc w:val="left"/>
             </w:pPr>
             <w:r>
               <w:rPr>
-                <w:rFonts w:ascii="Noto Sans Thai" w:hAnsi="Noto Sans Thai" w:eastAsia="Noto Sans Thai" w:cs="Noto Sans Thai"/>
-                <w:sz w:val="14"/>
-              </w:rPr>
-              <w:t>{{ c_rf_na }} N/A  {{ c_rf_pass }} Pass  {{ c_rf_fail }} Fail</w:t>
+                <w:rFonts w:ascii="Times New Roman" w:hAnsi="Times New Roman" w:cs="Noto Sans Thai" w:eastAsia="Noto Sans Thai"/>
+                <w:b w:val="0"/>
+                <w:sz w:val="20"/>
+                <w:vanish/>
+              </w:rPr>
+              <w:t xml:space="preserve">{% if c_rf_na == '☑' %}</w:t>
+            </w:r>
+            <w:r>
+              <w:rPr>
+                <w:rFonts w:ascii="Times New Roman" w:hAnsi="Times New Roman" w:cs="Noto Sans Thai" w:eastAsia="Noto Sans Thai"/>
+                <w:b w:val="0"/>
+                <w:sz w:val="20"/>
+              </w:rPr>
+              <w:t xml:space="preserve">☑</w:t>
+            </w:r>
+            <w:r>
+              <w:rPr>
+                <w:rFonts w:ascii="Times New Roman" w:hAnsi="Times New Roman" w:cs="Noto Sans Thai" w:eastAsia="Noto Sans Thai"/>
+                <w:b w:val="0"/>
+                <w:sz w:val="20"/>
+                <w:vanish/>
+              </w:rPr>
+              <w:t xml:space="preserve">{% else %}</w:t>
+            </w:r>
+            <w:r>
+              <w:rPr>
+                <w:rFonts w:ascii="Times New Roman" w:hAnsi="Times New Roman" w:cs="Noto Sans Thai" w:eastAsia="Noto Sans Thai"/>
+                <w:b w:val="0"/>
+                <w:sz w:val="20"/>
+              </w:rPr>
+              <w:t xml:space="preserve">☐</w:t>
+            </w:r>
+            <w:r>
+              <w:rPr>
+                <w:rFonts w:ascii="Times New Roman" w:hAnsi="Times New Roman" w:cs="Noto Sans Thai" w:eastAsia="Noto Sans Thai"/>
+                <w:b w:val="0"/>
+                <w:sz w:val="20"/>
+                <w:vanish/>
+              </w:rPr>
+              <w:t xml:space="preserve">{% endif %}</w:t>
+            </w:r>
+            <w:r>
+              <w:rPr>
+                <w:rFonts w:ascii="Times New Roman" w:hAnsi="Times New Roman" w:cs="Noto Sans Thai" w:eastAsia="Noto Sans Thai"/>
+                <w:b w:val="0"/>
+                <w:sz w:val="20"/>
+              </w:rPr>
+              <w:t xml:space="preserve"> N/A  </w:t>
+            </w:r>
+            <w:r>
+              <w:rPr>
+                <w:rFonts w:ascii="Times New Roman" w:hAnsi="Times New Roman" w:cs="Noto Sans Thai" w:eastAsia="Noto Sans Thai"/>
+                <w:b w:val="0"/>
+                <w:sz w:val="20"/>
+                <w:vanish/>
+              </w:rPr>
+              <w:t xml:space="preserve">{% if c_rf_pass == '☑' %}</w:t>
+            </w:r>
+            <w:r>
+              <w:rPr>
+                <w:rFonts w:ascii="Times New Roman" w:hAnsi="Times New Roman" w:cs="Noto Sans Thai" w:eastAsia="Noto Sans Thai"/>
+                <w:b w:val="0"/>
+                <w:sz w:val="20"/>
+              </w:rPr>
+              <w:t xml:space="preserve">☑</w:t>
+            </w:r>
+            <w:r>
+              <w:rPr>
+                <w:rFonts w:ascii="Times New Roman" w:hAnsi="Times New Roman" w:cs="Noto Sans Thai" w:eastAsia="Noto Sans Thai"/>
+                <w:b w:val="0"/>
+                <w:sz w:val="20"/>
+                <w:vanish/>
+              </w:rPr>
+              <w:t xml:space="preserve">{% else %}</w:t>
+            </w:r>
+            <w:r>
+              <w:rPr>
+                <w:rFonts w:ascii="Times New Roman" w:hAnsi="Times New Roman" w:cs="Noto Sans Thai" w:eastAsia="Noto Sans Thai"/>
+                <w:b w:val="0"/>
+                <w:sz w:val="20"/>
+              </w:rPr>
+              <w:t xml:space="preserve">☐</w:t>
+            </w:r>
+            <w:r>
+              <w:rPr>
+                <w:rFonts w:ascii="Times New Roman" w:hAnsi="Times New Roman" w:cs="Noto Sans Thai" w:eastAsia="Noto Sans Thai"/>
+                <w:b w:val="0"/>
+                <w:sz w:val="20"/>
+                <w:vanish/>
+              </w:rPr>
+              <w:t xml:space="preserve">{% endif %}</w:t>
+            </w:r>
+            <w:r>
+              <w:rPr>
+                <w:rFonts w:ascii="Times New Roman" w:hAnsi="Times New Roman" w:cs="Noto Sans Thai" w:eastAsia="Noto Sans Thai"/>
+                <w:b w:val="0"/>
+                <w:sz w:val="20"/>
+              </w:rPr>
+              <w:t xml:space="preserve"> Pass  </w:t>
+            </w:r>
+            <w:r>
+              <w:rPr>
+                <w:rFonts w:ascii="Times New Roman" w:hAnsi="Times New Roman" w:cs="Noto Sans Thai" w:eastAsia="Noto Sans Thai"/>
+                <w:b w:val="0"/>
+                <w:sz w:val="20"/>
+                <w:vanish/>
+              </w:rPr>
+              <w:t xml:space="preserve">{% if c_rf_fail == '☑' %}</w:t>
+            </w:r>
+            <w:r>
+              <w:rPr>
+                <w:rFonts w:ascii="Times New Roman" w:hAnsi="Times New Roman" w:cs="Noto Sans Thai" w:eastAsia="Noto Sans Thai"/>
+                <w:b w:val="0"/>
+                <w:sz w:val="20"/>
+              </w:rPr>
+              <w:t xml:space="preserve">☑</w:t>
+            </w:r>
+            <w:r>
+              <w:rPr>
+                <w:rFonts w:ascii="Times New Roman" w:hAnsi="Times New Roman" w:cs="Noto Sans Thai" w:eastAsia="Noto Sans Thai"/>
+                <w:b w:val="0"/>
+                <w:sz w:val="20"/>
+                <w:vanish/>
+              </w:rPr>
+              <w:t xml:space="preserve">{% else %}</w:t>
+            </w:r>
+            <w:r>
+              <w:rPr>
+                <w:rFonts w:ascii="Times New Roman" w:hAnsi="Times New Roman" w:cs="Noto Sans Thai" w:eastAsia="Noto Sans Thai"/>
+                <w:b w:val="0"/>
+                <w:sz w:val="20"/>
+              </w:rPr>
+              <w:t xml:space="preserve">☐</w:t>
+            </w:r>
+            <w:r>
+              <w:rPr>
+                <w:rFonts w:ascii="Times New Roman" w:hAnsi="Times New Roman" w:cs="Noto Sans Thai" w:eastAsia="Noto Sans Thai"/>
+                <w:b w:val="0"/>
+                <w:sz w:val="20"/>
+                <w:vanish/>
+              </w:rPr>
+              <w:t xml:space="preserve">{% endif %}</w:t>
+            </w:r>
+            <w:r>
+              <w:rPr>
+                <w:rFonts w:ascii="Times New Roman" w:hAnsi="Times New Roman" w:cs="Noto Sans Thai" w:eastAsia="Noto Sans Thai"/>
+                <w:b w:val="0"/>
+                <w:sz w:val="20"/>
+              </w:rPr>
+              <w:t xml:space="preserve"> Fail</w:t>
             </w:r>
           </w:p>
         </w:tc>
         <w:tc>
           <w:tcPr>
-            <w:tcW w:type="dxa" w:w="1512"/>
+            <w:tcW w:type="dxa" w:w="2203"/>
             <w:vAlign w:val="center"/>
+            <w:tcBorders>
+              <w:top w:val="single" w:sz="4" w:color="000000"/>
+              <w:bottom w:val="single" w:sz="4" w:color="000000"/>
+              <w:left w:val="single" w:sz="4" w:color="000000"/>
+              <w:right w:val="single" w:sz="4" w:color="000000"/>
+            </w:tcBorders>
           </w:tcPr>
           <w:p>
             <w:pPr>
               <w:spacing w:before="0" w:after="0" w:line="240" w:lineRule="auto"/>
+              <w:jc w:val="left"/>
             </w:pPr>
             <w:r>
               <w:rPr>
-                <w:rFonts w:ascii="Noto Sans Thai" w:hAnsi="Noto Sans Thai" w:eastAsia="Noto Sans Thai" w:cs="Noto Sans Thai"/>
-                <w:sz w:val="14"/>
+                <w:rFonts w:ascii="Times New Roman" w:hAnsi="Times New Roman" w:cs="Noto Sans Thai" w:eastAsia="Noto Sans Thai"/>
+                <w:b w:val="0"/>
+                <w:sz w:val="20"/>
               </w:rPr>
               <w:t>{{ r_rf }}</w:t>
             </w:r>
@@ -680,11 +1227,12 @@
       </w:tr>
       <w:tr>
         <w:trPr>
+          <w:trHeight w:val="403" w:hRule="atLeast"/>
           <w:cantSplit/>
         </w:trPr>
         <w:tc>
           <w:tcPr>
-            <w:tcW w:type="dxa" w:w="3888"/>
+            <w:tcW w:type="dxa" w:w="4392"/>
             <w:vMerge/>
           </w:tcPr>
           <w:p/>
@@ -693,15 +1241,23 @@
           <w:tcPr>
             <w:tcW w:type="dxa" w:w="2088"/>
             <w:vAlign w:val="center"/>
+            <w:tcBorders>
+              <w:top w:val="single" w:sz="4" w:color="000000"/>
+              <w:bottom w:val="single" w:sz="4" w:color="000000"/>
+              <w:left w:val="single" w:sz="4" w:color="000000"/>
+              <w:right w:val="single" w:sz="4" w:color="000000"/>
+            </w:tcBorders>
           </w:tcPr>
           <w:p>
             <w:pPr>
               <w:spacing w:before="0" w:after="0" w:line="240" w:lineRule="auto"/>
+              <w:jc w:val="left"/>
             </w:pPr>
             <w:r>
               <w:rPr>
-                <w:rFonts w:ascii="Noto Sans Thai" w:hAnsi="Noto Sans Thai" w:eastAsia="Noto Sans Thai" w:cs="Noto Sans Thai"/>
-                <w:sz w:val="14"/>
+                <w:rFonts w:ascii="Times New Roman" w:hAnsi="Times New Roman" w:cs="Noto Sans Thai" w:eastAsia="Noto Sans Thai"/>
+                <w:b w:val="0"/>
+                <w:sz w:val="20"/>
               </w:rPr>
               <w:t>Cleaning</w:t>
             </w:r>
@@ -709,35 +1265,197 @@
         </w:tc>
         <w:tc>
           <w:tcPr>
-            <w:tcW w:type="dxa" w:w="3744"/>
+            <w:tcW w:type="dxa" w:w="2549"/>
+            <w:gridSpan w:val="2"/>
             <w:vAlign w:val="center"/>
+            <w:tcBorders>
+              <w:top w:val="single" w:sz="4" w:color="000000"/>
+              <w:bottom w:val="single" w:sz="4" w:color="000000"/>
+              <w:left w:val="single" w:sz="4" w:color="000000"/>
+              <w:right w:val="single" w:sz="4" w:color="000000"/>
+            </w:tcBorders>
           </w:tcPr>
           <w:p>
             <w:pPr>
               <w:spacing w:before="0" w:after="0" w:line="240" w:lineRule="auto"/>
+              <w:jc w:val="left"/>
             </w:pPr>
             <w:r>
               <w:rPr>
-                <w:rFonts w:ascii="Noto Sans Thai" w:hAnsi="Noto Sans Thai" w:eastAsia="Noto Sans Thai" w:cs="Noto Sans Thai"/>
-                <w:sz w:val="14"/>
-              </w:rPr>
-              <w:t>{{ c_cl_na }} N/A  {{ c_cl_pass }} Pass  {{ c_cl_fail }} Fail</w:t>
+                <w:rFonts w:ascii="Times New Roman" w:hAnsi="Times New Roman" w:cs="Noto Sans Thai" w:eastAsia="Noto Sans Thai"/>
+                <w:b w:val="0"/>
+                <w:sz w:val="20"/>
+                <w:vanish/>
+              </w:rPr>
+              <w:t xml:space="preserve">{% if c_cl_na == '☑' %}</w:t>
+            </w:r>
+            <w:r>
+              <w:rPr>
+                <w:rFonts w:ascii="Times New Roman" w:hAnsi="Times New Roman" w:cs="Noto Sans Thai" w:eastAsia="Noto Sans Thai"/>
+                <w:b w:val="0"/>
+                <w:sz w:val="20"/>
+              </w:rPr>
+              <w:t xml:space="preserve">☑</w:t>
+            </w:r>
+            <w:r>
+              <w:rPr>
+                <w:rFonts w:ascii="Times New Roman" w:hAnsi="Times New Roman" w:cs="Noto Sans Thai" w:eastAsia="Noto Sans Thai"/>
+                <w:b w:val="0"/>
+                <w:sz w:val="20"/>
+                <w:vanish/>
+              </w:rPr>
+              <w:t xml:space="preserve">{% else %}</w:t>
+            </w:r>
+            <w:r>
+              <w:rPr>
+                <w:rFonts w:ascii="Times New Roman" w:hAnsi="Times New Roman" w:cs="Noto Sans Thai" w:eastAsia="Noto Sans Thai"/>
+                <w:b w:val="0"/>
+                <w:sz w:val="20"/>
+              </w:rPr>
+              <w:t xml:space="preserve">☐</w:t>
+            </w:r>
+            <w:r>
+              <w:rPr>
+                <w:rFonts w:ascii="Times New Roman" w:hAnsi="Times New Roman" w:cs="Noto Sans Thai" w:eastAsia="Noto Sans Thai"/>
+                <w:b w:val="0"/>
+                <w:sz w:val="20"/>
+                <w:vanish/>
+              </w:rPr>
+              <w:t xml:space="preserve">{% endif %}</w:t>
+            </w:r>
+            <w:r>
+              <w:rPr>
+                <w:rFonts w:ascii="Times New Roman" w:hAnsi="Times New Roman" w:cs="Noto Sans Thai" w:eastAsia="Noto Sans Thai"/>
+                <w:b w:val="0"/>
+                <w:sz w:val="20"/>
+              </w:rPr>
+              <w:t xml:space="preserve"> N/A  </w:t>
+            </w:r>
+            <w:r>
+              <w:rPr>
+                <w:rFonts w:ascii="Times New Roman" w:hAnsi="Times New Roman" w:cs="Noto Sans Thai" w:eastAsia="Noto Sans Thai"/>
+                <w:b w:val="0"/>
+                <w:sz w:val="20"/>
+                <w:vanish/>
+              </w:rPr>
+              <w:t xml:space="preserve">{% if c_cl_pass == '☑' %}</w:t>
+            </w:r>
+            <w:r>
+              <w:rPr>
+                <w:rFonts w:ascii="Times New Roman" w:hAnsi="Times New Roman" w:cs="Noto Sans Thai" w:eastAsia="Noto Sans Thai"/>
+                <w:b w:val="0"/>
+                <w:sz w:val="20"/>
+              </w:rPr>
+              <w:t xml:space="preserve">☑</w:t>
+            </w:r>
+            <w:r>
+              <w:rPr>
+                <w:rFonts w:ascii="Times New Roman" w:hAnsi="Times New Roman" w:cs="Noto Sans Thai" w:eastAsia="Noto Sans Thai"/>
+                <w:b w:val="0"/>
+                <w:sz w:val="20"/>
+                <w:vanish/>
+              </w:rPr>
+              <w:t xml:space="preserve">{% else %}</w:t>
+            </w:r>
+            <w:r>
+              <w:rPr>
+                <w:rFonts w:ascii="Times New Roman" w:hAnsi="Times New Roman" w:cs="Noto Sans Thai" w:eastAsia="Noto Sans Thai"/>
+                <w:b w:val="0"/>
+                <w:sz w:val="20"/>
+              </w:rPr>
+              <w:t xml:space="preserve">☐</w:t>
+            </w:r>
+            <w:r>
+              <w:rPr>
+                <w:rFonts w:ascii="Times New Roman" w:hAnsi="Times New Roman" w:cs="Noto Sans Thai" w:eastAsia="Noto Sans Thai"/>
+                <w:b w:val="0"/>
+                <w:sz w:val="20"/>
+                <w:vanish/>
+              </w:rPr>
+              <w:t xml:space="preserve">{% endif %}</w:t>
+            </w:r>
+            <w:r>
+              <w:rPr>
+                <w:rFonts w:ascii="Times New Roman" w:hAnsi="Times New Roman" w:cs="Noto Sans Thai" w:eastAsia="Noto Sans Thai"/>
+                <w:b w:val="0"/>
+                <w:sz w:val="20"/>
+              </w:rPr>
+              <w:t xml:space="preserve"> Pass  </w:t>
+            </w:r>
+            <w:r>
+              <w:rPr>
+                <w:rFonts w:ascii="Times New Roman" w:hAnsi="Times New Roman" w:cs="Noto Sans Thai" w:eastAsia="Noto Sans Thai"/>
+                <w:b w:val="0"/>
+                <w:sz w:val="20"/>
+                <w:vanish/>
+              </w:rPr>
+              <w:t xml:space="preserve">{% if c_cl_fail == '☑' %}</w:t>
+            </w:r>
+            <w:r>
+              <w:rPr>
+                <w:rFonts w:ascii="Times New Roman" w:hAnsi="Times New Roman" w:cs="Noto Sans Thai" w:eastAsia="Noto Sans Thai"/>
+                <w:b w:val="0"/>
+                <w:sz w:val="20"/>
+              </w:rPr>
+              <w:t xml:space="preserve">☑</w:t>
+            </w:r>
+            <w:r>
+              <w:rPr>
+                <w:rFonts w:ascii="Times New Roman" w:hAnsi="Times New Roman" w:cs="Noto Sans Thai" w:eastAsia="Noto Sans Thai"/>
+                <w:b w:val="0"/>
+                <w:sz w:val="20"/>
+                <w:vanish/>
+              </w:rPr>
+              <w:t xml:space="preserve">{% else %}</w:t>
+            </w:r>
+            <w:r>
+              <w:rPr>
+                <w:rFonts w:ascii="Times New Roman" w:hAnsi="Times New Roman" w:cs="Noto Sans Thai" w:eastAsia="Noto Sans Thai"/>
+                <w:b w:val="0"/>
+                <w:sz w:val="20"/>
+              </w:rPr>
+              <w:t xml:space="preserve">☐</w:t>
+            </w:r>
+            <w:r>
+              <w:rPr>
+                <w:rFonts w:ascii="Times New Roman" w:hAnsi="Times New Roman" w:cs="Noto Sans Thai" w:eastAsia="Noto Sans Thai"/>
+                <w:b w:val="0"/>
+                <w:sz w:val="20"/>
+                <w:vanish/>
+              </w:rPr>
+              <w:t xml:space="preserve">{% endif %}</w:t>
+            </w:r>
+            <w:r>
+              <w:rPr>
+                <w:rFonts w:ascii="Times New Roman" w:hAnsi="Times New Roman" w:cs="Noto Sans Thai" w:eastAsia="Noto Sans Thai"/>
+                <w:b w:val="0"/>
+                <w:sz w:val="20"/>
+              </w:rPr>
+              <w:t xml:space="preserve"> Fail</w:t>
             </w:r>
           </w:p>
         </w:tc>
         <w:tc>
           <w:tcPr>
-            <w:tcW w:type="dxa" w:w="1512"/>
+            <w:tcW w:type="dxa" w:w="2203"/>
             <w:vAlign w:val="center"/>
+            <w:tcBorders>
+              <w:top w:val="single" w:sz="4" w:color="000000"/>
+              <w:bottom w:val="single" w:sz="4" w:color="000000"/>
+              <w:left w:val="single" w:sz="4" w:color="000000"/>
+              <w:right w:val="single" w:sz="4" w:color="000000"/>
+            </w:tcBorders>
           </w:tcPr>
           <w:p>
             <w:pPr>
               <w:spacing w:before="0" w:after="0" w:line="240" w:lineRule="auto"/>
+              <w:jc w:val="left"/>
             </w:pPr>
             <w:r>
               <w:rPr>
-                <w:rFonts w:ascii="Noto Sans Thai" w:hAnsi="Noto Sans Thai" w:eastAsia="Noto Sans Thai" w:cs="Noto Sans Thai"/>
-                <w:sz w:val="14"/>
+                <w:rFonts w:ascii="Times New Roman" w:hAnsi="Times New Roman" w:cs="Noto Sans Thai" w:eastAsia="Noto Sans Thai"/>
+                <w:b w:val="0"/>
+                <w:sz w:val="20"/>
               </w:rPr>
               <w:t>{{ r_cl }}</w:t>
             </w:r>
@@ -746,20 +1464,28 @@
       </w:tr>
       <w:tr>
         <w:trPr>
+          <w:trHeight w:val="360" w:hRule="atLeast"/>
           <w:cantSplit/>
         </w:trPr>
         <w:tc>
           <w:tcPr>
-            <w:tcW w:type="dxa" w:w="3888"/>
+            <w:tcW w:type="dxa" w:w="4392"/>
             <w:vMerge/>
           </w:tcPr>
           <w:p/>
         </w:tc>
         <w:tc>
           <w:tcPr>
-            <w:tcW w:type="dxa" w:w="2088"/>
+            <w:tcW w:type="dxa" w:w="3931"/>
+            <w:gridSpan w:val="2"/>
+            <w:shd w:fill="FFC000"/>
             <w:vAlign w:val="center"/>
-            <w:shd w:fill="FFC000"/>
+            <w:tcBorders>
+              <w:top w:val="single" w:sz="4" w:color="000000"/>
+              <w:bottom w:val="single" w:sz="4" w:color="000000"/>
+              <w:left w:val="single" w:sz="4" w:color="000000"/>
+              <w:right w:val="single" w:sz="4" w:color="000000"/>
+            </w:tcBorders>
           </w:tcPr>
           <w:p>
             <w:pPr>
@@ -767,47 +1493,165 @@
             </w:pPr>
             <w:r>
               <w:rPr>
-                <w:rFonts w:ascii="Noto Sans Thai" w:hAnsi="Noto Sans Thai" w:eastAsia="Noto Sans Thai" w:cs="Noto Sans Thai"/>
-                <w:sz w:val="14"/>
-              </w:rPr>
-              <w:t>Preheat Min 21 °C</w:t>
+                <w:rFonts w:ascii="Times New Roman" w:hAnsi="Times New Roman" w:cs="Noto Sans Thai" w:eastAsia="Noto Sans Thai"/>
+                <w:sz w:val="20"/>
+              </w:rPr>
+              <w:t>Preheat Temperature, Minimum 21 °C</w:t>
             </w:r>
           </w:p>
         </w:tc>
         <w:tc>
           <w:tcPr>
-            <w:tcW w:type="dxa" w:w="3744"/>
+            <w:tcW w:type="dxa" w:w="2909"/>
+            <w:gridSpan w:val="2"/>
+            <w:shd w:fill="FFC000"/>
             <w:vAlign w:val="center"/>
-            <w:shd w:fill="FFC000"/>
+            <w:tcBorders>
+              <w:top w:val="single" w:sz="4" w:color="000000"/>
+              <w:bottom w:val="single" w:sz="4" w:color="000000"/>
+              <w:left w:val="single" w:sz="4" w:color="000000"/>
+              <w:right w:val="single" w:sz="4" w:color="000000"/>
+            </w:tcBorders>
           </w:tcPr>
           <w:p>
             <w:pPr>
               <w:spacing w:before="0" w:after="0" w:line="240" w:lineRule="auto"/>
+              <w:jc w:val="center"/>
             </w:pPr>
             <w:r>
               <w:rPr>
-                <w:rFonts w:ascii="Noto Sans Thai" w:hAnsi="Noto Sans Thai" w:eastAsia="Noto Sans Thai" w:cs="Noto Sans Thai"/>
-                <w:sz w:val="14"/>
-              </w:rPr>
-              <w:t>{{ c_ph_na }} N/A  {{ c_ph_pass }} Pass  {{ c_ph_fail }} Fail</w:t>
-            </w:r>
-          </w:p>
-        </w:tc>
-        <w:tc>
-          <w:tcPr>
-            <w:tcW w:type="dxa" w:w="1512"/>
-            <w:vAlign w:val="center"/>
-            <w:shd w:fill="FFC000"/>
-          </w:tcPr>
-          <w:p>
-            <w:pPr>
-              <w:spacing w:before="0" w:after="0" w:line="240" w:lineRule="auto"/>
-            </w:pPr>
-            <w:r>
-              <w:rPr>
-                <w:rFonts w:ascii="Noto Sans Thai" w:hAnsi="Noto Sans Thai" w:eastAsia="Noto Sans Thai" w:cs="Noto Sans Thai"/>
-                <w:sz w:val="14"/>
-              </w:rPr>
+                <w:rFonts w:ascii="Times New Roman" w:hAnsi="Times New Roman" w:cs="Noto Sans Thai" w:eastAsia="Noto Sans Thai"/>
+                <w:sz w:val="20"/>
+                <w:vanish/>
+              </w:rPr>
+              <w:t xml:space="preserve">{% if c_ph_na == '☑' %}</w:t>
+            </w:r>
+            <w:r>
+              <w:rPr>
+                <w:rFonts w:ascii="Times New Roman" w:hAnsi="Times New Roman" w:cs="Noto Sans Thai" w:eastAsia="Noto Sans Thai"/>
+                <w:sz w:val="20"/>
+              </w:rPr>
+              <w:t xml:space="preserve">☑</w:t>
+            </w:r>
+            <w:r>
+              <w:rPr>
+                <w:rFonts w:ascii="Times New Roman" w:hAnsi="Times New Roman" w:cs="Noto Sans Thai" w:eastAsia="Noto Sans Thai"/>
+                <w:sz w:val="20"/>
+                <w:vanish/>
+              </w:rPr>
+              <w:t xml:space="preserve">{% else %}</w:t>
+            </w:r>
+            <w:r>
+              <w:rPr>
+                <w:rFonts w:ascii="Times New Roman" w:hAnsi="Times New Roman" w:cs="Noto Sans Thai" w:eastAsia="Noto Sans Thai"/>
+                <w:sz w:val="20"/>
+              </w:rPr>
+              <w:t xml:space="preserve">☐</w:t>
+            </w:r>
+            <w:r>
+              <w:rPr>
+                <w:rFonts w:ascii="Times New Roman" w:hAnsi="Times New Roman" w:cs="Noto Sans Thai" w:eastAsia="Noto Sans Thai"/>
+                <w:sz w:val="20"/>
+                <w:vanish/>
+              </w:rPr>
+              <w:t xml:space="preserve">{% endif %}</w:t>
+            </w:r>
+            <w:r>
+              <w:rPr>
+                <w:rFonts w:ascii="Times New Roman" w:hAnsi="Times New Roman" w:cs="Noto Sans Thai" w:eastAsia="Noto Sans Thai"/>
+                <w:sz w:val="20"/>
+              </w:rPr>
+              <w:t xml:space="preserve"> N/A  </w:t>
+            </w:r>
+            <w:r>
+              <w:rPr>
+                <w:rFonts w:ascii="Times New Roman" w:hAnsi="Times New Roman" w:cs="Noto Sans Thai" w:eastAsia="Noto Sans Thai"/>
+                <w:sz w:val="20"/>
+                <w:vanish/>
+              </w:rPr>
+              <w:t xml:space="preserve">{% if c_ph_pass == '☑' %}</w:t>
+            </w:r>
+            <w:r>
+              <w:rPr>
+                <w:rFonts w:ascii="Times New Roman" w:hAnsi="Times New Roman" w:cs="Noto Sans Thai" w:eastAsia="Noto Sans Thai"/>
+                <w:sz w:val="20"/>
+              </w:rPr>
+              <w:t xml:space="preserve">☑</w:t>
+            </w:r>
+            <w:r>
+              <w:rPr>
+                <w:rFonts w:ascii="Times New Roman" w:hAnsi="Times New Roman" w:cs="Noto Sans Thai" w:eastAsia="Noto Sans Thai"/>
+                <w:sz w:val="20"/>
+                <w:vanish/>
+              </w:rPr>
+              <w:t xml:space="preserve">{% else %}</w:t>
+            </w:r>
+            <w:r>
+              <w:rPr>
+                <w:rFonts w:ascii="Times New Roman" w:hAnsi="Times New Roman" w:cs="Noto Sans Thai" w:eastAsia="Noto Sans Thai"/>
+                <w:sz w:val="20"/>
+              </w:rPr>
+              <w:t xml:space="preserve">☐</w:t>
+            </w:r>
+            <w:r>
+              <w:rPr>
+                <w:rFonts w:ascii="Times New Roman" w:hAnsi="Times New Roman" w:cs="Noto Sans Thai" w:eastAsia="Noto Sans Thai"/>
+                <w:sz w:val="20"/>
+                <w:vanish/>
+              </w:rPr>
+              <w:t xml:space="preserve">{% endif %}</w:t>
+            </w:r>
+            <w:r>
+              <w:rPr>
+                <w:rFonts w:ascii="Times New Roman" w:hAnsi="Times New Roman" w:cs="Noto Sans Thai" w:eastAsia="Noto Sans Thai"/>
+                <w:sz w:val="20"/>
+              </w:rPr>
+              <w:t xml:space="preserve"> Pass  </w:t>
+            </w:r>
+            <w:r>
+              <w:rPr>
+                <w:rFonts w:ascii="Times New Roman" w:hAnsi="Times New Roman" w:cs="Noto Sans Thai" w:eastAsia="Noto Sans Thai"/>
+                <w:sz w:val="20"/>
+                <w:vanish/>
+              </w:rPr>
+              <w:t xml:space="preserve">{% if c_ph_fail == '☑' %}</w:t>
+            </w:r>
+            <w:r>
+              <w:rPr>
+                <w:rFonts w:ascii="Times New Roman" w:hAnsi="Times New Roman" w:cs="Noto Sans Thai" w:eastAsia="Noto Sans Thai"/>
+                <w:sz w:val="20"/>
+              </w:rPr>
+              <w:t xml:space="preserve">☑</w:t>
+            </w:r>
+            <w:r>
+              <w:rPr>
+                <w:rFonts w:ascii="Times New Roman" w:hAnsi="Times New Roman" w:cs="Noto Sans Thai" w:eastAsia="Noto Sans Thai"/>
+                <w:sz w:val="20"/>
+                <w:vanish/>
+              </w:rPr>
+              <w:t xml:space="preserve">{% else %}</w:t>
+            </w:r>
+            <w:r>
+              <w:rPr>
+                <w:rFonts w:ascii="Times New Roman" w:hAnsi="Times New Roman" w:cs="Noto Sans Thai" w:eastAsia="Noto Sans Thai"/>
+                <w:sz w:val="20"/>
+              </w:rPr>
+              <w:t xml:space="preserve">☐</w:t>
+            </w:r>
+            <w:r>
+              <w:rPr>
+                <w:rFonts w:ascii="Times New Roman" w:hAnsi="Times New Roman" w:cs="Noto Sans Thai" w:eastAsia="Noto Sans Thai"/>
+                <w:sz w:val="20"/>
+                <w:vanish/>
+              </w:rPr>
+              <w:t xml:space="preserve">{% endif %}</w:t>
+            </w:r>
+            <w:r>
+              <w:rPr>
+                <w:rFonts w:ascii="Times New Roman" w:hAnsi="Times New Roman" w:cs="Noto Sans Thai" w:eastAsia="Noto Sans Thai"/>
+                <w:sz w:val="20"/>
+              </w:rPr>
+              <w:t xml:space="preserve"> Fail</w:t>
             </w:r>
           </w:p>
         </w:tc>
@@ -815,57 +1659,258 @@
     </w:tbl>
     <w:p>
       <w:pPr>
-        <w:spacing w:after="80" w:line="20" w:lineRule="exact"/>
+        <w:spacing w:after="0" w:line="80" w:lineRule="exact" w:before="0"/>
       </w:pPr>
       <w:r>
         <w:rPr>
-          <w:rFonts w:ascii="Noto Sans Thai" w:hAnsi="Noto Sans Thai" w:eastAsia="Noto Sans Thai" w:cs="Noto Sans Thai"/>
-          <w:sz w:val="2"/>
+          <w:rFonts w:ascii="Arial" w:hAnsi="Arial" w:eastAsia="Noto Sans Thai" w:cs="Noto Sans Thai"/>
+          <w:sz w:val="8"/>
         </w:rPr>
       </w:r>
     </w:p>
     <w:p>
+      <w:pPr>
+        <w:spacing w:before="100" w:after="140" w:line="240" w:lineRule="auto"/>
+      </w:pPr>
       <w:r>
         <w:rPr>
-          <w:rFonts w:ascii="Noto Sans Thai" w:hAnsi="Noto Sans Thai" w:eastAsia="Noto Sans Thai" w:cs="Noto Sans Thai"/>
-          <w:sz w:val="16"/>
+          <w:rFonts w:ascii="Arial" w:hAnsi="Arial" w:cs="Noto Sans Thai" w:eastAsia="Noto Sans Thai"/>
+          <w:b/>
+          <w:color w:val="FF0000"/>
+          <w:sz w:val="18"/>
         </w:rPr>
-        <w:t>Re-drying SMAW: 300–400 °C for 1 hr; keeping at 120–135 °C.</w:t>
-        <w:br/>
-        <w:t>{{ c_rd_na }} N/A    {{ c_rd_pass }} Pass    {{ c_rd_fail }} Fail</w:t>
+        <w:t xml:space="preserve">Re-drying </w:t>
+      </w:r>
+      <w:r>
+        <w:rPr>
+          <w:rFonts w:ascii="Arial" w:hAnsi="Arial" w:cs="Noto Sans Thai" w:eastAsia="Noto Sans Thai"/>
+          <w:b w:val="0"/>
+          <w:color w:val="000000"/>
+          <w:sz w:val="18"/>
+        </w:rPr>
+        <w:t xml:space="preserve">SMAW-Dry temp. of electrode 300 °C - 400 °C at 1 hr. and </w:t>
+      </w:r>
+      <w:r>
+        <w:rPr>
+          <w:rFonts w:ascii="Arial" w:hAnsi="Arial" w:cs="Noto Sans Thai" w:eastAsia="Noto Sans Thai"/>
+          <w:b/>
+          <w:color w:val="FF0000"/>
+          <w:sz w:val="18"/>
+        </w:rPr>
+        <w:t>Keeping at 120-135 °C all time</w:t>
+      </w:r>
+      <w:r>
+        <w:rPr>
+          <w:rFonts w:ascii="Arial" w:hAnsi="Arial" w:cs="Noto Sans Thai" w:eastAsia="Noto Sans Thai"/>
+          <w:b w:val="0"/>
+          <w:color w:val="000000"/>
+          <w:sz w:val="18"/>
+        </w:rPr>
+        <w:t xml:space="preserve"> . </w:t>
+      </w:r>
+      <w:r>
+        <w:rPr>
+          <w:rFonts w:ascii="Arial" w:hAnsi="Arial" w:cs="Noto Sans Thai" w:eastAsia="Noto Sans Thai"/>
+          <w:b w:val="0"/>
+          <w:color w:val="000000"/>
+          <w:sz w:val="18"/>
+          <w:vanish/>
+        </w:rPr>
+        <w:t xml:space="preserve">{% if c_rd_na == '☑' %}</w:t>
+      </w:r>
+      <w:r>
+        <w:rPr>
+          <w:rFonts w:ascii="Arial" w:hAnsi="Arial" w:cs="Noto Sans Thai" w:eastAsia="Noto Sans Thai"/>
+          <w:b w:val="0"/>
+          <w:color w:val="000000"/>
+          <w:sz w:val="18"/>
+        </w:rPr>
+        <w:t xml:space="preserve">☑</w:t>
+      </w:r>
+      <w:r>
+        <w:rPr>
+          <w:rFonts w:ascii="Arial" w:hAnsi="Arial" w:cs="Noto Sans Thai" w:eastAsia="Noto Sans Thai"/>
+          <w:b w:val="0"/>
+          <w:color w:val="000000"/>
+          <w:sz w:val="18"/>
+          <w:vanish/>
+        </w:rPr>
+        <w:t xml:space="preserve">{% else %}</w:t>
+      </w:r>
+      <w:r>
+        <w:rPr>
+          <w:rFonts w:ascii="Arial" w:hAnsi="Arial" w:cs="Noto Sans Thai" w:eastAsia="Noto Sans Thai"/>
+          <w:b w:val="0"/>
+          <w:color w:val="000000"/>
+          <w:sz w:val="18"/>
+        </w:rPr>
+        <w:t xml:space="preserve">☐</w:t>
+      </w:r>
+      <w:r>
+        <w:rPr>
+          <w:rFonts w:ascii="Arial" w:hAnsi="Arial" w:cs="Noto Sans Thai" w:eastAsia="Noto Sans Thai"/>
+          <w:b w:val="0"/>
+          <w:color w:val="000000"/>
+          <w:sz w:val="18"/>
+          <w:vanish/>
+        </w:rPr>
+        <w:t xml:space="preserve">{% endif %}</w:t>
+      </w:r>
+      <w:r>
+        <w:rPr>
+          <w:rFonts w:ascii="Arial" w:hAnsi="Arial" w:cs="Noto Sans Thai" w:eastAsia="Noto Sans Thai"/>
+          <w:b w:val="0"/>
+          <w:color w:val="000000"/>
+          <w:sz w:val="18"/>
+        </w:rPr>
+        <w:t xml:space="preserve"> N/A    </w:t>
+      </w:r>
+      <w:r>
+        <w:rPr>
+          <w:rFonts w:ascii="Arial" w:hAnsi="Arial" w:cs="Noto Sans Thai" w:eastAsia="Noto Sans Thai"/>
+          <w:b w:val="0"/>
+          <w:color w:val="000000"/>
+          <w:sz w:val="18"/>
+          <w:vanish/>
+        </w:rPr>
+        <w:t xml:space="preserve">{% if c_rd_pass == '☑' %}</w:t>
+      </w:r>
+      <w:r>
+        <w:rPr>
+          <w:rFonts w:ascii="Arial" w:hAnsi="Arial" w:cs="Noto Sans Thai" w:eastAsia="Noto Sans Thai"/>
+          <w:b w:val="0"/>
+          <w:color w:val="000000"/>
+          <w:sz w:val="18"/>
+        </w:rPr>
+        <w:t xml:space="preserve">☑</w:t>
+      </w:r>
+      <w:r>
+        <w:rPr>
+          <w:rFonts w:ascii="Arial" w:hAnsi="Arial" w:cs="Noto Sans Thai" w:eastAsia="Noto Sans Thai"/>
+          <w:b w:val="0"/>
+          <w:color w:val="000000"/>
+          <w:sz w:val="18"/>
+          <w:vanish/>
+        </w:rPr>
+        <w:t xml:space="preserve">{% else %}</w:t>
+      </w:r>
+      <w:r>
+        <w:rPr>
+          <w:rFonts w:ascii="Arial" w:hAnsi="Arial" w:cs="Noto Sans Thai" w:eastAsia="Noto Sans Thai"/>
+          <w:b w:val="0"/>
+          <w:color w:val="000000"/>
+          <w:sz w:val="18"/>
+        </w:rPr>
+        <w:t xml:space="preserve">☐</w:t>
+      </w:r>
+      <w:r>
+        <w:rPr>
+          <w:rFonts w:ascii="Arial" w:hAnsi="Arial" w:cs="Noto Sans Thai" w:eastAsia="Noto Sans Thai"/>
+          <w:b w:val="0"/>
+          <w:color w:val="000000"/>
+          <w:sz w:val="18"/>
+          <w:vanish/>
+        </w:rPr>
+        <w:t xml:space="preserve">{% endif %}</w:t>
+      </w:r>
+      <w:r>
+        <w:rPr>
+          <w:rFonts w:ascii="Arial" w:hAnsi="Arial" w:cs="Noto Sans Thai" w:eastAsia="Noto Sans Thai"/>
+          <w:b w:val="0"/>
+          <w:color w:val="000000"/>
+          <w:sz w:val="18"/>
+        </w:rPr>
+        <w:t xml:space="preserve"> Pass    </w:t>
+      </w:r>
+      <w:r>
+        <w:rPr>
+          <w:rFonts w:ascii="Arial" w:hAnsi="Arial" w:cs="Noto Sans Thai" w:eastAsia="Noto Sans Thai"/>
+          <w:b w:val="0"/>
+          <w:color w:val="000000"/>
+          <w:sz w:val="18"/>
+          <w:vanish/>
+        </w:rPr>
+        <w:t xml:space="preserve">{% if c_rd_fail == '☑' %}</w:t>
+      </w:r>
+      <w:r>
+        <w:rPr>
+          <w:rFonts w:ascii="Arial" w:hAnsi="Arial" w:cs="Noto Sans Thai" w:eastAsia="Noto Sans Thai"/>
+          <w:b w:val="0"/>
+          <w:color w:val="000000"/>
+          <w:sz w:val="18"/>
+        </w:rPr>
+        <w:t xml:space="preserve">☑</w:t>
+      </w:r>
+      <w:r>
+        <w:rPr>
+          <w:rFonts w:ascii="Arial" w:hAnsi="Arial" w:cs="Noto Sans Thai" w:eastAsia="Noto Sans Thai"/>
+          <w:b w:val="0"/>
+          <w:color w:val="000000"/>
+          <w:sz w:val="18"/>
+          <w:vanish/>
+        </w:rPr>
+        <w:t xml:space="preserve">{% else %}</w:t>
+      </w:r>
+      <w:r>
+        <w:rPr>
+          <w:rFonts w:ascii="Arial" w:hAnsi="Arial" w:cs="Noto Sans Thai" w:eastAsia="Noto Sans Thai"/>
+          <w:b w:val="0"/>
+          <w:color w:val="000000"/>
+          <w:sz w:val="18"/>
+        </w:rPr>
+        <w:t xml:space="preserve">☐</w:t>
+      </w:r>
+      <w:r>
+        <w:rPr>
+          <w:rFonts w:ascii="Arial" w:hAnsi="Arial" w:cs="Noto Sans Thai" w:eastAsia="Noto Sans Thai"/>
+          <w:b w:val="0"/>
+          <w:color w:val="000000"/>
+          <w:sz w:val="18"/>
+          <w:vanish/>
+        </w:rPr>
+        <w:t xml:space="preserve">{% endif %}</w:t>
+      </w:r>
+      <w:r>
+        <w:rPr>
+          <w:rFonts w:ascii="Arial" w:hAnsi="Arial" w:cs="Noto Sans Thai" w:eastAsia="Noto Sans Thai"/>
+          <w:b w:val="0"/>
+          <w:color w:val="000000"/>
+          <w:sz w:val="18"/>
+        </w:rPr>
+        <w:t xml:space="preserve"> Fail</w:t>
       </w:r>
     </w:p>
     <w:p>
       <w:pPr>
-        <w:spacing w:after="80" w:line="20" w:lineRule="exact"/>
+        <w:spacing w:after="0" w:line="80" w:lineRule="exact" w:before="0"/>
       </w:pPr>
       <w:r>
         <w:rPr>
-          <w:rFonts w:ascii="Noto Sans Thai" w:hAnsi="Noto Sans Thai" w:eastAsia="Noto Sans Thai" w:cs="Noto Sans Thai"/>
-          <w:sz w:val="2"/>
+          <w:rFonts w:ascii="Arial" w:hAnsi="Arial" w:eastAsia="Noto Sans Thai" w:cs="Noto Sans Thai"/>
+          <w:sz w:val="8"/>
         </w:rPr>
       </w:r>
     </w:p>
     <w:tbl>
       <w:tblPr>
         <w:tblW w:type="dxa" w:w="11232"/>
-        <w:jc w:val="center"/>
         <w:tblLayout w:type="fixed"/>
         <w:tblLook w:firstColumn="1" w:firstRow="1" w:lastColumn="0" w:lastRow="0" w:noHBand="0" w:noVBand="1" w:val="04A0"/>
         <w:tblBorders>
-          <w:top w:val="single" w:sz="4" w:color="333333"/>
-          <w:left w:val="single" w:sz="4" w:color="333333"/>
-          <w:bottom w:val="single" w:sz="4" w:color="333333"/>
-          <w:right w:val="single" w:sz="4" w:color="333333"/>
-          <w:insideH w:val="single" w:sz="4" w:color="333333"/>
-          <w:insideV w:val="single" w:sz="4" w:color="333333"/>
+          <w:top w:val="single" w:sz="4" w:color="000000"/>
+          <w:left w:val="single" w:sz="4" w:color="000000"/>
+          <w:bottom w:val="single" w:sz="4" w:color="000000"/>
+          <w:right w:val="single" w:sz="4" w:color="000000"/>
+          <w:insideH w:val="single" w:sz="4" w:color="000000"/>
+          <w:insideV w:val="single" w:sz="4" w:color="000000"/>
         </w:tblBorders>
+        <w:jc w:val="center"/>
         <w:tblInd w:w="0" w:type="dxa"/>
         <w:tblCellMar>
-          <w:top w:w="35" w:type="dxa"/>
-          <w:bottom w:w="35" w:type="dxa"/>
-          <w:left w:w="65" w:type="dxa"/>
-          <w:right w:w="65" w:type="dxa"/>
+          <w:top w:w="20" w:type="dxa"/>
+          <w:bottom w:w="20" w:type="dxa"/>
+          <w:left w:w="45" w:type="dxa"/>
+          <w:right w:w="45" w:type="dxa"/>
         </w:tblCellMar>
       </w:tblPr>
       <w:tblGrid>
@@ -874,6 +1919,7 @@
       <w:tr>
         <w:trPr>
           <w:cantSplit/>
+          <w:trHeight w:val="374" w:hRule="atLeast"/>
         </w:trPr>
         <w:tc>
           <w:tcPr>
@@ -888,9 +1934,9 @@
             </w:pPr>
             <w:r>
               <w:rPr>
-                <w:rFonts w:ascii="Noto Sans Thai" w:hAnsi="Noto Sans Thai" w:eastAsia="Noto Sans Thai" w:cs="Noto Sans Thai"/>
+                <w:rFonts w:ascii="Arial" w:hAnsi="Arial" w:eastAsia="Noto Sans Thai" w:cs="Noto Sans Thai"/>
                 <w:b/>
-                <w:sz w:val="20"/>
+                <w:sz w:val="22"/>
               </w:rPr>
               <w:t>SECTION 2: DURING WELDING CHECK (ขณะทำการเชื่อม)</w:t>
             </w:r>
@@ -901,70 +1947,77 @@
     <w:tbl>
       <w:tblPr>
         <w:tblW w:type="dxa" w:w="11232"/>
-        <w:jc w:val="center"/>
         <w:tblLayout w:type="fixed"/>
         <w:tblLook w:firstColumn="1" w:firstRow="1" w:lastColumn="0" w:lastRow="0" w:noHBand="0" w:noVBand="1" w:val="04A0"/>
         <w:tblBorders>
-          <w:top w:val="single" w:sz="4" w:color="333333"/>
-          <w:left w:val="single" w:sz="4" w:color="333333"/>
-          <w:bottom w:val="single" w:sz="4" w:color="333333"/>
-          <w:right w:val="single" w:sz="4" w:color="333333"/>
-          <w:insideH w:val="single" w:sz="4" w:color="333333"/>
-          <w:insideV w:val="single" w:sz="4" w:color="333333"/>
+          <w:top w:val="single" w:sz="4" w:color="000000"/>
+          <w:left w:val="single" w:sz="4" w:color="000000"/>
+          <w:bottom w:val="single" w:sz="4" w:color="000000"/>
+          <w:right w:val="single" w:sz="4" w:color="000000"/>
+          <w:insideH w:val="single" w:sz="4" w:color="000000"/>
+          <w:insideV w:val="single" w:sz="4" w:color="000000"/>
         </w:tblBorders>
+        <w:jc w:val="center"/>
         <w:tblInd w:w="0" w:type="dxa"/>
         <w:tblCellMar>
-          <w:top w:w="35" w:type="dxa"/>
-          <w:bottom w:w="35" w:type="dxa"/>
-          <w:left w:w="65" w:type="dxa"/>
-          <w:right w:w="65" w:type="dxa"/>
+          <w:top w:w="20" w:type="dxa"/>
+          <w:bottom w:w="20" w:type="dxa"/>
+          <w:left w:w="45" w:type="dxa"/>
+          <w:right w:w="45" w:type="dxa"/>
         </w:tblCellMar>
       </w:tblPr>
       <w:tblGrid>
-        <w:gridCol w:w="2376"/>
-        <w:gridCol w:w="1512"/>
-        <w:gridCol w:w="1152"/>
-        <w:gridCol w:w="1152"/>
-        <w:gridCol w:w="1656"/>
-        <w:gridCol w:w="3384"/>
+        <w:gridCol w:w="2333"/>
+        <w:gridCol w:w="1598"/>
+        <w:gridCol w:w="1584"/>
+        <w:gridCol w:w="1555"/>
+        <w:gridCol w:w="2117"/>
+        <w:gridCol w:w="2045"/>
       </w:tblGrid>
       <w:tr>
         <w:trPr>
           <w:cantSplit/>
+          <w:trHeight w:val="922" w:hRule="atLeast"/>
         </w:trPr>
         <w:tc>
           <w:tcPr>
-            <w:tcW w:type="dxa" w:w="2376"/>
+            <w:tcW w:type="dxa" w:w="2333"/>
             <w:vAlign w:val="center"/>
             <w:shd w:fill="E7E6E6"/>
           </w:tcPr>
           <w:p>
             <w:pPr>
               <w:spacing w:before="0" w:after="0" w:line="240" w:lineRule="auto"/>
+              <w:jc w:val="center"/>
             </w:pPr>
             <w:r>
               <w:rPr>
-                <w:rFonts w:ascii="Noto Sans Thai" w:hAnsi="Noto Sans Thai" w:eastAsia="Noto Sans Thai" w:cs="Noto Sans Thai"/>
-                <w:sz w:val="16"/>
-              </w:rPr>
-              <w:t>Weld Pass(es)</w:t>
+                <w:rFonts w:ascii="Arial" w:hAnsi="Arial" w:cs="Noto Sans Thai" w:eastAsia="Noto Sans Thai"/>
+                <w:b/>
+                <w:sz w:val="20"/>
+              </w:rPr>
+              <w:t>Weld</w:t>
+              <w:br/>
+              <w:t>Pass(es)</w:t>
             </w:r>
           </w:p>
         </w:tc>
         <w:tc>
           <w:tcPr>
-            <w:tcW w:type="dxa" w:w="1512"/>
+            <w:tcW w:type="dxa" w:w="1598"/>
             <w:vAlign w:val="center"/>
             <w:shd w:fill="E7E6E6"/>
           </w:tcPr>
           <w:p>
             <w:pPr>
               <w:spacing w:before="0" w:after="0" w:line="240" w:lineRule="auto"/>
+              <w:jc w:val="center"/>
             </w:pPr>
             <w:r>
               <w:rPr>
-                <w:rFonts w:ascii="Noto Sans Thai" w:hAnsi="Noto Sans Thai" w:eastAsia="Noto Sans Thai" w:cs="Noto Sans Thai"/>
-                <w:sz w:val="16"/>
+                <w:rFonts w:ascii="Arial" w:hAnsi="Arial" w:cs="Noto Sans Thai" w:eastAsia="Noto Sans Thai"/>
+                <w:b/>
+                <w:sz w:val="20"/>
               </w:rPr>
               <w:t>Current Type</w:t>
               <w:br/>
@@ -974,18 +2027,20 @@
         </w:tc>
         <w:tc>
           <w:tcPr>
-            <w:tcW w:type="dxa" w:w="1152"/>
+            <w:tcW w:type="dxa" w:w="1584"/>
             <w:vAlign w:val="center"/>
             <w:shd w:fill="E7E6E6"/>
           </w:tcPr>
           <w:p>
             <w:pPr>
               <w:spacing w:before="0" w:after="0" w:line="240" w:lineRule="auto"/>
+              <w:jc w:val="center"/>
             </w:pPr>
             <w:r>
               <w:rPr>
-                <w:rFonts w:ascii="Noto Sans Thai" w:hAnsi="Noto Sans Thai" w:eastAsia="Noto Sans Thai" w:cs="Noto Sans Thai"/>
-                <w:sz w:val="16"/>
+                <w:rFonts w:ascii="Arial" w:hAnsi="Arial" w:cs="Noto Sans Thai" w:eastAsia="Noto Sans Thai"/>
+                <w:b/>
+                <w:sz w:val="20"/>
               </w:rPr>
               <w:t>Current</w:t>
               <w:br/>
@@ -995,18 +2050,20 @@
         </w:tc>
         <w:tc>
           <w:tcPr>
-            <w:tcW w:type="dxa" w:w="1152"/>
+            <w:tcW w:type="dxa" w:w="1555"/>
             <w:vAlign w:val="center"/>
             <w:shd w:fill="E7E6E6"/>
           </w:tcPr>
           <w:p>
             <w:pPr>
               <w:spacing w:before="0" w:after="0" w:line="240" w:lineRule="auto"/>
+              <w:jc w:val="center"/>
             </w:pPr>
             <w:r>
               <w:rPr>
-                <w:rFonts w:ascii="Noto Sans Thai" w:hAnsi="Noto Sans Thai" w:eastAsia="Noto Sans Thai" w:cs="Noto Sans Thai"/>
-                <w:sz w:val="16"/>
+                <w:rFonts w:ascii="Arial" w:hAnsi="Arial" w:cs="Noto Sans Thai" w:eastAsia="Noto Sans Thai"/>
+                <w:b/>
+                <w:sz w:val="20"/>
               </w:rPr>
               <w:t>Voltage</w:t>
               <w:br/>
@@ -1016,18 +2073,20 @@
         </w:tc>
         <w:tc>
           <w:tcPr>
-            <w:tcW w:type="dxa" w:w="1656"/>
+            <w:tcW w:type="dxa" w:w="2117"/>
             <w:vAlign w:val="center"/>
             <w:shd w:fill="E7E6E6"/>
           </w:tcPr>
           <w:p>
             <w:pPr>
               <w:spacing w:before="0" w:after="0" w:line="240" w:lineRule="auto"/>
+              <w:jc w:val="center"/>
             </w:pPr>
             <w:r>
               <w:rPr>
-                <w:rFonts w:ascii="Noto Sans Thai" w:hAnsi="Noto Sans Thai" w:eastAsia="Noto Sans Thai" w:cs="Noto Sans Thai"/>
-                <w:sz w:val="16"/>
+                <w:rFonts w:ascii="Arial" w:hAnsi="Arial" w:cs="Noto Sans Thai" w:eastAsia="Noto Sans Thai"/>
+                <w:b/>
+                <w:sz w:val="20"/>
               </w:rPr>
               <w:t>Travel Speed</w:t>
               <w:br/>
@@ -1037,21 +2096,33 @@
         </w:tc>
         <w:tc>
           <w:tcPr>
-            <w:tcW w:type="dxa" w:w="3384"/>
+            <w:tcW w:type="dxa" w:w="2045"/>
             <w:vAlign w:val="center"/>
             <w:shd w:fill="E7E6E6"/>
           </w:tcPr>
           <w:p>
             <w:pPr>
               <w:spacing w:before="0" w:after="0" w:line="240" w:lineRule="auto"/>
+              <w:jc w:val="center"/>
             </w:pPr>
             <w:r>
               <w:rPr>
-                <w:rFonts w:ascii="Noto Sans Thai" w:hAnsi="Noto Sans Thai" w:eastAsia="Noto Sans Thai" w:cs="Noto Sans Thai"/>
-                <w:sz w:val="16"/>
-              </w:rPr>
-              <w:t>Interpass Temp (°C)</w:t>
+                <w:rFonts w:ascii="Arial" w:hAnsi="Arial" w:cs="Noto Sans Thai" w:eastAsia="Noto Sans Thai"/>
+                <w:b/>
+                <w:sz w:val="20"/>
+              </w:rPr>
+              <w:t>Interpass</w:t>
               <w:br/>
+              <w:t>Temp (°C)</w:t>
+              <w:br/>
+            </w:r>
+            <w:r>
+              <w:rPr>
+                <w:rFonts w:ascii="Arial" w:hAnsi="Arial" w:cs="Noto Sans Thai" w:eastAsia="Noto Sans Thai"/>
+                <w:b/>
+                <w:color w:val="FF0000"/>
+                <w:sz w:val="20"/>
+              </w:rPr>
               <w:t>MAX 260 °C</w:t>
             </w:r>
           </w:p>
@@ -1060,20 +2131,22 @@
       <w:tr>
         <w:trPr>
           <w:cantSplit/>
+          <w:trHeight w:val="353" w:hRule="atLeast"/>
         </w:trPr>
         <w:tc>
           <w:tcPr>
-            <w:tcW w:type="dxa" w:w="2376"/>
+            <w:tcW w:type="dxa" w:w="2333"/>
             <w:vAlign w:val="center"/>
           </w:tcPr>
           <w:p>
             <w:pPr>
               <w:spacing w:before="0" w:after="0" w:line="240" w:lineRule="auto"/>
+              <w:jc w:val="left"/>
             </w:pPr>
             <w:r>
               <w:rPr>
-                <w:rFonts w:ascii="Noto Sans Thai" w:hAnsi="Noto Sans Thai" w:eastAsia="Noto Sans Thai" w:cs="Noto Sans Thai"/>
-                <w:sz w:val="15"/>
+                <w:rFonts w:ascii="Arial" w:hAnsi="Arial" w:eastAsia="Noto Sans Thai" w:cs="Noto Sans Thai"/>
+                <w:sz w:val="20"/>
               </w:rPr>
               <w:t>Root Run</w:t>
             </w:r>
@@ -1081,17 +2154,18 @@
         </w:tc>
         <w:tc>
           <w:tcPr>
-            <w:tcW w:type="dxa" w:w="1512"/>
+            <w:tcW w:type="dxa" w:w="1598"/>
             <w:vAlign w:val="center"/>
           </w:tcPr>
           <w:p>
             <w:pPr>
               <w:spacing w:before="0" w:after="0" w:line="240" w:lineRule="auto"/>
+              <w:jc w:val="center"/>
             </w:pPr>
             <w:r>
               <w:rPr>
-                <w:rFonts w:ascii="Noto Sans Thai" w:hAnsi="Noto Sans Thai" w:eastAsia="Noto Sans Thai" w:cs="Noto Sans Thai"/>
-                <w:sz w:val="15"/>
+                <w:rFonts w:ascii="Arial" w:hAnsi="Arial" w:eastAsia="Noto Sans Thai" w:cs="Noto Sans Thai"/>
+                <w:sz w:val="20"/>
               </w:rPr>
               <w:t>{{ p1_type }}</w:t>
             </w:r>
@@ -1099,17 +2173,18 @@
         </w:tc>
         <w:tc>
           <w:tcPr>
-            <w:tcW w:type="dxa" w:w="1152"/>
+            <w:tcW w:type="dxa" w:w="1584"/>
             <w:vAlign w:val="center"/>
           </w:tcPr>
           <w:p>
             <w:pPr>
               <w:spacing w:before="0" w:after="0" w:line="240" w:lineRule="auto"/>
+              <w:jc w:val="center"/>
             </w:pPr>
             <w:r>
               <w:rPr>
-                <w:rFonts w:ascii="Noto Sans Thai" w:hAnsi="Noto Sans Thai" w:eastAsia="Noto Sans Thai" w:cs="Noto Sans Thai"/>
-                <w:sz w:val="15"/>
+                <w:rFonts w:ascii="Arial" w:hAnsi="Arial" w:eastAsia="Noto Sans Thai" w:cs="Noto Sans Thai"/>
+                <w:sz w:val="20"/>
               </w:rPr>
               <w:t>{{ p1_amp }}</w:t>
             </w:r>
@@ -1117,17 +2192,18 @@
         </w:tc>
         <w:tc>
           <w:tcPr>
-            <w:tcW w:type="dxa" w:w="1152"/>
+            <w:tcW w:type="dxa" w:w="1555"/>
             <w:vAlign w:val="center"/>
           </w:tcPr>
           <w:p>
             <w:pPr>
               <w:spacing w:before="0" w:after="0" w:line="240" w:lineRule="auto"/>
+              <w:jc w:val="center"/>
             </w:pPr>
             <w:r>
               <w:rPr>
-                <w:rFonts w:ascii="Noto Sans Thai" w:hAnsi="Noto Sans Thai" w:eastAsia="Noto Sans Thai" w:cs="Noto Sans Thai"/>
-                <w:sz w:val="15"/>
+                <w:rFonts w:ascii="Arial" w:hAnsi="Arial" w:eastAsia="Noto Sans Thai" w:cs="Noto Sans Thai"/>
+                <w:sz w:val="20"/>
               </w:rPr>
               <w:t>{{ p1_volt }}</w:t>
             </w:r>
@@ -1135,17 +2211,18 @@
         </w:tc>
         <w:tc>
           <w:tcPr>
-            <w:tcW w:type="dxa" w:w="1656"/>
+            <w:tcW w:type="dxa" w:w="2117"/>
             <w:vAlign w:val="center"/>
           </w:tcPr>
           <w:p>
             <w:pPr>
               <w:spacing w:before="0" w:after="0" w:line="240" w:lineRule="auto"/>
+              <w:jc w:val="center"/>
             </w:pPr>
             <w:r>
               <w:rPr>
-                <w:rFonts w:ascii="Noto Sans Thai" w:hAnsi="Noto Sans Thai" w:eastAsia="Noto Sans Thai" w:cs="Noto Sans Thai"/>
-                <w:sz w:val="15"/>
+                <w:rFonts w:ascii="Arial" w:hAnsi="Arial" w:eastAsia="Noto Sans Thai" w:cs="Noto Sans Thai"/>
+                <w:sz w:val="20"/>
               </w:rPr>
               <w:t>{{ p1_spd }}</w:t>
             </w:r>
@@ -1153,19 +2230,103 @@
         </w:tc>
         <w:tc>
           <w:tcPr>
-            <w:tcW w:type="dxa" w:w="3384"/>
+            <w:tcW w:type="dxa" w:w="2045"/>
             <w:vAlign w:val="center"/>
           </w:tcPr>
           <w:p>
             <w:pPr>
               <w:spacing w:before="0" w:after="0" w:line="240" w:lineRule="auto"/>
+              <w:jc w:val="center"/>
             </w:pPr>
             <w:r>
               <w:rPr>
-                <w:rFonts w:ascii="Noto Sans Thai" w:hAnsi="Noto Sans Thai" w:eastAsia="Noto Sans Thai" w:cs="Noto Sans Thai"/>
-                <w:sz w:val="15"/>
-              </w:rPr>
-              <w:t>{{ c_p1_pass }} Pass  {{ c_p1_fail }} Fail</w:t>
+                <w:rFonts w:ascii="Arial" w:hAnsi="Arial" w:eastAsia="Noto Sans Thai" w:cs="Noto Sans Thai"/>
+                <w:sz w:val="20"/>
+                <w:vanish/>
+              </w:rPr>
+              <w:t xml:space="preserve">{% if c_p1_pass == '☑' %}</w:t>
+            </w:r>
+            <w:r>
+              <w:rPr>
+                <w:rFonts w:ascii="Arial" w:hAnsi="Arial" w:eastAsia="Noto Sans Thai" w:cs="Noto Sans Thai"/>
+                <w:sz w:val="20"/>
+              </w:rPr>
+              <w:t xml:space="preserve">☑</w:t>
+            </w:r>
+            <w:r>
+              <w:rPr>
+                <w:rFonts w:ascii="Arial" w:hAnsi="Arial" w:eastAsia="Noto Sans Thai" w:cs="Noto Sans Thai"/>
+                <w:sz w:val="20"/>
+                <w:vanish/>
+              </w:rPr>
+              <w:t xml:space="preserve">{% else %}</w:t>
+            </w:r>
+            <w:r>
+              <w:rPr>
+                <w:rFonts w:ascii="Arial" w:hAnsi="Arial" w:eastAsia="Noto Sans Thai" w:cs="Noto Sans Thai"/>
+                <w:sz w:val="20"/>
+              </w:rPr>
+              <w:t xml:space="preserve">☐</w:t>
+            </w:r>
+            <w:r>
+              <w:rPr>
+                <w:rFonts w:ascii="Arial" w:hAnsi="Arial" w:eastAsia="Noto Sans Thai" w:cs="Noto Sans Thai"/>
+                <w:sz w:val="20"/>
+                <w:vanish/>
+              </w:rPr>
+              <w:t xml:space="preserve">{% endif %}</w:t>
+            </w:r>
+            <w:r>
+              <w:rPr>
+                <w:rFonts w:ascii="Arial" w:hAnsi="Arial" w:eastAsia="Noto Sans Thai" w:cs="Noto Sans Thai"/>
+                <w:sz w:val="20"/>
+              </w:rPr>
+              <w:t xml:space="preserve"> Pass  </w:t>
+            </w:r>
+            <w:r>
+              <w:rPr>
+                <w:rFonts w:ascii="Arial" w:hAnsi="Arial" w:eastAsia="Noto Sans Thai" w:cs="Noto Sans Thai"/>
+                <w:sz w:val="20"/>
+                <w:vanish/>
+              </w:rPr>
+              <w:t xml:space="preserve">{% if c_p1_fail == '☑' %}</w:t>
+            </w:r>
+            <w:r>
+              <w:rPr>
+                <w:rFonts w:ascii="Arial" w:hAnsi="Arial" w:eastAsia="Noto Sans Thai" w:cs="Noto Sans Thai"/>
+                <w:sz w:val="20"/>
+              </w:rPr>
+              <w:t xml:space="preserve">☑</w:t>
+            </w:r>
+            <w:r>
+              <w:rPr>
+                <w:rFonts w:ascii="Arial" w:hAnsi="Arial" w:eastAsia="Noto Sans Thai" w:cs="Noto Sans Thai"/>
+                <w:sz w:val="20"/>
+                <w:vanish/>
+              </w:rPr>
+              <w:t xml:space="preserve">{% else %}</w:t>
+            </w:r>
+            <w:r>
+              <w:rPr>
+                <w:rFonts w:ascii="Arial" w:hAnsi="Arial" w:eastAsia="Noto Sans Thai" w:cs="Noto Sans Thai"/>
+                <w:sz w:val="20"/>
+              </w:rPr>
+              <w:t xml:space="preserve">☐</w:t>
+            </w:r>
+            <w:r>
+              <w:rPr>
+                <w:rFonts w:ascii="Arial" w:hAnsi="Arial" w:eastAsia="Noto Sans Thai" w:cs="Noto Sans Thai"/>
+                <w:sz w:val="20"/>
+                <w:vanish/>
+              </w:rPr>
+              <w:t xml:space="preserve">{% endif %}</w:t>
+            </w:r>
+            <w:r>
+              <w:rPr>
+                <w:rFonts w:ascii="Arial" w:hAnsi="Arial" w:eastAsia="Noto Sans Thai" w:cs="Noto Sans Thai"/>
+                <w:sz w:val="20"/>
+              </w:rPr>
+              <w:t xml:space="preserve"> Fail</w:t>
             </w:r>
           </w:p>
         </w:tc>
@@ -1173,20 +2334,22 @@
       <w:tr>
         <w:trPr>
           <w:cantSplit/>
+          <w:trHeight w:val="353" w:hRule="atLeast"/>
         </w:trPr>
         <w:tc>
           <w:tcPr>
-            <w:tcW w:type="dxa" w:w="2376"/>
+            <w:tcW w:type="dxa" w:w="2333"/>
             <w:vAlign w:val="center"/>
           </w:tcPr>
           <w:p>
             <w:pPr>
               <w:spacing w:before="0" w:after="0" w:line="240" w:lineRule="auto"/>
+              <w:jc w:val="left"/>
             </w:pPr>
             <w:r>
               <w:rPr>
-                <w:rFonts w:ascii="Noto Sans Thai" w:hAnsi="Noto Sans Thai" w:eastAsia="Noto Sans Thai" w:cs="Noto Sans Thai"/>
-                <w:sz w:val="15"/>
+                <w:rFonts w:ascii="Arial" w:hAnsi="Arial" w:eastAsia="Noto Sans Thai" w:cs="Noto Sans Thai"/>
+                <w:sz w:val="20"/>
               </w:rPr>
               <w:t>Hot Pass (Second Layer)</w:t>
             </w:r>
@@ -1194,17 +2357,18 @@
         </w:tc>
         <w:tc>
           <w:tcPr>
-            <w:tcW w:type="dxa" w:w="1512"/>
+            <w:tcW w:type="dxa" w:w="1598"/>
             <w:vAlign w:val="center"/>
           </w:tcPr>
           <w:p>
             <w:pPr>
               <w:spacing w:before="0" w:after="0" w:line="240" w:lineRule="auto"/>
+              <w:jc w:val="center"/>
             </w:pPr>
             <w:r>
               <w:rPr>
-                <w:rFonts w:ascii="Noto Sans Thai" w:hAnsi="Noto Sans Thai" w:eastAsia="Noto Sans Thai" w:cs="Noto Sans Thai"/>
-                <w:sz w:val="15"/>
+                <w:rFonts w:ascii="Arial" w:hAnsi="Arial" w:eastAsia="Noto Sans Thai" w:cs="Noto Sans Thai"/>
+                <w:sz w:val="20"/>
               </w:rPr>
               <w:t>{{ p2_type }}</w:t>
             </w:r>
@@ -1212,17 +2376,18 @@
         </w:tc>
         <w:tc>
           <w:tcPr>
-            <w:tcW w:type="dxa" w:w="1152"/>
+            <w:tcW w:type="dxa" w:w="1584"/>
             <w:vAlign w:val="center"/>
           </w:tcPr>
           <w:p>
             <w:pPr>
               <w:spacing w:before="0" w:after="0" w:line="240" w:lineRule="auto"/>
+              <w:jc w:val="center"/>
             </w:pPr>
             <w:r>
               <w:rPr>
-                <w:rFonts w:ascii="Noto Sans Thai" w:hAnsi="Noto Sans Thai" w:eastAsia="Noto Sans Thai" w:cs="Noto Sans Thai"/>
-                <w:sz w:val="15"/>
+                <w:rFonts w:ascii="Arial" w:hAnsi="Arial" w:eastAsia="Noto Sans Thai" w:cs="Noto Sans Thai"/>
+                <w:sz w:val="20"/>
               </w:rPr>
               <w:t>{{ p2_amp }}</w:t>
             </w:r>
@@ -1230,17 +2395,18 @@
         </w:tc>
         <w:tc>
           <w:tcPr>
-            <w:tcW w:type="dxa" w:w="1152"/>
+            <w:tcW w:type="dxa" w:w="1555"/>
             <w:vAlign w:val="center"/>
           </w:tcPr>
           <w:p>
             <w:pPr>
               <w:spacing w:before="0" w:after="0" w:line="240" w:lineRule="auto"/>
+              <w:jc w:val="center"/>
             </w:pPr>
             <w:r>
               <w:rPr>
-                <w:rFonts w:ascii="Noto Sans Thai" w:hAnsi="Noto Sans Thai" w:eastAsia="Noto Sans Thai" w:cs="Noto Sans Thai"/>
-                <w:sz w:val="15"/>
+                <w:rFonts w:ascii="Arial" w:hAnsi="Arial" w:eastAsia="Noto Sans Thai" w:cs="Noto Sans Thai"/>
+                <w:sz w:val="20"/>
               </w:rPr>
               <w:t>{{ p2_volt }}</w:t>
             </w:r>
@@ -1248,17 +2414,18 @@
         </w:tc>
         <w:tc>
           <w:tcPr>
-            <w:tcW w:type="dxa" w:w="1656"/>
+            <w:tcW w:type="dxa" w:w="2117"/>
             <w:vAlign w:val="center"/>
           </w:tcPr>
           <w:p>
             <w:pPr>
               <w:spacing w:before="0" w:after="0" w:line="240" w:lineRule="auto"/>
+              <w:jc w:val="center"/>
             </w:pPr>
             <w:r>
               <w:rPr>
-                <w:rFonts w:ascii="Noto Sans Thai" w:hAnsi="Noto Sans Thai" w:eastAsia="Noto Sans Thai" w:cs="Noto Sans Thai"/>
-                <w:sz w:val="15"/>
+                <w:rFonts w:ascii="Arial" w:hAnsi="Arial" w:eastAsia="Noto Sans Thai" w:cs="Noto Sans Thai"/>
+                <w:sz w:val="20"/>
               </w:rPr>
               <w:t>{{ p2_spd }}</w:t>
             </w:r>
@@ -1266,19 +2433,103 @@
         </w:tc>
         <w:tc>
           <w:tcPr>
-            <w:tcW w:type="dxa" w:w="3384"/>
+            <w:tcW w:type="dxa" w:w="2045"/>
             <w:vAlign w:val="center"/>
           </w:tcPr>
           <w:p>
             <w:pPr>
               <w:spacing w:before="0" w:after="0" w:line="240" w:lineRule="auto"/>
+              <w:jc w:val="center"/>
             </w:pPr>
             <w:r>
               <w:rPr>
-                <w:rFonts w:ascii="Noto Sans Thai" w:hAnsi="Noto Sans Thai" w:eastAsia="Noto Sans Thai" w:cs="Noto Sans Thai"/>
-                <w:sz w:val="15"/>
-              </w:rPr>
-              <w:t>{{ c_p2_pass }} Pass  {{ c_p2_fail }} Fail</w:t>
+                <w:rFonts w:ascii="Arial" w:hAnsi="Arial" w:eastAsia="Noto Sans Thai" w:cs="Noto Sans Thai"/>
+                <w:sz w:val="20"/>
+                <w:vanish/>
+              </w:rPr>
+              <w:t xml:space="preserve">{% if c_p2_pass == '☑' %}</w:t>
+            </w:r>
+            <w:r>
+              <w:rPr>
+                <w:rFonts w:ascii="Arial" w:hAnsi="Arial" w:eastAsia="Noto Sans Thai" w:cs="Noto Sans Thai"/>
+                <w:sz w:val="20"/>
+              </w:rPr>
+              <w:t xml:space="preserve">☑</w:t>
+            </w:r>
+            <w:r>
+              <w:rPr>
+                <w:rFonts w:ascii="Arial" w:hAnsi="Arial" w:eastAsia="Noto Sans Thai" w:cs="Noto Sans Thai"/>
+                <w:sz w:val="20"/>
+                <w:vanish/>
+              </w:rPr>
+              <w:t xml:space="preserve">{% else %}</w:t>
+            </w:r>
+            <w:r>
+              <w:rPr>
+                <w:rFonts w:ascii="Arial" w:hAnsi="Arial" w:eastAsia="Noto Sans Thai" w:cs="Noto Sans Thai"/>
+                <w:sz w:val="20"/>
+              </w:rPr>
+              <w:t xml:space="preserve">☐</w:t>
+            </w:r>
+            <w:r>
+              <w:rPr>
+                <w:rFonts w:ascii="Arial" w:hAnsi="Arial" w:eastAsia="Noto Sans Thai" w:cs="Noto Sans Thai"/>
+                <w:sz w:val="20"/>
+                <w:vanish/>
+              </w:rPr>
+              <w:t xml:space="preserve">{% endif %}</w:t>
+            </w:r>
+            <w:r>
+              <w:rPr>
+                <w:rFonts w:ascii="Arial" w:hAnsi="Arial" w:eastAsia="Noto Sans Thai" w:cs="Noto Sans Thai"/>
+                <w:sz w:val="20"/>
+              </w:rPr>
+              <w:t xml:space="preserve"> Pass  </w:t>
+            </w:r>
+            <w:r>
+              <w:rPr>
+                <w:rFonts w:ascii="Arial" w:hAnsi="Arial" w:eastAsia="Noto Sans Thai" w:cs="Noto Sans Thai"/>
+                <w:sz w:val="20"/>
+                <w:vanish/>
+              </w:rPr>
+              <w:t xml:space="preserve">{% if c_p2_fail == '☑' %}</w:t>
+            </w:r>
+            <w:r>
+              <w:rPr>
+                <w:rFonts w:ascii="Arial" w:hAnsi="Arial" w:eastAsia="Noto Sans Thai" w:cs="Noto Sans Thai"/>
+                <w:sz w:val="20"/>
+              </w:rPr>
+              <w:t xml:space="preserve">☑</w:t>
+            </w:r>
+            <w:r>
+              <w:rPr>
+                <w:rFonts w:ascii="Arial" w:hAnsi="Arial" w:eastAsia="Noto Sans Thai" w:cs="Noto Sans Thai"/>
+                <w:sz w:val="20"/>
+                <w:vanish/>
+              </w:rPr>
+              <w:t xml:space="preserve">{% else %}</w:t>
+            </w:r>
+            <w:r>
+              <w:rPr>
+                <w:rFonts w:ascii="Arial" w:hAnsi="Arial" w:eastAsia="Noto Sans Thai" w:cs="Noto Sans Thai"/>
+                <w:sz w:val="20"/>
+              </w:rPr>
+              <w:t xml:space="preserve">☐</w:t>
+            </w:r>
+            <w:r>
+              <w:rPr>
+                <w:rFonts w:ascii="Arial" w:hAnsi="Arial" w:eastAsia="Noto Sans Thai" w:cs="Noto Sans Thai"/>
+                <w:sz w:val="20"/>
+                <w:vanish/>
+              </w:rPr>
+              <w:t xml:space="preserve">{% endif %}</w:t>
+            </w:r>
+            <w:r>
+              <w:rPr>
+                <w:rFonts w:ascii="Arial" w:hAnsi="Arial" w:eastAsia="Noto Sans Thai" w:cs="Noto Sans Thai"/>
+                <w:sz w:val="20"/>
+              </w:rPr>
+              <w:t xml:space="preserve"> Fail</w:t>
             </w:r>
           </w:p>
         </w:tc>
@@ -1286,20 +2537,22 @@
       <w:tr>
         <w:trPr>
           <w:cantSplit/>
+          <w:trHeight w:val="353" w:hRule="atLeast"/>
         </w:trPr>
         <w:tc>
           <w:tcPr>
-            <w:tcW w:type="dxa" w:w="2376"/>
+            <w:tcW w:type="dxa" w:w="2333"/>
             <w:vAlign w:val="center"/>
           </w:tcPr>
           <w:p>
             <w:pPr>
               <w:spacing w:before="0" w:after="0" w:line="240" w:lineRule="auto"/>
+              <w:jc w:val="left"/>
             </w:pPr>
             <w:r>
               <w:rPr>
-                <w:rFonts w:ascii="Noto Sans Thai" w:hAnsi="Noto Sans Thai" w:eastAsia="Noto Sans Thai" w:cs="Noto Sans Thai"/>
-                <w:sz w:val="15"/>
+                <w:rFonts w:ascii="Arial" w:hAnsi="Arial" w:eastAsia="Noto Sans Thai" w:cs="Noto Sans Thai"/>
+                <w:sz w:val="20"/>
               </w:rPr>
               <w:t>Fill layers</w:t>
             </w:r>
@@ -1307,17 +2560,18 @@
         </w:tc>
         <w:tc>
           <w:tcPr>
-            <w:tcW w:type="dxa" w:w="1512"/>
+            <w:tcW w:type="dxa" w:w="1598"/>
             <w:vAlign w:val="center"/>
           </w:tcPr>
           <w:p>
             <w:pPr>
               <w:spacing w:before="0" w:after="0" w:line="240" w:lineRule="auto"/>
+              <w:jc w:val="center"/>
             </w:pPr>
             <w:r>
               <w:rPr>
-                <w:rFonts w:ascii="Noto Sans Thai" w:hAnsi="Noto Sans Thai" w:eastAsia="Noto Sans Thai" w:cs="Noto Sans Thai"/>
-                <w:sz w:val="15"/>
+                <w:rFonts w:ascii="Arial" w:hAnsi="Arial" w:eastAsia="Noto Sans Thai" w:cs="Noto Sans Thai"/>
+                <w:sz w:val="20"/>
               </w:rPr>
               <w:t>{{ p3_type }}</w:t>
             </w:r>
@@ -1325,17 +2579,18 @@
         </w:tc>
         <w:tc>
           <w:tcPr>
-            <w:tcW w:type="dxa" w:w="1152"/>
+            <w:tcW w:type="dxa" w:w="1584"/>
             <w:vAlign w:val="center"/>
           </w:tcPr>
           <w:p>
             <w:pPr>
               <w:spacing w:before="0" w:after="0" w:line="240" w:lineRule="auto"/>
+              <w:jc w:val="center"/>
             </w:pPr>
             <w:r>
               <w:rPr>
-                <w:rFonts w:ascii="Noto Sans Thai" w:hAnsi="Noto Sans Thai" w:eastAsia="Noto Sans Thai" w:cs="Noto Sans Thai"/>
-                <w:sz w:val="15"/>
+                <w:rFonts w:ascii="Arial" w:hAnsi="Arial" w:eastAsia="Noto Sans Thai" w:cs="Noto Sans Thai"/>
+                <w:sz w:val="20"/>
               </w:rPr>
               <w:t>{{ p3_amp }}</w:t>
             </w:r>
@@ -1343,17 +2598,18 @@
         </w:tc>
         <w:tc>
           <w:tcPr>
-            <w:tcW w:type="dxa" w:w="1152"/>
+            <w:tcW w:type="dxa" w:w="1555"/>
             <w:vAlign w:val="center"/>
           </w:tcPr>
           <w:p>
             <w:pPr>
               <w:spacing w:before="0" w:after="0" w:line="240" w:lineRule="auto"/>
+              <w:jc w:val="center"/>
             </w:pPr>
             <w:r>
               <w:rPr>
-                <w:rFonts w:ascii="Noto Sans Thai" w:hAnsi="Noto Sans Thai" w:eastAsia="Noto Sans Thai" w:cs="Noto Sans Thai"/>
-                <w:sz w:val="15"/>
+                <w:rFonts w:ascii="Arial" w:hAnsi="Arial" w:eastAsia="Noto Sans Thai" w:cs="Noto Sans Thai"/>
+                <w:sz w:val="20"/>
               </w:rPr>
               <w:t>{{ p3_volt }}</w:t>
             </w:r>
@@ -1361,17 +2617,18 @@
         </w:tc>
         <w:tc>
           <w:tcPr>
-            <w:tcW w:type="dxa" w:w="1656"/>
+            <w:tcW w:type="dxa" w:w="2117"/>
             <w:vAlign w:val="center"/>
           </w:tcPr>
           <w:p>
             <w:pPr>
               <w:spacing w:before="0" w:after="0" w:line="240" w:lineRule="auto"/>
+              <w:jc w:val="center"/>
             </w:pPr>
             <w:r>
               <w:rPr>
-                <w:rFonts w:ascii="Noto Sans Thai" w:hAnsi="Noto Sans Thai" w:eastAsia="Noto Sans Thai" w:cs="Noto Sans Thai"/>
-                <w:sz w:val="15"/>
+                <w:rFonts w:ascii="Arial" w:hAnsi="Arial" w:eastAsia="Noto Sans Thai" w:cs="Noto Sans Thai"/>
+                <w:sz w:val="20"/>
               </w:rPr>
               <w:t>{{ p3_spd }}</w:t>
             </w:r>
@@ -1379,19 +2636,103 @@
         </w:tc>
         <w:tc>
           <w:tcPr>
-            <w:tcW w:type="dxa" w:w="3384"/>
+            <w:tcW w:type="dxa" w:w="2045"/>
             <w:vAlign w:val="center"/>
           </w:tcPr>
           <w:p>
             <w:pPr>
               <w:spacing w:before="0" w:after="0" w:line="240" w:lineRule="auto"/>
+              <w:jc w:val="center"/>
             </w:pPr>
             <w:r>
               <w:rPr>
-                <w:rFonts w:ascii="Noto Sans Thai" w:hAnsi="Noto Sans Thai" w:eastAsia="Noto Sans Thai" w:cs="Noto Sans Thai"/>
-                <w:sz w:val="15"/>
-              </w:rPr>
-              <w:t>{{ c_p3_pass }} Pass  {{ c_p3_fail }} Fail</w:t>
+                <w:rFonts w:ascii="Arial" w:hAnsi="Arial" w:eastAsia="Noto Sans Thai" w:cs="Noto Sans Thai"/>
+                <w:sz w:val="20"/>
+                <w:vanish/>
+              </w:rPr>
+              <w:t xml:space="preserve">{% if c_p3_pass == '☑' %}</w:t>
+            </w:r>
+            <w:r>
+              <w:rPr>
+                <w:rFonts w:ascii="Arial" w:hAnsi="Arial" w:eastAsia="Noto Sans Thai" w:cs="Noto Sans Thai"/>
+                <w:sz w:val="20"/>
+              </w:rPr>
+              <w:t xml:space="preserve">☑</w:t>
+            </w:r>
+            <w:r>
+              <w:rPr>
+                <w:rFonts w:ascii="Arial" w:hAnsi="Arial" w:eastAsia="Noto Sans Thai" w:cs="Noto Sans Thai"/>
+                <w:sz w:val="20"/>
+                <w:vanish/>
+              </w:rPr>
+              <w:t xml:space="preserve">{% else %}</w:t>
+            </w:r>
+            <w:r>
+              <w:rPr>
+                <w:rFonts w:ascii="Arial" w:hAnsi="Arial" w:eastAsia="Noto Sans Thai" w:cs="Noto Sans Thai"/>
+                <w:sz w:val="20"/>
+              </w:rPr>
+              <w:t xml:space="preserve">☐</w:t>
+            </w:r>
+            <w:r>
+              <w:rPr>
+                <w:rFonts w:ascii="Arial" w:hAnsi="Arial" w:eastAsia="Noto Sans Thai" w:cs="Noto Sans Thai"/>
+                <w:sz w:val="20"/>
+                <w:vanish/>
+              </w:rPr>
+              <w:t xml:space="preserve">{% endif %}</w:t>
+            </w:r>
+            <w:r>
+              <w:rPr>
+                <w:rFonts w:ascii="Arial" w:hAnsi="Arial" w:eastAsia="Noto Sans Thai" w:cs="Noto Sans Thai"/>
+                <w:sz w:val="20"/>
+              </w:rPr>
+              <w:t xml:space="preserve"> Pass  </w:t>
+            </w:r>
+            <w:r>
+              <w:rPr>
+                <w:rFonts w:ascii="Arial" w:hAnsi="Arial" w:eastAsia="Noto Sans Thai" w:cs="Noto Sans Thai"/>
+                <w:sz w:val="20"/>
+                <w:vanish/>
+              </w:rPr>
+              <w:t xml:space="preserve">{% if c_p3_fail == '☑' %}</w:t>
+            </w:r>
+            <w:r>
+              <w:rPr>
+                <w:rFonts w:ascii="Arial" w:hAnsi="Arial" w:eastAsia="Noto Sans Thai" w:cs="Noto Sans Thai"/>
+                <w:sz w:val="20"/>
+              </w:rPr>
+              <w:t xml:space="preserve">☑</w:t>
+            </w:r>
+            <w:r>
+              <w:rPr>
+                <w:rFonts w:ascii="Arial" w:hAnsi="Arial" w:eastAsia="Noto Sans Thai" w:cs="Noto Sans Thai"/>
+                <w:sz w:val="20"/>
+                <w:vanish/>
+              </w:rPr>
+              <w:t xml:space="preserve">{% else %}</w:t>
+            </w:r>
+            <w:r>
+              <w:rPr>
+                <w:rFonts w:ascii="Arial" w:hAnsi="Arial" w:eastAsia="Noto Sans Thai" w:cs="Noto Sans Thai"/>
+                <w:sz w:val="20"/>
+              </w:rPr>
+              <w:t xml:space="preserve">☐</w:t>
+            </w:r>
+            <w:r>
+              <w:rPr>
+                <w:rFonts w:ascii="Arial" w:hAnsi="Arial" w:eastAsia="Noto Sans Thai" w:cs="Noto Sans Thai"/>
+                <w:sz w:val="20"/>
+                <w:vanish/>
+              </w:rPr>
+              <w:t xml:space="preserve">{% endif %}</w:t>
+            </w:r>
+            <w:r>
+              <w:rPr>
+                <w:rFonts w:ascii="Arial" w:hAnsi="Arial" w:eastAsia="Noto Sans Thai" w:cs="Noto Sans Thai"/>
+                <w:sz w:val="20"/>
+              </w:rPr>
+              <w:t xml:space="preserve"> Fail</w:t>
             </w:r>
           </w:p>
         </w:tc>
@@ -1399,20 +2740,22 @@
       <w:tr>
         <w:trPr>
           <w:cantSplit/>
+          <w:trHeight w:val="353" w:hRule="atLeast"/>
         </w:trPr>
         <w:tc>
           <w:tcPr>
-            <w:tcW w:type="dxa" w:w="2376"/>
+            <w:tcW w:type="dxa" w:w="2333"/>
             <w:vAlign w:val="center"/>
           </w:tcPr>
           <w:p>
             <w:pPr>
               <w:spacing w:before="0" w:after="0" w:line="240" w:lineRule="auto"/>
+              <w:jc w:val="left"/>
             </w:pPr>
             <w:r>
               <w:rPr>
-                <w:rFonts w:ascii="Noto Sans Thai" w:hAnsi="Noto Sans Thai" w:eastAsia="Noto Sans Thai" w:cs="Noto Sans Thai"/>
-                <w:sz w:val="15"/>
+                <w:rFonts w:ascii="Arial" w:hAnsi="Arial" w:eastAsia="Noto Sans Thai" w:cs="Noto Sans Thai"/>
+                <w:sz w:val="20"/>
               </w:rPr>
               <w:t>Fill layers</w:t>
             </w:r>
@@ -1420,17 +2763,18 @@
         </w:tc>
         <w:tc>
           <w:tcPr>
-            <w:tcW w:type="dxa" w:w="1512"/>
+            <w:tcW w:type="dxa" w:w="1598"/>
             <w:vAlign w:val="center"/>
           </w:tcPr>
           <w:p>
             <w:pPr>
               <w:spacing w:before="0" w:after="0" w:line="240" w:lineRule="auto"/>
+              <w:jc w:val="center"/>
             </w:pPr>
             <w:r>
               <w:rPr>
-                <w:rFonts w:ascii="Noto Sans Thai" w:hAnsi="Noto Sans Thai" w:eastAsia="Noto Sans Thai" w:cs="Noto Sans Thai"/>
-                <w:sz w:val="15"/>
+                <w:rFonts w:ascii="Arial" w:hAnsi="Arial" w:eastAsia="Noto Sans Thai" w:cs="Noto Sans Thai"/>
+                <w:sz w:val="20"/>
               </w:rPr>
               <w:t>{{ p4_type }}</w:t>
             </w:r>
@@ -1438,17 +2782,18 @@
         </w:tc>
         <w:tc>
           <w:tcPr>
-            <w:tcW w:type="dxa" w:w="1152"/>
+            <w:tcW w:type="dxa" w:w="1584"/>
             <w:vAlign w:val="center"/>
           </w:tcPr>
           <w:p>
             <w:pPr>
               <w:spacing w:before="0" w:after="0" w:line="240" w:lineRule="auto"/>
+              <w:jc w:val="center"/>
             </w:pPr>
             <w:r>
               <w:rPr>
-                <w:rFonts w:ascii="Noto Sans Thai" w:hAnsi="Noto Sans Thai" w:eastAsia="Noto Sans Thai" w:cs="Noto Sans Thai"/>
-                <w:sz w:val="15"/>
+                <w:rFonts w:ascii="Arial" w:hAnsi="Arial" w:eastAsia="Noto Sans Thai" w:cs="Noto Sans Thai"/>
+                <w:sz w:val="20"/>
               </w:rPr>
               <w:t>{{ p4_amp }}</w:t>
             </w:r>
@@ -1456,17 +2801,18 @@
         </w:tc>
         <w:tc>
           <w:tcPr>
-            <w:tcW w:type="dxa" w:w="1152"/>
+            <w:tcW w:type="dxa" w:w="1555"/>
             <w:vAlign w:val="center"/>
           </w:tcPr>
           <w:p>
             <w:pPr>
               <w:spacing w:before="0" w:after="0" w:line="240" w:lineRule="auto"/>
+              <w:jc w:val="center"/>
             </w:pPr>
             <w:r>
               <w:rPr>
-                <w:rFonts w:ascii="Noto Sans Thai" w:hAnsi="Noto Sans Thai" w:eastAsia="Noto Sans Thai" w:cs="Noto Sans Thai"/>
-                <w:sz w:val="15"/>
+                <w:rFonts w:ascii="Arial" w:hAnsi="Arial" w:eastAsia="Noto Sans Thai" w:cs="Noto Sans Thai"/>
+                <w:sz w:val="20"/>
               </w:rPr>
               <w:t>{{ p4_volt }}</w:t>
             </w:r>
@@ -1474,17 +2820,18 @@
         </w:tc>
         <w:tc>
           <w:tcPr>
-            <w:tcW w:type="dxa" w:w="1656"/>
+            <w:tcW w:type="dxa" w:w="2117"/>
             <w:vAlign w:val="center"/>
           </w:tcPr>
           <w:p>
             <w:pPr>
               <w:spacing w:before="0" w:after="0" w:line="240" w:lineRule="auto"/>
+              <w:jc w:val="center"/>
             </w:pPr>
             <w:r>
               <w:rPr>
-                <w:rFonts w:ascii="Noto Sans Thai" w:hAnsi="Noto Sans Thai" w:eastAsia="Noto Sans Thai" w:cs="Noto Sans Thai"/>
-                <w:sz w:val="15"/>
+                <w:rFonts w:ascii="Arial" w:hAnsi="Arial" w:eastAsia="Noto Sans Thai" w:cs="Noto Sans Thai"/>
+                <w:sz w:val="20"/>
               </w:rPr>
               <w:t>{{ p4_spd }}</w:t>
             </w:r>
@@ -1492,19 +2839,103 @@
         </w:tc>
         <w:tc>
           <w:tcPr>
-            <w:tcW w:type="dxa" w:w="3384"/>
+            <w:tcW w:type="dxa" w:w="2045"/>
             <w:vAlign w:val="center"/>
           </w:tcPr>
           <w:p>
             <w:pPr>
               <w:spacing w:before="0" w:after="0" w:line="240" w:lineRule="auto"/>
+              <w:jc w:val="center"/>
             </w:pPr>
             <w:r>
               <w:rPr>
-                <w:rFonts w:ascii="Noto Sans Thai" w:hAnsi="Noto Sans Thai" w:eastAsia="Noto Sans Thai" w:cs="Noto Sans Thai"/>
-                <w:sz w:val="15"/>
-              </w:rPr>
-              <w:t>{{ c_p4_pass }} Pass  {{ c_p4_fail }} Fail</w:t>
+                <w:rFonts w:ascii="Arial" w:hAnsi="Arial" w:eastAsia="Noto Sans Thai" w:cs="Noto Sans Thai"/>
+                <w:sz w:val="20"/>
+                <w:vanish/>
+              </w:rPr>
+              <w:t xml:space="preserve">{% if c_p4_pass == '☑' %}</w:t>
+            </w:r>
+            <w:r>
+              <w:rPr>
+                <w:rFonts w:ascii="Arial" w:hAnsi="Arial" w:eastAsia="Noto Sans Thai" w:cs="Noto Sans Thai"/>
+                <w:sz w:val="20"/>
+              </w:rPr>
+              <w:t xml:space="preserve">☑</w:t>
+            </w:r>
+            <w:r>
+              <w:rPr>
+                <w:rFonts w:ascii="Arial" w:hAnsi="Arial" w:eastAsia="Noto Sans Thai" w:cs="Noto Sans Thai"/>
+                <w:sz w:val="20"/>
+                <w:vanish/>
+              </w:rPr>
+              <w:t xml:space="preserve">{% else %}</w:t>
+            </w:r>
+            <w:r>
+              <w:rPr>
+                <w:rFonts w:ascii="Arial" w:hAnsi="Arial" w:eastAsia="Noto Sans Thai" w:cs="Noto Sans Thai"/>
+                <w:sz w:val="20"/>
+              </w:rPr>
+              <w:t xml:space="preserve">☐</w:t>
+            </w:r>
+            <w:r>
+              <w:rPr>
+                <w:rFonts w:ascii="Arial" w:hAnsi="Arial" w:eastAsia="Noto Sans Thai" w:cs="Noto Sans Thai"/>
+                <w:sz w:val="20"/>
+                <w:vanish/>
+              </w:rPr>
+              <w:t xml:space="preserve">{% endif %}</w:t>
+            </w:r>
+            <w:r>
+              <w:rPr>
+                <w:rFonts w:ascii="Arial" w:hAnsi="Arial" w:eastAsia="Noto Sans Thai" w:cs="Noto Sans Thai"/>
+                <w:sz w:val="20"/>
+              </w:rPr>
+              <w:t xml:space="preserve"> Pass  </w:t>
+            </w:r>
+            <w:r>
+              <w:rPr>
+                <w:rFonts w:ascii="Arial" w:hAnsi="Arial" w:eastAsia="Noto Sans Thai" w:cs="Noto Sans Thai"/>
+                <w:sz w:val="20"/>
+                <w:vanish/>
+              </w:rPr>
+              <w:t xml:space="preserve">{% if c_p4_fail == '☑' %}</w:t>
+            </w:r>
+            <w:r>
+              <w:rPr>
+                <w:rFonts w:ascii="Arial" w:hAnsi="Arial" w:eastAsia="Noto Sans Thai" w:cs="Noto Sans Thai"/>
+                <w:sz w:val="20"/>
+              </w:rPr>
+              <w:t xml:space="preserve">☑</w:t>
+            </w:r>
+            <w:r>
+              <w:rPr>
+                <w:rFonts w:ascii="Arial" w:hAnsi="Arial" w:eastAsia="Noto Sans Thai" w:cs="Noto Sans Thai"/>
+                <w:sz w:val="20"/>
+                <w:vanish/>
+              </w:rPr>
+              <w:t xml:space="preserve">{% else %}</w:t>
+            </w:r>
+            <w:r>
+              <w:rPr>
+                <w:rFonts w:ascii="Arial" w:hAnsi="Arial" w:eastAsia="Noto Sans Thai" w:cs="Noto Sans Thai"/>
+                <w:sz w:val="20"/>
+              </w:rPr>
+              <w:t xml:space="preserve">☐</w:t>
+            </w:r>
+            <w:r>
+              <w:rPr>
+                <w:rFonts w:ascii="Arial" w:hAnsi="Arial" w:eastAsia="Noto Sans Thai" w:cs="Noto Sans Thai"/>
+                <w:sz w:val="20"/>
+                <w:vanish/>
+              </w:rPr>
+              <w:t xml:space="preserve">{% endif %}</w:t>
+            </w:r>
+            <w:r>
+              <w:rPr>
+                <w:rFonts w:ascii="Arial" w:hAnsi="Arial" w:eastAsia="Noto Sans Thai" w:cs="Noto Sans Thai"/>
+                <w:sz w:val="20"/>
+              </w:rPr>
+              <w:t xml:space="preserve"> Fail</w:t>
             </w:r>
           </w:p>
         </w:tc>
@@ -1512,20 +2943,22 @@
       <w:tr>
         <w:trPr>
           <w:cantSplit/>
+          <w:trHeight w:val="353" w:hRule="atLeast"/>
         </w:trPr>
         <w:tc>
           <w:tcPr>
-            <w:tcW w:type="dxa" w:w="2376"/>
+            <w:tcW w:type="dxa" w:w="2333"/>
             <w:vAlign w:val="center"/>
           </w:tcPr>
           <w:p>
             <w:pPr>
               <w:spacing w:before="0" w:after="0" w:line="240" w:lineRule="auto"/>
+              <w:jc w:val="left"/>
             </w:pPr>
             <w:r>
               <w:rPr>
-                <w:rFonts w:ascii="Noto Sans Thai" w:hAnsi="Noto Sans Thai" w:eastAsia="Noto Sans Thai" w:cs="Noto Sans Thai"/>
-                <w:sz w:val="15"/>
+                <w:rFonts w:ascii="Arial" w:hAnsi="Arial" w:eastAsia="Noto Sans Thai" w:cs="Noto Sans Thai"/>
+                <w:sz w:val="20"/>
               </w:rPr>
               <w:t>Cap Layer</w:t>
             </w:r>
@@ -1533,17 +2966,18 @@
         </w:tc>
         <w:tc>
           <w:tcPr>
-            <w:tcW w:type="dxa" w:w="1512"/>
+            <w:tcW w:type="dxa" w:w="1598"/>
             <w:vAlign w:val="center"/>
           </w:tcPr>
           <w:p>
             <w:pPr>
               <w:spacing w:before="0" w:after="0" w:line="240" w:lineRule="auto"/>
+              <w:jc w:val="center"/>
             </w:pPr>
             <w:r>
               <w:rPr>
-                <w:rFonts w:ascii="Noto Sans Thai" w:hAnsi="Noto Sans Thai" w:eastAsia="Noto Sans Thai" w:cs="Noto Sans Thai"/>
-                <w:sz w:val="15"/>
+                <w:rFonts w:ascii="Arial" w:hAnsi="Arial" w:eastAsia="Noto Sans Thai" w:cs="Noto Sans Thai"/>
+                <w:sz w:val="20"/>
               </w:rPr>
               <w:t>{{ p5_type }}</w:t>
             </w:r>
@@ -1551,17 +2985,18 @@
         </w:tc>
         <w:tc>
           <w:tcPr>
-            <w:tcW w:type="dxa" w:w="1152"/>
+            <w:tcW w:type="dxa" w:w="1584"/>
             <w:vAlign w:val="center"/>
           </w:tcPr>
           <w:p>
             <w:pPr>
               <w:spacing w:before="0" w:after="0" w:line="240" w:lineRule="auto"/>
+              <w:jc w:val="center"/>
             </w:pPr>
             <w:r>
               <w:rPr>
-                <w:rFonts w:ascii="Noto Sans Thai" w:hAnsi="Noto Sans Thai" w:eastAsia="Noto Sans Thai" w:cs="Noto Sans Thai"/>
-                <w:sz w:val="15"/>
+                <w:rFonts w:ascii="Arial" w:hAnsi="Arial" w:eastAsia="Noto Sans Thai" w:cs="Noto Sans Thai"/>
+                <w:sz w:val="20"/>
               </w:rPr>
               <w:t>{{ p5_amp }}</w:t>
             </w:r>
@@ -1569,17 +3004,18 @@
         </w:tc>
         <w:tc>
           <w:tcPr>
-            <w:tcW w:type="dxa" w:w="1152"/>
+            <w:tcW w:type="dxa" w:w="1555"/>
             <w:vAlign w:val="center"/>
           </w:tcPr>
           <w:p>
             <w:pPr>
               <w:spacing w:before="0" w:after="0" w:line="240" w:lineRule="auto"/>
+              <w:jc w:val="center"/>
             </w:pPr>
             <w:r>
               <w:rPr>
-                <w:rFonts w:ascii="Noto Sans Thai" w:hAnsi="Noto Sans Thai" w:eastAsia="Noto Sans Thai" w:cs="Noto Sans Thai"/>
-                <w:sz w:val="15"/>
+                <w:rFonts w:ascii="Arial" w:hAnsi="Arial" w:eastAsia="Noto Sans Thai" w:cs="Noto Sans Thai"/>
+                <w:sz w:val="20"/>
               </w:rPr>
               <w:t>{{ p5_volt }}</w:t>
             </w:r>
@@ -1587,17 +3023,18 @@
         </w:tc>
         <w:tc>
           <w:tcPr>
-            <w:tcW w:type="dxa" w:w="1656"/>
+            <w:tcW w:type="dxa" w:w="2117"/>
             <w:vAlign w:val="center"/>
           </w:tcPr>
           <w:p>
             <w:pPr>
               <w:spacing w:before="0" w:after="0" w:line="240" w:lineRule="auto"/>
+              <w:jc w:val="center"/>
             </w:pPr>
             <w:r>
               <w:rPr>
-                <w:rFonts w:ascii="Noto Sans Thai" w:hAnsi="Noto Sans Thai" w:eastAsia="Noto Sans Thai" w:cs="Noto Sans Thai"/>
-                <w:sz w:val="15"/>
+                <w:rFonts w:ascii="Arial" w:hAnsi="Arial" w:eastAsia="Noto Sans Thai" w:cs="Noto Sans Thai"/>
+                <w:sz w:val="20"/>
               </w:rPr>
               <w:t>{{ p5_spd }}</w:t>
             </w:r>
@@ -1605,19 +3042,103 @@
         </w:tc>
         <w:tc>
           <w:tcPr>
-            <w:tcW w:type="dxa" w:w="3384"/>
+            <w:tcW w:type="dxa" w:w="2045"/>
             <w:vAlign w:val="center"/>
           </w:tcPr>
           <w:p>
             <w:pPr>
               <w:spacing w:before="0" w:after="0" w:line="240" w:lineRule="auto"/>
+              <w:jc w:val="center"/>
             </w:pPr>
             <w:r>
               <w:rPr>
-                <w:rFonts w:ascii="Noto Sans Thai" w:hAnsi="Noto Sans Thai" w:eastAsia="Noto Sans Thai" w:cs="Noto Sans Thai"/>
-                <w:sz w:val="15"/>
-              </w:rPr>
-              <w:t>{{ c_p5_pass }} Pass  {{ c_p5_fail }} Fail</w:t>
+                <w:rFonts w:ascii="Arial" w:hAnsi="Arial" w:eastAsia="Noto Sans Thai" w:cs="Noto Sans Thai"/>
+                <w:sz w:val="20"/>
+                <w:vanish/>
+              </w:rPr>
+              <w:t xml:space="preserve">{% if c_p5_pass == '☑' %}</w:t>
+            </w:r>
+            <w:r>
+              <w:rPr>
+                <w:rFonts w:ascii="Arial" w:hAnsi="Arial" w:eastAsia="Noto Sans Thai" w:cs="Noto Sans Thai"/>
+                <w:sz w:val="20"/>
+              </w:rPr>
+              <w:t xml:space="preserve">☑</w:t>
+            </w:r>
+            <w:r>
+              <w:rPr>
+                <w:rFonts w:ascii="Arial" w:hAnsi="Arial" w:eastAsia="Noto Sans Thai" w:cs="Noto Sans Thai"/>
+                <w:sz w:val="20"/>
+                <w:vanish/>
+              </w:rPr>
+              <w:t xml:space="preserve">{% else %}</w:t>
+            </w:r>
+            <w:r>
+              <w:rPr>
+                <w:rFonts w:ascii="Arial" w:hAnsi="Arial" w:eastAsia="Noto Sans Thai" w:cs="Noto Sans Thai"/>
+                <w:sz w:val="20"/>
+              </w:rPr>
+              <w:t xml:space="preserve">☐</w:t>
+            </w:r>
+            <w:r>
+              <w:rPr>
+                <w:rFonts w:ascii="Arial" w:hAnsi="Arial" w:eastAsia="Noto Sans Thai" w:cs="Noto Sans Thai"/>
+                <w:sz w:val="20"/>
+                <w:vanish/>
+              </w:rPr>
+              <w:t xml:space="preserve">{% endif %}</w:t>
+            </w:r>
+            <w:r>
+              <w:rPr>
+                <w:rFonts w:ascii="Arial" w:hAnsi="Arial" w:eastAsia="Noto Sans Thai" w:cs="Noto Sans Thai"/>
+                <w:sz w:val="20"/>
+              </w:rPr>
+              <w:t xml:space="preserve"> Pass  </w:t>
+            </w:r>
+            <w:r>
+              <w:rPr>
+                <w:rFonts w:ascii="Arial" w:hAnsi="Arial" w:eastAsia="Noto Sans Thai" w:cs="Noto Sans Thai"/>
+                <w:sz w:val="20"/>
+                <w:vanish/>
+              </w:rPr>
+              <w:t xml:space="preserve">{% if c_p5_fail == '☑' %}</w:t>
+            </w:r>
+            <w:r>
+              <w:rPr>
+                <w:rFonts w:ascii="Arial" w:hAnsi="Arial" w:eastAsia="Noto Sans Thai" w:cs="Noto Sans Thai"/>
+                <w:sz w:val="20"/>
+              </w:rPr>
+              <w:t xml:space="preserve">☑</w:t>
+            </w:r>
+            <w:r>
+              <w:rPr>
+                <w:rFonts w:ascii="Arial" w:hAnsi="Arial" w:eastAsia="Noto Sans Thai" w:cs="Noto Sans Thai"/>
+                <w:sz w:val="20"/>
+                <w:vanish/>
+              </w:rPr>
+              <w:t xml:space="preserve">{% else %}</w:t>
+            </w:r>
+            <w:r>
+              <w:rPr>
+                <w:rFonts w:ascii="Arial" w:hAnsi="Arial" w:eastAsia="Noto Sans Thai" w:cs="Noto Sans Thai"/>
+                <w:sz w:val="20"/>
+              </w:rPr>
+              <w:t xml:space="preserve">☐</w:t>
+            </w:r>
+            <w:r>
+              <w:rPr>
+                <w:rFonts w:ascii="Arial" w:hAnsi="Arial" w:eastAsia="Noto Sans Thai" w:cs="Noto Sans Thai"/>
+                <w:sz w:val="20"/>
+                <w:vanish/>
+              </w:rPr>
+              <w:t xml:space="preserve">{% endif %}</w:t>
+            </w:r>
+            <w:r>
+              <w:rPr>
+                <w:rFonts w:ascii="Arial" w:hAnsi="Arial" w:eastAsia="Noto Sans Thai" w:cs="Noto Sans Thai"/>
+                <w:sz w:val="20"/>
+              </w:rPr>
+              <w:t xml:space="preserve"> Fail</w:t>
             </w:r>
           </w:p>
         </w:tc>
@@ -1625,35 +3146,35 @@
     </w:tbl>
     <w:p>
       <w:pPr>
-        <w:spacing w:after="80" w:line="20" w:lineRule="exact"/>
+        <w:spacing w:after="0" w:line="80" w:lineRule="exact" w:before="0"/>
       </w:pPr>
       <w:r>
         <w:rPr>
-          <w:rFonts w:ascii="Noto Sans Thai" w:hAnsi="Noto Sans Thai" w:eastAsia="Noto Sans Thai" w:cs="Noto Sans Thai"/>
-          <w:sz w:val="2"/>
+          <w:rFonts w:ascii="Arial" w:hAnsi="Arial" w:eastAsia="Noto Sans Thai" w:cs="Noto Sans Thai"/>
+          <w:sz w:val="8"/>
         </w:rPr>
       </w:r>
     </w:p>
     <w:tbl>
       <w:tblPr>
         <w:tblW w:type="dxa" w:w="11232"/>
-        <w:jc w:val="center"/>
         <w:tblLayout w:type="fixed"/>
         <w:tblLook w:firstColumn="1" w:firstRow="1" w:lastColumn="0" w:lastRow="0" w:noHBand="0" w:noVBand="1" w:val="04A0"/>
         <w:tblBorders>
-          <w:top w:val="single" w:sz="4" w:color="333333"/>
-          <w:left w:val="single" w:sz="4" w:color="333333"/>
-          <w:bottom w:val="single" w:sz="4" w:color="333333"/>
-          <w:right w:val="single" w:sz="4" w:color="333333"/>
-          <w:insideH w:val="single" w:sz="4" w:color="333333"/>
-          <w:insideV w:val="single" w:sz="4" w:color="333333"/>
+          <w:top w:val="single" w:sz="4" w:color="000000"/>
+          <w:left w:val="single" w:sz="4" w:color="000000"/>
+          <w:bottom w:val="single" w:sz="4" w:color="000000"/>
+          <w:right w:val="single" w:sz="4" w:color="000000"/>
+          <w:insideH w:val="single" w:sz="4" w:color="000000"/>
+          <w:insideV w:val="single" w:sz="4" w:color="000000"/>
         </w:tblBorders>
+        <w:jc w:val="center"/>
         <w:tblInd w:w="0" w:type="dxa"/>
         <w:tblCellMar>
-          <w:top w:w="35" w:type="dxa"/>
-          <w:bottom w:w="35" w:type="dxa"/>
-          <w:left w:w="65" w:type="dxa"/>
-          <w:right w:w="65" w:type="dxa"/>
+          <w:top w:w="20" w:type="dxa"/>
+          <w:bottom w:w="20" w:type="dxa"/>
+          <w:left w:w="45" w:type="dxa"/>
+          <w:right w:w="45" w:type="dxa"/>
         </w:tblCellMar>
       </w:tblPr>
       <w:tblGrid>
@@ -1662,6 +3183,7 @@
       <w:tr>
         <w:trPr>
           <w:cantSplit/>
+          <w:trHeight w:val="374" w:hRule="atLeast"/>
         </w:trPr>
         <w:tc>
           <w:tcPr>
@@ -1676,9 +3198,9 @@
             </w:pPr>
             <w:r>
               <w:rPr>
-                <w:rFonts w:ascii="Noto Sans Thai" w:hAnsi="Noto Sans Thai" w:eastAsia="Noto Sans Thai" w:cs="Noto Sans Thai"/>
+                <w:rFonts w:ascii="Arial" w:hAnsi="Arial" w:eastAsia="Noto Sans Thai" w:cs="Noto Sans Thai"/>
                 <w:b/>
-                <w:sz w:val="20"/>
+                <w:sz w:val="22"/>
               </w:rPr>
               <w:t>SECTION 3: AFTER WELDING CHECK (หลังการเชื่อม)</w:t>
             </w:r>
@@ -1689,29 +3211,29 @@
     <w:tbl>
       <w:tblPr>
         <w:tblW w:type="dxa" w:w="11232"/>
-        <w:jc w:val="center"/>
         <w:tblLayout w:type="fixed"/>
         <w:tblLook w:firstColumn="1" w:firstRow="1" w:lastColumn="0" w:lastRow="0" w:noHBand="0" w:noVBand="1" w:val="04A0"/>
         <w:tblBorders>
-          <w:top w:val="single" w:sz="4" w:color="333333"/>
-          <w:left w:val="single" w:sz="4" w:color="333333"/>
-          <w:bottom w:val="single" w:sz="4" w:color="333333"/>
-          <w:right w:val="single" w:sz="4" w:color="333333"/>
-          <w:insideH w:val="single" w:sz="4" w:color="333333"/>
-          <w:insideV w:val="single" w:sz="4" w:color="333333"/>
+          <w:top w:val="single" w:sz="4" w:color="000000"/>
+          <w:left w:val="single" w:sz="4" w:color="000000"/>
+          <w:bottom w:val="single" w:sz="4" w:color="000000"/>
+          <w:right w:val="single" w:sz="4" w:color="000000"/>
+          <w:insideH w:val="single" w:sz="4" w:color="000000"/>
+          <w:insideV w:val="single" w:sz="4" w:color="000000"/>
         </w:tblBorders>
+        <w:jc w:val="center"/>
         <w:tblInd w:w="0" w:type="dxa"/>
         <w:tblCellMar>
-          <w:top w:w="35" w:type="dxa"/>
-          <w:bottom w:w="35" w:type="dxa"/>
-          <w:left w:w="65" w:type="dxa"/>
-          <w:right w:w="65" w:type="dxa"/>
+          <w:top w:w="20" w:type="dxa"/>
+          <w:bottom w:w="20" w:type="dxa"/>
+          <w:left w:w="45" w:type="dxa"/>
+          <w:right w:w="45" w:type="dxa"/>
         </w:tblCellMar>
       </w:tblPr>
       <w:tblGrid>
-        <w:gridCol w:w="2736"/>
-        <w:gridCol w:w="4896"/>
-        <w:gridCol w:w="3600"/>
+        <w:gridCol w:w="2376"/>
+        <w:gridCol w:w="4147"/>
+        <w:gridCol w:w="4709"/>
       </w:tblGrid>
       <w:tr>
         <w:trPr>
@@ -1719,56 +3241,39 @@
         </w:trPr>
         <w:tc>
           <w:tcPr>
-            <w:tcW w:type="dxa" w:w="2736"/>
+            <w:tcW w:type="dxa" w:w="6523"/>
+            <w:vAlign w:val="center"/>
+            <w:gridSpan w:val="2"/>
+            <w:shd w:fill="E7E6E6"/>
+          </w:tcPr>
+          <w:p>
+            <w:pPr>
+              <w:spacing w:before="0" w:after="0" w:line="240" w:lineRule="auto"/>
+            </w:pPr>
+            <w:r>
+              <w:rPr>
+                <w:rFonts w:ascii="Times New Roman" w:hAnsi="Times New Roman" w:cs="Noto Sans Thai" w:eastAsia="Noto Sans Thai"/>
+                <w:sz w:val="22"/>
+              </w:rPr>
+              <w:t>Inspection Item</w:t>
+            </w:r>
+          </w:p>
+        </w:tc>
+        <w:tc>
+          <w:tcPr>
+            <w:tcW w:type="dxa" w:w="4709"/>
             <w:vAlign w:val="center"/>
             <w:shd w:fill="E7E6E6"/>
           </w:tcPr>
           <w:p>
             <w:pPr>
               <w:spacing w:before="0" w:after="0" w:line="240" w:lineRule="auto"/>
+              <w:jc w:val="center"/>
             </w:pPr>
             <w:r>
               <w:rPr>
-                <w:rFonts w:ascii="Noto Sans Thai" w:hAnsi="Noto Sans Thai" w:eastAsia="Noto Sans Thai" w:cs="Noto Sans Thai"/>
-                <w:sz w:val="16"/>
-              </w:rPr>
-              <w:t>Inspection Item</w:t>
-            </w:r>
-          </w:p>
-        </w:tc>
-        <w:tc>
-          <w:tcPr>
-            <w:tcW w:type="dxa" w:w="4896"/>
-            <w:vAlign w:val="center"/>
-            <w:shd w:fill="E7E6E6"/>
-          </w:tcPr>
-          <w:p>
-            <w:pPr>
-              <w:spacing w:before="0" w:after="0" w:line="240" w:lineRule="auto"/>
-            </w:pPr>
-            <w:r>
-              <w:rPr>
-                <w:rFonts w:ascii="Noto Sans Thai" w:hAnsi="Noto Sans Thai" w:eastAsia="Noto Sans Thai" w:cs="Noto Sans Thai"/>
-                <w:sz w:val="16"/>
-              </w:rPr>
-              <w:t>Result</w:t>
-            </w:r>
-          </w:p>
-        </w:tc>
-        <w:tc>
-          <w:tcPr>
-            <w:tcW w:type="dxa" w:w="3600"/>
-            <w:vAlign w:val="center"/>
-            <w:shd w:fill="E7E6E6"/>
-          </w:tcPr>
-          <w:p>
-            <w:pPr>
-              <w:spacing w:before="0" w:after="0" w:line="240" w:lineRule="auto"/>
-            </w:pPr>
-            <w:r>
-              <w:rPr>
-                <w:rFonts w:ascii="Noto Sans Thai" w:hAnsi="Noto Sans Thai" w:eastAsia="Noto Sans Thai" w:cs="Noto Sans Thai"/>
-                <w:sz w:val="16"/>
+                <w:rFonts w:ascii="Times New Roman" w:hAnsi="Times New Roman" w:cs="Noto Sans Thai" w:eastAsia="Noto Sans Thai"/>
+                <w:sz w:val="22"/>
               </w:rPr>
               <w:t>Remarks</w:t>
             </w:r>
@@ -1778,10 +3283,11 @@
       <w:tr>
         <w:trPr>
           <w:cantSplit/>
+          <w:trHeight w:val="338" w:hRule="atLeast"/>
         </w:trPr>
         <w:tc>
           <w:tcPr>
-            <w:tcW w:type="dxa" w:w="2736"/>
+            <w:tcW w:type="dxa" w:w="2376"/>
             <w:vAlign w:val="center"/>
           </w:tcPr>
           <w:p>
@@ -1790,8 +3296,8 @@
             </w:pPr>
             <w:r>
               <w:rPr>
-                <w:rFonts w:ascii="Noto Sans Thai" w:hAnsi="Noto Sans Thai" w:eastAsia="Noto Sans Thai" w:cs="Noto Sans Thai"/>
-                <w:sz w:val="16"/>
+                <w:rFonts w:ascii="Times New Roman" w:hAnsi="Times New Roman" w:eastAsia="Noto Sans Thai" w:cs="Noto Sans Thai"/>
+                <w:sz w:val="20"/>
               </w:rPr>
               <w:t>Visual Inspection</w:t>
             </w:r>
@@ -1799,7 +3305,7 @@
         </w:tc>
         <w:tc>
           <w:tcPr>
-            <w:tcW w:type="dxa" w:w="4896"/>
+            <w:tcW w:type="dxa" w:w="4147"/>
             <w:vAlign w:val="center"/>
           </w:tcPr>
           <w:p>
@@ -1808,16 +3314,144 @@
             </w:pPr>
             <w:r>
               <w:rPr>
-                <w:rFonts w:ascii="Noto Sans Thai" w:hAnsi="Noto Sans Thai" w:eastAsia="Noto Sans Thai" w:cs="Noto Sans Thai"/>
-                <w:sz w:val="16"/>
-              </w:rPr>
-              <w:t>{{ c_vi_na }} N/A  {{ c_vi_pass }} Pass  {{ c_vi_fail }} Fail</w:t>
+                <w:rFonts w:ascii="Times New Roman" w:hAnsi="Times New Roman" w:eastAsia="Noto Sans Thai" w:cs="Noto Sans Thai"/>
+                <w:sz w:val="20"/>
+                <w:vanish/>
+              </w:rPr>
+              <w:t xml:space="preserve">{% if c_vi_na == '☑' %}</w:t>
+            </w:r>
+            <w:r>
+              <w:rPr>
+                <w:rFonts w:ascii="Times New Roman" w:hAnsi="Times New Roman" w:eastAsia="Noto Sans Thai" w:cs="Noto Sans Thai"/>
+                <w:sz w:val="20"/>
+              </w:rPr>
+              <w:t xml:space="preserve">☑</w:t>
+            </w:r>
+            <w:r>
+              <w:rPr>
+                <w:rFonts w:ascii="Times New Roman" w:hAnsi="Times New Roman" w:eastAsia="Noto Sans Thai" w:cs="Noto Sans Thai"/>
+                <w:sz w:val="20"/>
+                <w:vanish/>
+              </w:rPr>
+              <w:t xml:space="preserve">{% else %}</w:t>
+            </w:r>
+            <w:r>
+              <w:rPr>
+                <w:rFonts w:ascii="Times New Roman" w:hAnsi="Times New Roman" w:eastAsia="Noto Sans Thai" w:cs="Noto Sans Thai"/>
+                <w:sz w:val="20"/>
+              </w:rPr>
+              <w:t xml:space="preserve">☐</w:t>
+            </w:r>
+            <w:r>
+              <w:rPr>
+                <w:rFonts w:ascii="Times New Roman" w:hAnsi="Times New Roman" w:eastAsia="Noto Sans Thai" w:cs="Noto Sans Thai"/>
+                <w:sz w:val="20"/>
+                <w:vanish/>
+              </w:rPr>
+              <w:t xml:space="preserve">{% endif %}</w:t>
+            </w:r>
+            <w:r>
+              <w:rPr>
+                <w:rFonts w:ascii="Times New Roman" w:hAnsi="Times New Roman" w:eastAsia="Noto Sans Thai" w:cs="Noto Sans Thai"/>
+                <w:sz w:val="20"/>
+              </w:rPr>
+              <w:t xml:space="preserve"> N/A  </w:t>
+            </w:r>
+            <w:r>
+              <w:rPr>
+                <w:rFonts w:ascii="Times New Roman" w:hAnsi="Times New Roman" w:eastAsia="Noto Sans Thai" w:cs="Noto Sans Thai"/>
+                <w:sz w:val="20"/>
+                <w:vanish/>
+              </w:rPr>
+              <w:t xml:space="preserve">{% if c_vi_pass == '☑' %}</w:t>
+            </w:r>
+            <w:r>
+              <w:rPr>
+                <w:rFonts w:ascii="Times New Roman" w:hAnsi="Times New Roman" w:eastAsia="Noto Sans Thai" w:cs="Noto Sans Thai"/>
+                <w:sz w:val="20"/>
+              </w:rPr>
+              <w:t xml:space="preserve">☑</w:t>
+            </w:r>
+            <w:r>
+              <w:rPr>
+                <w:rFonts w:ascii="Times New Roman" w:hAnsi="Times New Roman" w:eastAsia="Noto Sans Thai" w:cs="Noto Sans Thai"/>
+                <w:sz w:val="20"/>
+                <w:vanish/>
+              </w:rPr>
+              <w:t xml:space="preserve">{% else %}</w:t>
+            </w:r>
+            <w:r>
+              <w:rPr>
+                <w:rFonts w:ascii="Times New Roman" w:hAnsi="Times New Roman" w:eastAsia="Noto Sans Thai" w:cs="Noto Sans Thai"/>
+                <w:sz w:val="20"/>
+              </w:rPr>
+              <w:t xml:space="preserve">☐</w:t>
+            </w:r>
+            <w:r>
+              <w:rPr>
+                <w:rFonts w:ascii="Times New Roman" w:hAnsi="Times New Roman" w:eastAsia="Noto Sans Thai" w:cs="Noto Sans Thai"/>
+                <w:sz w:val="20"/>
+                <w:vanish/>
+              </w:rPr>
+              <w:t xml:space="preserve">{% endif %}</w:t>
+            </w:r>
+            <w:r>
+              <w:rPr>
+                <w:rFonts w:ascii="Times New Roman" w:hAnsi="Times New Roman" w:eastAsia="Noto Sans Thai" w:cs="Noto Sans Thai"/>
+                <w:sz w:val="20"/>
+              </w:rPr>
+              <w:t xml:space="preserve"> Pass  </w:t>
+            </w:r>
+            <w:r>
+              <w:rPr>
+                <w:rFonts w:ascii="Times New Roman" w:hAnsi="Times New Roman" w:eastAsia="Noto Sans Thai" w:cs="Noto Sans Thai"/>
+                <w:sz w:val="20"/>
+                <w:vanish/>
+              </w:rPr>
+              <w:t xml:space="preserve">{% if c_vi_fail == '☑' %}</w:t>
+            </w:r>
+            <w:r>
+              <w:rPr>
+                <w:rFonts w:ascii="Times New Roman" w:hAnsi="Times New Roman" w:eastAsia="Noto Sans Thai" w:cs="Noto Sans Thai"/>
+                <w:sz w:val="20"/>
+              </w:rPr>
+              <w:t xml:space="preserve">☑</w:t>
+            </w:r>
+            <w:r>
+              <w:rPr>
+                <w:rFonts w:ascii="Times New Roman" w:hAnsi="Times New Roman" w:eastAsia="Noto Sans Thai" w:cs="Noto Sans Thai"/>
+                <w:sz w:val="20"/>
+                <w:vanish/>
+              </w:rPr>
+              <w:t xml:space="preserve">{% else %}</w:t>
+            </w:r>
+            <w:r>
+              <w:rPr>
+                <w:rFonts w:ascii="Times New Roman" w:hAnsi="Times New Roman" w:eastAsia="Noto Sans Thai" w:cs="Noto Sans Thai"/>
+                <w:sz w:val="20"/>
+              </w:rPr>
+              <w:t xml:space="preserve">☐</w:t>
+            </w:r>
+            <w:r>
+              <w:rPr>
+                <w:rFonts w:ascii="Times New Roman" w:hAnsi="Times New Roman" w:eastAsia="Noto Sans Thai" w:cs="Noto Sans Thai"/>
+                <w:sz w:val="20"/>
+                <w:vanish/>
+              </w:rPr>
+              <w:t xml:space="preserve">{% endif %}</w:t>
+            </w:r>
+            <w:r>
+              <w:rPr>
+                <w:rFonts w:ascii="Times New Roman" w:hAnsi="Times New Roman" w:eastAsia="Noto Sans Thai" w:cs="Noto Sans Thai"/>
+                <w:sz w:val="20"/>
+              </w:rPr>
+              <w:t xml:space="preserve"> Fail</w:t>
             </w:r>
           </w:p>
         </w:tc>
         <w:tc>
           <w:tcPr>
-            <w:tcW w:type="dxa" w:w="3600"/>
+            <w:tcW w:type="dxa" w:w="4709"/>
             <w:vAlign w:val="center"/>
           </w:tcPr>
           <w:p>
@@ -1826,8 +3460,8 @@
             </w:pPr>
             <w:r>
               <w:rPr>
-                <w:rFonts w:ascii="Noto Sans Thai" w:hAnsi="Noto Sans Thai" w:eastAsia="Noto Sans Thai" w:cs="Noto Sans Thai"/>
-                <w:sz w:val="16"/>
+                <w:rFonts w:ascii="Times New Roman" w:hAnsi="Times New Roman" w:eastAsia="Noto Sans Thai" w:cs="Noto Sans Thai"/>
+                <w:sz w:val="20"/>
               </w:rPr>
               <w:t>{{ r_vi }}</w:t>
             </w:r>
@@ -1837,10 +3471,11 @@
       <w:tr>
         <w:trPr>
           <w:cantSplit/>
+          <w:trHeight w:val="338" w:hRule="atLeast"/>
         </w:trPr>
         <w:tc>
           <w:tcPr>
-            <w:tcW w:type="dxa" w:w="2736"/>
+            <w:tcW w:type="dxa" w:w="2376"/>
             <w:vAlign w:val="center"/>
           </w:tcPr>
           <w:p>
@@ -1849,8 +3484,8 @@
             </w:pPr>
             <w:r>
               <w:rPr>
-                <w:rFonts w:ascii="Noto Sans Thai" w:hAnsi="Noto Sans Thai" w:eastAsia="Noto Sans Thai" w:cs="Noto Sans Thai"/>
-                <w:sz w:val="16"/>
+                <w:rFonts w:ascii="Times New Roman" w:hAnsi="Times New Roman" w:eastAsia="Noto Sans Thai" w:cs="Noto Sans Thai"/>
+                <w:sz w:val="20"/>
               </w:rPr>
               <w:t>Post-Weld Dimensions</w:t>
             </w:r>
@@ -1858,7 +3493,7 @@
         </w:tc>
         <w:tc>
           <w:tcPr>
-            <w:tcW w:type="dxa" w:w="4896"/>
+            <w:tcW w:type="dxa" w:w="4147"/>
             <w:vAlign w:val="center"/>
           </w:tcPr>
           <w:p>
@@ -1867,16 +3502,144 @@
             </w:pPr>
             <w:r>
               <w:rPr>
-                <w:rFonts w:ascii="Noto Sans Thai" w:hAnsi="Noto Sans Thai" w:eastAsia="Noto Sans Thai" w:cs="Noto Sans Thai"/>
-                <w:sz w:val="16"/>
-              </w:rPr>
-              <w:t>{{ c_dim_na }} N/A  {{ c_dim_pass }} Pass  {{ c_dim_fail }} Fail</w:t>
+                <w:rFonts w:ascii="Times New Roman" w:hAnsi="Times New Roman" w:eastAsia="Noto Sans Thai" w:cs="Noto Sans Thai"/>
+                <w:sz w:val="20"/>
+                <w:vanish/>
+              </w:rPr>
+              <w:t xml:space="preserve">{% if c_dim_na == '☑' %}</w:t>
+            </w:r>
+            <w:r>
+              <w:rPr>
+                <w:rFonts w:ascii="Times New Roman" w:hAnsi="Times New Roman" w:eastAsia="Noto Sans Thai" w:cs="Noto Sans Thai"/>
+                <w:sz w:val="20"/>
+              </w:rPr>
+              <w:t xml:space="preserve">☑</w:t>
+            </w:r>
+            <w:r>
+              <w:rPr>
+                <w:rFonts w:ascii="Times New Roman" w:hAnsi="Times New Roman" w:eastAsia="Noto Sans Thai" w:cs="Noto Sans Thai"/>
+                <w:sz w:val="20"/>
+                <w:vanish/>
+              </w:rPr>
+              <w:t xml:space="preserve">{% else %}</w:t>
+            </w:r>
+            <w:r>
+              <w:rPr>
+                <w:rFonts w:ascii="Times New Roman" w:hAnsi="Times New Roman" w:eastAsia="Noto Sans Thai" w:cs="Noto Sans Thai"/>
+                <w:sz w:val="20"/>
+              </w:rPr>
+              <w:t xml:space="preserve">☐</w:t>
+            </w:r>
+            <w:r>
+              <w:rPr>
+                <w:rFonts w:ascii="Times New Roman" w:hAnsi="Times New Roman" w:eastAsia="Noto Sans Thai" w:cs="Noto Sans Thai"/>
+                <w:sz w:val="20"/>
+                <w:vanish/>
+              </w:rPr>
+              <w:t xml:space="preserve">{% endif %}</w:t>
+            </w:r>
+            <w:r>
+              <w:rPr>
+                <w:rFonts w:ascii="Times New Roman" w:hAnsi="Times New Roman" w:eastAsia="Noto Sans Thai" w:cs="Noto Sans Thai"/>
+                <w:sz w:val="20"/>
+              </w:rPr>
+              <w:t xml:space="preserve"> N/A  </w:t>
+            </w:r>
+            <w:r>
+              <w:rPr>
+                <w:rFonts w:ascii="Times New Roman" w:hAnsi="Times New Roman" w:eastAsia="Noto Sans Thai" w:cs="Noto Sans Thai"/>
+                <w:sz w:val="20"/>
+                <w:vanish/>
+              </w:rPr>
+              <w:t xml:space="preserve">{% if c_dim_pass == '☑' %}</w:t>
+            </w:r>
+            <w:r>
+              <w:rPr>
+                <w:rFonts w:ascii="Times New Roman" w:hAnsi="Times New Roman" w:eastAsia="Noto Sans Thai" w:cs="Noto Sans Thai"/>
+                <w:sz w:val="20"/>
+              </w:rPr>
+              <w:t xml:space="preserve">☑</w:t>
+            </w:r>
+            <w:r>
+              <w:rPr>
+                <w:rFonts w:ascii="Times New Roman" w:hAnsi="Times New Roman" w:eastAsia="Noto Sans Thai" w:cs="Noto Sans Thai"/>
+                <w:sz w:val="20"/>
+                <w:vanish/>
+              </w:rPr>
+              <w:t xml:space="preserve">{% else %}</w:t>
+            </w:r>
+            <w:r>
+              <w:rPr>
+                <w:rFonts w:ascii="Times New Roman" w:hAnsi="Times New Roman" w:eastAsia="Noto Sans Thai" w:cs="Noto Sans Thai"/>
+                <w:sz w:val="20"/>
+              </w:rPr>
+              <w:t xml:space="preserve">☐</w:t>
+            </w:r>
+            <w:r>
+              <w:rPr>
+                <w:rFonts w:ascii="Times New Roman" w:hAnsi="Times New Roman" w:eastAsia="Noto Sans Thai" w:cs="Noto Sans Thai"/>
+                <w:sz w:val="20"/>
+                <w:vanish/>
+              </w:rPr>
+              <w:t xml:space="preserve">{% endif %}</w:t>
+            </w:r>
+            <w:r>
+              <w:rPr>
+                <w:rFonts w:ascii="Times New Roman" w:hAnsi="Times New Roman" w:eastAsia="Noto Sans Thai" w:cs="Noto Sans Thai"/>
+                <w:sz w:val="20"/>
+              </w:rPr>
+              <w:t xml:space="preserve"> Pass  </w:t>
+            </w:r>
+            <w:r>
+              <w:rPr>
+                <w:rFonts w:ascii="Times New Roman" w:hAnsi="Times New Roman" w:eastAsia="Noto Sans Thai" w:cs="Noto Sans Thai"/>
+                <w:sz w:val="20"/>
+                <w:vanish/>
+              </w:rPr>
+              <w:t xml:space="preserve">{% if c_dim_fail == '☑' %}</w:t>
+            </w:r>
+            <w:r>
+              <w:rPr>
+                <w:rFonts w:ascii="Times New Roman" w:hAnsi="Times New Roman" w:eastAsia="Noto Sans Thai" w:cs="Noto Sans Thai"/>
+                <w:sz w:val="20"/>
+              </w:rPr>
+              <w:t xml:space="preserve">☑</w:t>
+            </w:r>
+            <w:r>
+              <w:rPr>
+                <w:rFonts w:ascii="Times New Roman" w:hAnsi="Times New Roman" w:eastAsia="Noto Sans Thai" w:cs="Noto Sans Thai"/>
+                <w:sz w:val="20"/>
+                <w:vanish/>
+              </w:rPr>
+              <w:t xml:space="preserve">{% else %}</w:t>
+            </w:r>
+            <w:r>
+              <w:rPr>
+                <w:rFonts w:ascii="Times New Roman" w:hAnsi="Times New Roman" w:eastAsia="Noto Sans Thai" w:cs="Noto Sans Thai"/>
+                <w:sz w:val="20"/>
+              </w:rPr>
+              <w:t xml:space="preserve">☐</w:t>
+            </w:r>
+            <w:r>
+              <w:rPr>
+                <w:rFonts w:ascii="Times New Roman" w:hAnsi="Times New Roman" w:eastAsia="Noto Sans Thai" w:cs="Noto Sans Thai"/>
+                <w:sz w:val="20"/>
+                <w:vanish/>
+              </w:rPr>
+              <w:t xml:space="preserve">{% endif %}</w:t>
+            </w:r>
+            <w:r>
+              <w:rPr>
+                <w:rFonts w:ascii="Times New Roman" w:hAnsi="Times New Roman" w:eastAsia="Noto Sans Thai" w:cs="Noto Sans Thai"/>
+                <w:sz w:val="20"/>
+              </w:rPr>
+              <w:t xml:space="preserve"> Fail</w:t>
             </w:r>
           </w:p>
         </w:tc>
         <w:tc>
           <w:tcPr>
-            <w:tcW w:type="dxa" w:w="3600"/>
+            <w:tcW w:type="dxa" w:w="4709"/>
             <w:vAlign w:val="center"/>
           </w:tcPr>
           <w:p>
@@ -1885,8 +3648,8 @@
             </w:pPr>
             <w:r>
               <w:rPr>
-                <w:rFonts w:ascii="Noto Sans Thai" w:hAnsi="Noto Sans Thai" w:eastAsia="Noto Sans Thai" w:cs="Noto Sans Thai"/>
-                <w:sz w:val="16"/>
+                <w:rFonts w:ascii="Times New Roman" w:hAnsi="Times New Roman" w:eastAsia="Noto Sans Thai" w:cs="Noto Sans Thai"/>
+                <w:sz w:val="20"/>
               </w:rPr>
               <w:t>{{ r_dim }}</w:t>
             </w:r>
@@ -1896,10 +3659,11 @@
       <w:tr>
         <w:trPr>
           <w:cantSplit/>
+          <w:trHeight w:val="338" w:hRule="atLeast"/>
         </w:trPr>
         <w:tc>
           <w:tcPr>
-            <w:tcW w:type="dxa" w:w="2736"/>
+            <w:tcW w:type="dxa" w:w="2376"/>
             <w:vAlign w:val="center"/>
           </w:tcPr>
           <w:p>
@@ -1908,8 +3672,8 @@
             </w:pPr>
             <w:r>
               <w:rPr>
-                <w:rFonts w:ascii="Noto Sans Thai" w:hAnsi="Noto Sans Thai" w:eastAsia="Noto Sans Thai" w:cs="Noto Sans Thai"/>
-                <w:sz w:val="16"/>
+                <w:rFonts w:ascii="Times New Roman" w:hAnsi="Times New Roman" w:eastAsia="Noto Sans Thai" w:cs="Noto Sans Thai"/>
+                <w:sz w:val="20"/>
               </w:rPr>
               <w:t>Surface Defect Check</w:t>
             </w:r>
@@ -1917,7 +3681,7 @@
         </w:tc>
         <w:tc>
           <w:tcPr>
-            <w:tcW w:type="dxa" w:w="4896"/>
+            <w:tcW w:type="dxa" w:w="4147"/>
             <w:vAlign w:val="center"/>
           </w:tcPr>
           <w:p>
@@ -1926,16 +3690,144 @@
             </w:pPr>
             <w:r>
               <w:rPr>
-                <w:rFonts w:ascii="Noto Sans Thai" w:hAnsi="Noto Sans Thai" w:eastAsia="Noto Sans Thai" w:cs="Noto Sans Thai"/>
-                <w:sz w:val="16"/>
-              </w:rPr>
-              <w:t>{{ c_suf_na }} N/A  {{ c_suf_pass }} Pass  {{ c_suf_fail }} Fail</w:t>
+                <w:rFonts w:ascii="Times New Roman" w:hAnsi="Times New Roman" w:eastAsia="Noto Sans Thai" w:cs="Noto Sans Thai"/>
+                <w:sz w:val="20"/>
+                <w:vanish/>
+              </w:rPr>
+              <w:t xml:space="preserve">{% if c_suf_na == '☑' %}</w:t>
+            </w:r>
+            <w:r>
+              <w:rPr>
+                <w:rFonts w:ascii="Times New Roman" w:hAnsi="Times New Roman" w:eastAsia="Noto Sans Thai" w:cs="Noto Sans Thai"/>
+                <w:sz w:val="20"/>
+              </w:rPr>
+              <w:t xml:space="preserve">☑</w:t>
+            </w:r>
+            <w:r>
+              <w:rPr>
+                <w:rFonts w:ascii="Times New Roman" w:hAnsi="Times New Roman" w:eastAsia="Noto Sans Thai" w:cs="Noto Sans Thai"/>
+                <w:sz w:val="20"/>
+                <w:vanish/>
+              </w:rPr>
+              <w:t xml:space="preserve">{% else %}</w:t>
+            </w:r>
+            <w:r>
+              <w:rPr>
+                <w:rFonts w:ascii="Times New Roman" w:hAnsi="Times New Roman" w:eastAsia="Noto Sans Thai" w:cs="Noto Sans Thai"/>
+                <w:sz w:val="20"/>
+              </w:rPr>
+              <w:t xml:space="preserve">☐</w:t>
+            </w:r>
+            <w:r>
+              <w:rPr>
+                <w:rFonts w:ascii="Times New Roman" w:hAnsi="Times New Roman" w:eastAsia="Noto Sans Thai" w:cs="Noto Sans Thai"/>
+                <w:sz w:val="20"/>
+                <w:vanish/>
+              </w:rPr>
+              <w:t xml:space="preserve">{% endif %}</w:t>
+            </w:r>
+            <w:r>
+              <w:rPr>
+                <w:rFonts w:ascii="Times New Roman" w:hAnsi="Times New Roman" w:eastAsia="Noto Sans Thai" w:cs="Noto Sans Thai"/>
+                <w:sz w:val="20"/>
+              </w:rPr>
+              <w:t xml:space="preserve"> N/A  </w:t>
+            </w:r>
+            <w:r>
+              <w:rPr>
+                <w:rFonts w:ascii="Times New Roman" w:hAnsi="Times New Roman" w:eastAsia="Noto Sans Thai" w:cs="Noto Sans Thai"/>
+                <w:sz w:val="20"/>
+                <w:vanish/>
+              </w:rPr>
+              <w:t xml:space="preserve">{% if c_suf_pass == '☑' %}</w:t>
+            </w:r>
+            <w:r>
+              <w:rPr>
+                <w:rFonts w:ascii="Times New Roman" w:hAnsi="Times New Roman" w:eastAsia="Noto Sans Thai" w:cs="Noto Sans Thai"/>
+                <w:sz w:val="20"/>
+              </w:rPr>
+              <w:t xml:space="preserve">☑</w:t>
+            </w:r>
+            <w:r>
+              <w:rPr>
+                <w:rFonts w:ascii="Times New Roman" w:hAnsi="Times New Roman" w:eastAsia="Noto Sans Thai" w:cs="Noto Sans Thai"/>
+                <w:sz w:val="20"/>
+                <w:vanish/>
+              </w:rPr>
+              <w:t xml:space="preserve">{% else %}</w:t>
+            </w:r>
+            <w:r>
+              <w:rPr>
+                <w:rFonts w:ascii="Times New Roman" w:hAnsi="Times New Roman" w:eastAsia="Noto Sans Thai" w:cs="Noto Sans Thai"/>
+                <w:sz w:val="20"/>
+              </w:rPr>
+              <w:t xml:space="preserve">☐</w:t>
+            </w:r>
+            <w:r>
+              <w:rPr>
+                <w:rFonts w:ascii="Times New Roman" w:hAnsi="Times New Roman" w:eastAsia="Noto Sans Thai" w:cs="Noto Sans Thai"/>
+                <w:sz w:val="20"/>
+                <w:vanish/>
+              </w:rPr>
+              <w:t xml:space="preserve">{% endif %}</w:t>
+            </w:r>
+            <w:r>
+              <w:rPr>
+                <w:rFonts w:ascii="Times New Roman" w:hAnsi="Times New Roman" w:eastAsia="Noto Sans Thai" w:cs="Noto Sans Thai"/>
+                <w:sz w:val="20"/>
+              </w:rPr>
+              <w:t xml:space="preserve"> Pass  </w:t>
+            </w:r>
+            <w:r>
+              <w:rPr>
+                <w:rFonts w:ascii="Times New Roman" w:hAnsi="Times New Roman" w:eastAsia="Noto Sans Thai" w:cs="Noto Sans Thai"/>
+                <w:sz w:val="20"/>
+                <w:vanish/>
+              </w:rPr>
+              <w:t xml:space="preserve">{% if c_suf_fail == '☑' %}</w:t>
+            </w:r>
+            <w:r>
+              <w:rPr>
+                <w:rFonts w:ascii="Times New Roman" w:hAnsi="Times New Roman" w:eastAsia="Noto Sans Thai" w:cs="Noto Sans Thai"/>
+                <w:sz w:val="20"/>
+              </w:rPr>
+              <w:t xml:space="preserve">☑</w:t>
+            </w:r>
+            <w:r>
+              <w:rPr>
+                <w:rFonts w:ascii="Times New Roman" w:hAnsi="Times New Roman" w:eastAsia="Noto Sans Thai" w:cs="Noto Sans Thai"/>
+                <w:sz w:val="20"/>
+                <w:vanish/>
+              </w:rPr>
+              <w:t xml:space="preserve">{% else %}</w:t>
+            </w:r>
+            <w:r>
+              <w:rPr>
+                <w:rFonts w:ascii="Times New Roman" w:hAnsi="Times New Roman" w:eastAsia="Noto Sans Thai" w:cs="Noto Sans Thai"/>
+                <w:sz w:val="20"/>
+              </w:rPr>
+              <w:t xml:space="preserve">☐</w:t>
+            </w:r>
+            <w:r>
+              <w:rPr>
+                <w:rFonts w:ascii="Times New Roman" w:hAnsi="Times New Roman" w:eastAsia="Noto Sans Thai" w:cs="Noto Sans Thai"/>
+                <w:sz w:val="20"/>
+                <w:vanish/>
+              </w:rPr>
+              <w:t xml:space="preserve">{% endif %}</w:t>
+            </w:r>
+            <w:r>
+              <w:rPr>
+                <w:rFonts w:ascii="Times New Roman" w:hAnsi="Times New Roman" w:eastAsia="Noto Sans Thai" w:cs="Noto Sans Thai"/>
+                <w:sz w:val="20"/>
+              </w:rPr>
+              <w:t xml:space="preserve"> Fail</w:t>
             </w:r>
           </w:p>
         </w:tc>
         <w:tc>
           <w:tcPr>
-            <w:tcW w:type="dxa" w:w="3600"/>
+            <w:tcW w:type="dxa" w:w="4709"/>
             <w:vAlign w:val="center"/>
           </w:tcPr>
           <w:p>
@@ -1944,8 +3836,8 @@
             </w:pPr>
             <w:r>
               <w:rPr>
-                <w:rFonts w:ascii="Noto Sans Thai" w:hAnsi="Noto Sans Thai" w:eastAsia="Noto Sans Thai" w:cs="Noto Sans Thai"/>
-                <w:sz w:val="16"/>
+                <w:rFonts w:ascii="Times New Roman" w:hAnsi="Times New Roman" w:eastAsia="Noto Sans Thai" w:cs="Noto Sans Thai"/>
+                <w:sz w:val="20"/>
               </w:rPr>
               <w:t>{{ r_suf }}</w:t>
             </w:r>
@@ -1955,10 +3847,11 @@
       <w:tr>
         <w:trPr>
           <w:cantSplit/>
+          <w:trHeight w:val="338" w:hRule="atLeast"/>
         </w:trPr>
         <w:tc>
           <w:tcPr>
-            <w:tcW w:type="dxa" w:w="2736"/>
+            <w:tcW w:type="dxa" w:w="2376"/>
             <w:vAlign w:val="center"/>
           </w:tcPr>
           <w:p>
@@ -1967,8 +3860,8 @@
             </w:pPr>
             <w:r>
               <w:rPr>
-                <w:rFonts w:ascii="Noto Sans Thai" w:hAnsi="Noto Sans Thai" w:eastAsia="Noto Sans Thai" w:cs="Noto Sans Thai"/>
-                <w:sz w:val="16"/>
+                <w:rFonts w:ascii="Times New Roman" w:hAnsi="Times New Roman" w:eastAsia="Noto Sans Thai" w:cs="Noto Sans Thai"/>
+                <w:sz w:val="20"/>
               </w:rPr>
               <w:t>NDT PT</w:t>
             </w:r>
@@ -1976,7 +3869,7 @@
         </w:tc>
         <w:tc>
           <w:tcPr>
-            <w:tcW w:type="dxa" w:w="4896"/>
+            <w:tcW w:type="dxa" w:w="4147"/>
             <w:vAlign w:val="center"/>
           </w:tcPr>
           <w:p>
@@ -1985,16 +3878,144 @@
             </w:pPr>
             <w:r>
               <w:rPr>
-                <w:rFonts w:ascii="Noto Sans Thai" w:hAnsi="Noto Sans Thai" w:eastAsia="Noto Sans Thai" w:cs="Noto Sans Thai"/>
-                <w:sz w:val="16"/>
-              </w:rPr>
-              <w:t>{{ c_pt_na }} N/A  {{ c_pt_pass }} Pass  {{ c_pt_fail }} Fail</w:t>
+                <w:rFonts w:ascii="Times New Roman" w:hAnsi="Times New Roman" w:eastAsia="Noto Sans Thai" w:cs="Noto Sans Thai"/>
+                <w:sz w:val="20"/>
+                <w:vanish/>
+              </w:rPr>
+              <w:t xml:space="preserve">{% if c_pt_na == '☑' %}</w:t>
+            </w:r>
+            <w:r>
+              <w:rPr>
+                <w:rFonts w:ascii="Times New Roman" w:hAnsi="Times New Roman" w:eastAsia="Noto Sans Thai" w:cs="Noto Sans Thai"/>
+                <w:sz w:val="20"/>
+              </w:rPr>
+              <w:t xml:space="preserve">☑</w:t>
+            </w:r>
+            <w:r>
+              <w:rPr>
+                <w:rFonts w:ascii="Times New Roman" w:hAnsi="Times New Roman" w:eastAsia="Noto Sans Thai" w:cs="Noto Sans Thai"/>
+                <w:sz w:val="20"/>
+                <w:vanish/>
+              </w:rPr>
+              <w:t xml:space="preserve">{% else %}</w:t>
+            </w:r>
+            <w:r>
+              <w:rPr>
+                <w:rFonts w:ascii="Times New Roman" w:hAnsi="Times New Roman" w:eastAsia="Noto Sans Thai" w:cs="Noto Sans Thai"/>
+                <w:sz w:val="20"/>
+              </w:rPr>
+              <w:t xml:space="preserve">☐</w:t>
+            </w:r>
+            <w:r>
+              <w:rPr>
+                <w:rFonts w:ascii="Times New Roman" w:hAnsi="Times New Roman" w:eastAsia="Noto Sans Thai" w:cs="Noto Sans Thai"/>
+                <w:sz w:val="20"/>
+                <w:vanish/>
+              </w:rPr>
+              <w:t xml:space="preserve">{% endif %}</w:t>
+            </w:r>
+            <w:r>
+              <w:rPr>
+                <w:rFonts w:ascii="Times New Roman" w:hAnsi="Times New Roman" w:eastAsia="Noto Sans Thai" w:cs="Noto Sans Thai"/>
+                <w:sz w:val="20"/>
+              </w:rPr>
+              <w:t xml:space="preserve"> N/A  </w:t>
+            </w:r>
+            <w:r>
+              <w:rPr>
+                <w:rFonts w:ascii="Times New Roman" w:hAnsi="Times New Roman" w:eastAsia="Noto Sans Thai" w:cs="Noto Sans Thai"/>
+                <w:sz w:val="20"/>
+                <w:vanish/>
+              </w:rPr>
+              <w:t xml:space="preserve">{% if c_pt_pass == '☑' %}</w:t>
+            </w:r>
+            <w:r>
+              <w:rPr>
+                <w:rFonts w:ascii="Times New Roman" w:hAnsi="Times New Roman" w:eastAsia="Noto Sans Thai" w:cs="Noto Sans Thai"/>
+                <w:sz w:val="20"/>
+              </w:rPr>
+              <w:t xml:space="preserve">☑</w:t>
+            </w:r>
+            <w:r>
+              <w:rPr>
+                <w:rFonts w:ascii="Times New Roman" w:hAnsi="Times New Roman" w:eastAsia="Noto Sans Thai" w:cs="Noto Sans Thai"/>
+                <w:sz w:val="20"/>
+                <w:vanish/>
+              </w:rPr>
+              <w:t xml:space="preserve">{% else %}</w:t>
+            </w:r>
+            <w:r>
+              <w:rPr>
+                <w:rFonts w:ascii="Times New Roman" w:hAnsi="Times New Roman" w:eastAsia="Noto Sans Thai" w:cs="Noto Sans Thai"/>
+                <w:sz w:val="20"/>
+              </w:rPr>
+              <w:t xml:space="preserve">☐</w:t>
+            </w:r>
+            <w:r>
+              <w:rPr>
+                <w:rFonts w:ascii="Times New Roman" w:hAnsi="Times New Roman" w:eastAsia="Noto Sans Thai" w:cs="Noto Sans Thai"/>
+                <w:sz w:val="20"/>
+                <w:vanish/>
+              </w:rPr>
+              <w:t xml:space="preserve">{% endif %}</w:t>
+            </w:r>
+            <w:r>
+              <w:rPr>
+                <w:rFonts w:ascii="Times New Roman" w:hAnsi="Times New Roman" w:eastAsia="Noto Sans Thai" w:cs="Noto Sans Thai"/>
+                <w:sz w:val="20"/>
+              </w:rPr>
+              <w:t xml:space="preserve"> Pass  </w:t>
+            </w:r>
+            <w:r>
+              <w:rPr>
+                <w:rFonts w:ascii="Times New Roman" w:hAnsi="Times New Roman" w:eastAsia="Noto Sans Thai" w:cs="Noto Sans Thai"/>
+                <w:sz w:val="20"/>
+                <w:vanish/>
+              </w:rPr>
+              <w:t xml:space="preserve">{% if c_pt_fail == '☑' %}</w:t>
+            </w:r>
+            <w:r>
+              <w:rPr>
+                <w:rFonts w:ascii="Times New Roman" w:hAnsi="Times New Roman" w:eastAsia="Noto Sans Thai" w:cs="Noto Sans Thai"/>
+                <w:sz w:val="20"/>
+              </w:rPr>
+              <w:t xml:space="preserve">☑</w:t>
+            </w:r>
+            <w:r>
+              <w:rPr>
+                <w:rFonts w:ascii="Times New Roman" w:hAnsi="Times New Roman" w:eastAsia="Noto Sans Thai" w:cs="Noto Sans Thai"/>
+                <w:sz w:val="20"/>
+                <w:vanish/>
+              </w:rPr>
+              <w:t xml:space="preserve">{% else %}</w:t>
+            </w:r>
+            <w:r>
+              <w:rPr>
+                <w:rFonts w:ascii="Times New Roman" w:hAnsi="Times New Roman" w:eastAsia="Noto Sans Thai" w:cs="Noto Sans Thai"/>
+                <w:sz w:val="20"/>
+              </w:rPr>
+              <w:t xml:space="preserve">☐</w:t>
+            </w:r>
+            <w:r>
+              <w:rPr>
+                <w:rFonts w:ascii="Times New Roman" w:hAnsi="Times New Roman" w:eastAsia="Noto Sans Thai" w:cs="Noto Sans Thai"/>
+                <w:sz w:val="20"/>
+                <w:vanish/>
+              </w:rPr>
+              <w:t xml:space="preserve">{% endif %}</w:t>
+            </w:r>
+            <w:r>
+              <w:rPr>
+                <w:rFonts w:ascii="Times New Roman" w:hAnsi="Times New Roman" w:eastAsia="Noto Sans Thai" w:cs="Noto Sans Thai"/>
+                <w:sz w:val="20"/>
+              </w:rPr>
+              <w:t xml:space="preserve"> Fail</w:t>
             </w:r>
           </w:p>
         </w:tc>
         <w:tc>
           <w:tcPr>
-            <w:tcW w:type="dxa" w:w="3600"/>
+            <w:tcW w:type="dxa" w:w="4709"/>
             <w:vAlign w:val="center"/>
           </w:tcPr>
           <w:p>
@@ -2003,8 +4024,8 @@
             </w:pPr>
             <w:r>
               <w:rPr>
-                <w:rFonts w:ascii="Noto Sans Thai" w:hAnsi="Noto Sans Thai" w:eastAsia="Noto Sans Thai" w:cs="Noto Sans Thai"/>
-                <w:sz w:val="16"/>
+                <w:rFonts w:ascii="Times New Roman" w:hAnsi="Times New Roman" w:eastAsia="Noto Sans Thai" w:cs="Noto Sans Thai"/>
+                <w:sz w:val="20"/>
               </w:rPr>
               <w:t>{{ r_pt }}</w:t>
             </w:r>
@@ -2014,35 +4035,35 @@
     </w:tbl>
     <w:p>
       <w:pPr>
-        <w:spacing w:after="120" w:line="20" w:lineRule="exact"/>
+        <w:spacing w:after="0" w:line="80" w:lineRule="exact" w:before="0"/>
       </w:pPr>
       <w:r>
         <w:rPr>
-          <w:rFonts w:ascii="Noto Sans Thai" w:hAnsi="Noto Sans Thai" w:eastAsia="Noto Sans Thai" w:cs="Noto Sans Thai"/>
-          <w:sz w:val="2"/>
+          <w:rFonts w:ascii="Arial" w:hAnsi="Arial" w:eastAsia="Noto Sans Thai" w:cs="Noto Sans Thai"/>
+          <w:sz w:val="8"/>
         </w:rPr>
       </w:r>
     </w:p>
     <w:tbl>
       <w:tblPr>
         <w:tblW w:type="dxa" w:w="11232"/>
-        <w:jc w:val="center"/>
         <w:tblLayout w:type="fixed"/>
         <w:tblLook w:firstColumn="1" w:firstRow="1" w:lastColumn="0" w:lastRow="0" w:noHBand="0" w:noVBand="1" w:val="04A0"/>
         <w:tblBorders>
-          <w:top w:val="single" w:sz="4" w:color="333333"/>
-          <w:left w:val="single" w:sz="4" w:color="333333"/>
-          <w:bottom w:val="single" w:sz="4" w:color="333333"/>
-          <w:right w:val="single" w:sz="4" w:color="333333"/>
-          <w:insideH w:val="single" w:sz="4" w:color="333333"/>
-          <w:insideV w:val="single" w:sz="4" w:color="333333"/>
+          <w:top w:val="single" w:sz="4" w:color="000000"/>
+          <w:left w:val="single" w:sz="4" w:color="000000"/>
+          <w:bottom w:val="single" w:sz="4" w:color="000000"/>
+          <w:right w:val="single" w:sz="4" w:color="000000"/>
+          <w:insideH w:val="single" w:sz="4" w:color="000000"/>
+          <w:insideV w:val="single" w:sz="4" w:color="000000"/>
         </w:tblBorders>
+        <w:jc w:val="center"/>
         <w:tblInd w:w="0" w:type="dxa"/>
         <w:tblCellMar>
-          <w:top w:w="35" w:type="dxa"/>
-          <w:bottom w:w="35" w:type="dxa"/>
-          <w:left w:w="65" w:type="dxa"/>
-          <w:right w:w="65" w:type="dxa"/>
+          <w:top w:w="20" w:type="dxa"/>
+          <w:bottom w:w="20" w:type="dxa"/>
+          <w:left w:w="45" w:type="dxa"/>
+          <w:right w:w="45" w:type="dxa"/>
         </w:tblCellMar>
       </w:tblPr>
       <w:tblGrid>
@@ -2052,6 +4073,7 @@
       <w:tr>
         <w:trPr>
           <w:cantSplit/>
+          <w:trHeight w:val="374" w:hRule="atLeast"/>
         </w:trPr>
         <w:tc>
           <w:tcPr>
@@ -2065,10 +4087,11 @@
             </w:pPr>
             <w:r>
               <w:rPr>
-                <w:rFonts w:ascii="Noto Sans Thai" w:hAnsi="Noto Sans Thai" w:eastAsia="Noto Sans Thai" w:cs="Noto Sans Thai"/>
-                <w:sz w:val="18"/>
-              </w:rPr>
-              <w:t>Inspector Sign-Off</w:t>
+                <w:rFonts w:ascii="Arial" w:hAnsi="Arial" w:cs="Noto Sans Thai" w:eastAsia="Noto Sans Thai"/>
+                <w:b/>
+                <w:sz w:val="22"/>
+              </w:rPr>
+              <w:t>Inspector Sign-Off / ผู้ตรวจสอบ:</w:t>
             </w:r>
           </w:p>
         </w:tc>
@@ -2081,11 +4104,12 @@
           <w:p>
             <w:pPr>
               <w:spacing w:before="0" w:after="0" w:line="240" w:lineRule="auto"/>
+              <w:jc w:val="center"/>
             </w:pPr>
             <w:r>
               <w:rPr>
-                <w:rFonts w:ascii="Noto Sans Thai" w:hAnsi="Noto Sans Thai" w:eastAsia="Noto Sans Thai" w:cs="Noto Sans Thai"/>
-                <w:sz w:val="18"/>
+                <w:rFonts w:ascii="Arial" w:hAnsi="Arial" w:cs="Noto Sans Thai" w:eastAsia="Noto Sans Thai"/>
+                <w:sz w:val="22"/>
               </w:rPr>
               <w:t>Verifier Stamp</w:t>
             </w:r>
@@ -2095,6 +4119,7 @@
       <w:tr>
         <w:trPr>
           <w:cantSplit/>
+          <w:trHeight w:val="1555" w:hRule="atLeast"/>
         </w:trPr>
         <w:tc>
           <w:tcPr>
@@ -2108,8 +4133,8 @@
             </w:pPr>
             <w:r>
               <w:rPr>
-                <w:rFonts w:ascii="Noto Sans Thai" w:hAnsi="Noto Sans Thai" w:eastAsia="Noto Sans Thai" w:cs="Noto Sans Thai"/>
-                <w:sz w:val="16"/>
+                <w:rFonts w:ascii="Arial" w:hAnsi="Arial" w:eastAsia="Noto Sans Thai" w:cs="Noto Sans Thai"/>
+                <w:sz w:val="20"/>
               </w:rPr>
               <w:br/>
               <w:t>________________________</w:t>
@@ -2132,8 +4157,8 @@
             </w:pPr>
             <w:r>
               <w:rPr>
-                <w:rFonts w:ascii="Noto Sans Thai" w:hAnsi="Noto Sans Thai" w:eastAsia="Noto Sans Thai" w:cs="Noto Sans Thai"/>
-                <w:sz w:val="16"/>
+                <w:rFonts w:ascii="Arial" w:hAnsi="Arial" w:eastAsia="Noto Sans Thai" w:cs="Noto Sans Thai"/>
+                <w:sz w:val="14"/>
               </w:rPr>
               <w:t>INTERNATIONAL WELDING ENGINEER</w:t>
               <w:br/>
@@ -2149,9 +4174,13 @@
       </w:tr>
     </w:tbl>
     <w:p>
+      <w:pPr>
+        <w:spacing w:before="0" w:after="0" w:line="80" w:lineRule="exact"/>
+      </w:pPr>
       <w:r>
         <w:rPr>
-          <w:rFonts w:ascii="Noto Sans Thai" w:hAnsi="Noto Sans Thai" w:eastAsia="Noto Sans Thai" w:cs="Noto Sans Thai"/>
+          <w:rFonts w:ascii="Arial" w:hAnsi="Arial" w:eastAsia="Noto Sans Thai" w:cs="Noto Sans Thai"/>
+          <w:sz w:val="8"/>
         </w:rPr>
         <w:br w:type="page"/>
       </w:r>
@@ -2159,20 +4188,20 @@
     <w:tbl>
       <w:tblPr>
         <w:tblW w:type="dxa" w:w="11232"/>
-        <w:jc w:val="center"/>
         <w:tblLayout w:type="fixed"/>
         <w:tblLook w:firstColumn="1" w:firstRow="1" w:lastColumn="0" w:lastRow="0" w:noHBand="0" w:noVBand="1" w:val="04A0"/>
+        <w:jc w:val="center"/>
         <w:tblInd w:w="0" w:type="dxa"/>
         <w:tblCellMar>
-          <w:top w:w="35" w:type="dxa"/>
-          <w:bottom w:w="35" w:type="dxa"/>
-          <w:left w:w="65" w:type="dxa"/>
-          <w:right w:w="65" w:type="dxa"/>
+          <w:top w:w="20" w:type="dxa"/>
+          <w:bottom w:w="20" w:type="dxa"/>
+          <w:left w:w="45" w:type="dxa"/>
+          <w:right w:w="45" w:type="dxa"/>
         </w:tblCellMar>
       </w:tblPr>
       <w:tblGrid>
-        <w:gridCol w:w="3240"/>
-        <w:gridCol w:w="7992"/>
+        <w:gridCol w:w="3384"/>
+        <w:gridCol w:w="7848"/>
       </w:tblGrid>
       <w:tr>
         <w:trPr>
@@ -2180,7 +4209,7 @@
         </w:trPr>
         <w:tc>
           <w:tcPr>
-            <w:tcW w:type="dxa" w:w="3240"/>
+            <w:tcW w:type="dxa" w:w="3384"/>
             <w:vAlign w:val="center"/>
           </w:tcPr>
           <w:p>
@@ -2189,13 +4218,14 @@
             </w:pPr>
             <w:r>
               <w:rPr>
-                <w:rFonts w:ascii="Noto Sans Thai" w:hAnsi="Noto Sans Thai" w:eastAsia="Noto Sans Thai" w:cs="Noto Sans Thai"/>
-                <w:sz w:val="16"/>
-              </w:rPr>
-            </w:r>
-            <w:r>
-              <w:rPr>
-                <w:rFonts w:ascii="Noto Sans Thai" w:hAnsi="Noto Sans Thai" w:eastAsia="Noto Sans Thai" w:cs="Noto Sans Thai"/>
+                <w:rFonts w:ascii="Arial" w:hAnsi="Arial" w:eastAsia="Noto Sans Thai" w:cs="Noto Sans Thai"/>
+                <w:sz w:val="20"/>
+              </w:rPr>
+            </w:r>
+            <w:r>
+              <w:rPr>
+                <w:rFonts w:ascii="Arial" w:hAnsi="Arial" w:eastAsia="Noto Sans Thai" w:cs="Noto Sans Thai"/>
+                <w:sz w:val="20"/>
               </w:rPr>
               <w:drawing>
                 <wp:inline xmlns:a="http://schemas.openxmlformats.org/drawingml/2006/main" xmlns:pic="http://schemas.openxmlformats.org/drawingml/2006/picture">
@@ -2234,7 +4264,7 @@
         </w:tc>
         <w:tc>
           <w:tcPr>
-            <w:tcW w:type="dxa" w:w="7992"/>
+            <w:tcW w:type="dxa" w:w="7848"/>
             <w:vAlign w:val="center"/>
           </w:tcPr>
           <w:p>
@@ -2245,13 +4275,14 @@
             </w:pPr>
             <w:r>
               <w:rPr>
-                <w:rFonts w:ascii="Noto Sans Thai" w:hAnsi="Noto Sans Thai" w:eastAsia="Noto Sans Thai" w:cs="Noto Sans Thai"/>
-                <w:sz w:val="16"/>
-              </w:rPr>
-            </w:r>
-            <w:r>
-              <w:rPr>
-                <w:rFonts w:ascii="Noto Sans Thai" w:hAnsi="Noto Sans Thai" w:eastAsia="Noto Sans Thai" w:cs="Noto Sans Thai"/>
+                <w:rFonts w:ascii="Arial" w:hAnsi="Arial" w:eastAsia="Noto Sans Thai" w:cs="Noto Sans Thai"/>
+                <w:b/>
+                <w:sz w:val="32"/>
+              </w:rPr>
+            </w:r>
+            <w:r>
+              <w:rPr>
+                <w:rFonts w:ascii="Arial" w:hAnsi="Arial" w:eastAsia="Noto Sans Thai" w:cs="Noto Sans Thai"/>
                 <w:b/>
                 <w:sz w:val="32"/>
               </w:rPr>
@@ -2265,7 +4296,8 @@
             </w:pPr>
             <w:r>
               <w:rPr>
-                <w:rFonts w:ascii="Noto Sans Thai" w:hAnsi="Noto Sans Thai" w:eastAsia="Noto Sans Thai" w:cs="Noto Sans Thai"/>
+                <w:rFonts w:ascii="Arial" w:hAnsi="Arial" w:eastAsia="Noto Sans Thai" w:cs="Noto Sans Thai"/>
+                <w:sz w:val="22"/>
               </w:rPr>
               <w:t>ภาพถ่ายประกอบการตรวจสอบ    Joint No: {{ joint_no }}</w:t>
             </w:r>
@@ -2275,35 +4307,35 @@
     </w:tbl>
     <w:p>
       <w:pPr>
-        <w:spacing w:after="80" w:line="20" w:lineRule="exact"/>
+        <w:spacing w:after="0" w:line="80" w:lineRule="exact" w:before="0"/>
       </w:pPr>
       <w:r>
         <w:rPr>
-          <w:rFonts w:ascii="Noto Sans Thai" w:hAnsi="Noto Sans Thai" w:eastAsia="Noto Sans Thai" w:cs="Noto Sans Thai"/>
-          <w:sz w:val="2"/>
+          <w:rFonts w:ascii="Arial" w:hAnsi="Arial" w:eastAsia="Noto Sans Thai" w:cs="Noto Sans Thai"/>
+          <w:sz w:val="8"/>
         </w:rPr>
       </w:r>
     </w:p>
     <w:tbl>
       <w:tblPr>
         <w:tblW w:type="dxa" w:w="11232"/>
-        <w:jc w:val="center"/>
         <w:tblLayout w:type="fixed"/>
         <w:tblLook w:firstColumn="1" w:firstRow="1" w:lastColumn="0" w:lastRow="0" w:noHBand="0" w:noVBand="1" w:val="04A0"/>
         <w:tblBorders>
-          <w:top w:val="single" w:sz="4" w:color="333333"/>
-          <w:left w:val="single" w:sz="4" w:color="333333"/>
-          <w:bottom w:val="single" w:sz="4" w:color="333333"/>
-          <w:right w:val="single" w:sz="4" w:color="333333"/>
-          <w:insideH w:val="single" w:sz="4" w:color="333333"/>
-          <w:insideV w:val="single" w:sz="4" w:color="333333"/>
+          <w:top w:val="single" w:sz="4" w:color="000000"/>
+          <w:left w:val="single" w:sz="4" w:color="000000"/>
+          <w:bottom w:val="single" w:sz="4" w:color="000000"/>
+          <w:right w:val="single" w:sz="4" w:color="000000"/>
+          <w:insideH w:val="single" w:sz="4" w:color="000000"/>
+          <w:insideV w:val="single" w:sz="4" w:color="000000"/>
         </w:tblBorders>
+        <w:jc w:val="center"/>
         <w:tblInd w:w="0" w:type="dxa"/>
         <w:tblCellMar>
-          <w:top w:w="35" w:type="dxa"/>
-          <w:bottom w:w="35" w:type="dxa"/>
-          <w:left w:w="65" w:type="dxa"/>
-          <w:right w:w="65" w:type="dxa"/>
+          <w:top w:w="20" w:type="dxa"/>
+          <w:bottom w:w="20" w:type="dxa"/>
+          <w:left w:w="45" w:type="dxa"/>
+          <w:right w:w="45" w:type="dxa"/>
         </w:tblCellMar>
       </w:tblPr>
       <w:tblGrid>
@@ -2312,6 +4344,7 @@
       <w:tr>
         <w:trPr>
           <w:cantSplit/>
+          <w:trHeight w:val="374" w:hRule="atLeast"/>
         </w:trPr>
         <w:tc>
           <w:tcPr>
@@ -2322,13 +4355,13 @@
           <w:p>
             <w:pPr>
               <w:spacing w:before="0" w:after="0" w:line="240" w:lineRule="auto"/>
-              <w:jc w:val="left"/>
+              <w:jc w:val="center"/>
             </w:pPr>
             <w:r>
               <w:rPr>
-                <w:rFonts w:ascii="Noto Sans Thai" w:hAnsi="Noto Sans Thai" w:eastAsia="Noto Sans Thai" w:cs="Noto Sans Thai"/>
+                <w:rFonts w:ascii="Arial" w:hAnsi="Arial" w:eastAsia="Noto Sans Thai" w:cs="Noto Sans Thai"/>
                 <w:b/>
-                <w:sz w:val="20"/>
+                <w:sz w:val="22"/>
               </w:rPr>
               <w:t>SECTION 1: BEFORE WELDING CHECK</w:t>
             </w:r>
@@ -2339,23 +4372,23 @@
     <w:tbl>
       <w:tblPr>
         <w:tblW w:type="dxa" w:w="11232"/>
-        <w:jc w:val="center"/>
         <w:tblLayout w:type="fixed"/>
         <w:tblLook w:firstColumn="1" w:firstRow="1" w:lastColumn="0" w:lastRow="0" w:noHBand="0" w:noVBand="1" w:val="04A0"/>
         <w:tblBorders>
-          <w:top w:val="single" w:sz="4" w:color="333333"/>
-          <w:left w:val="single" w:sz="4" w:color="333333"/>
-          <w:bottom w:val="single" w:sz="4" w:color="333333"/>
-          <w:right w:val="single" w:sz="4" w:color="333333"/>
-          <w:insideH w:val="single" w:sz="4" w:color="333333"/>
-          <w:insideV w:val="single" w:sz="4" w:color="333333"/>
+          <w:top w:val="single" w:sz="4" w:color="000000"/>
+          <w:left w:val="single" w:sz="4" w:color="000000"/>
+          <w:bottom w:val="single" w:sz="4" w:color="000000"/>
+          <w:right w:val="single" w:sz="4" w:color="000000"/>
+          <w:insideH w:val="single" w:sz="4" w:color="000000"/>
+          <w:insideV w:val="single" w:sz="4" w:color="000000"/>
         </w:tblBorders>
+        <w:jc w:val="center"/>
         <w:tblInd w:w="0" w:type="dxa"/>
         <w:tblCellMar>
-          <w:top w:w="35" w:type="dxa"/>
-          <w:bottom w:w="35" w:type="dxa"/>
-          <w:left w:w="65" w:type="dxa"/>
-          <w:right w:w="65" w:type="dxa"/>
+          <w:top w:w="20" w:type="dxa"/>
+          <w:bottom w:w="20" w:type="dxa"/>
+          <w:left w:w="45" w:type="dxa"/>
+          <w:right w:w="45" w:type="dxa"/>
         </w:tblCellMar>
       </w:tblPr>
       <w:tblGrid>
@@ -2365,7 +4398,7 @@
       <w:tr>
         <w:trPr>
           <w:cantSplit/>
-          <w:trHeight w:val="2592"/>
+          <w:trHeight w:val="2808" w:hRule="atLeast"/>
         </w:trPr>
         <w:tc>
           <w:tcPr>
@@ -2379,13 +4412,14 @@
             </w:pPr>
             <w:r>
               <w:rPr>
-                <w:rFonts w:ascii="Noto Sans Thai" w:hAnsi="Noto Sans Thai" w:eastAsia="Noto Sans Thai" w:cs="Noto Sans Thai"/>
-                <w:sz w:val="16"/>
-              </w:rPr>
-            </w:r>
-            <w:r>
-              <w:rPr>
-                <w:rFonts w:ascii="Noto Sans Thai" w:hAnsi="Noto Sans Thai" w:eastAsia="Noto Sans Thai" w:cs="Noto Sans Thai"/>
+                <w:rFonts w:ascii="Arial" w:hAnsi="Arial" w:eastAsia="Noto Sans Thai" w:cs="Noto Sans Thai"/>
+                <w:sz w:val="20"/>
+              </w:rPr>
+            </w:r>
+            <w:r>
+              <w:rPr>
+                <w:rFonts w:ascii="Arial" w:hAnsi="Arial" w:eastAsia="Noto Sans Thai" w:cs="Noto Sans Thai"/>
+                <w:sz w:val="20"/>
               </w:rPr>
               <w:t>{{ img_1_1 }}</w:t>
             </w:r>
@@ -2397,7 +4431,8 @@
             </w:pPr>
             <w:r>
               <w:rPr>
-                <w:rFonts w:ascii="Noto Sans Thai" w:hAnsi="Noto Sans Thai" w:eastAsia="Noto Sans Thai" w:cs="Noto Sans Thai"/>
+                <w:rFonts w:ascii="Arial" w:hAnsi="Arial" w:eastAsia="Noto Sans Thai" w:cs="Noto Sans Thai"/>
+                <w:sz w:val="20"/>
               </w:rPr>
               <w:t>1.1  {{ cap_1_1 }}</w:t>
             </w:r>
@@ -2415,13 +4450,14 @@
             </w:pPr>
             <w:r>
               <w:rPr>
-                <w:rFonts w:ascii="Noto Sans Thai" w:hAnsi="Noto Sans Thai" w:eastAsia="Noto Sans Thai" w:cs="Noto Sans Thai"/>
-                <w:sz w:val="16"/>
-              </w:rPr>
-            </w:r>
-            <w:r>
-              <w:rPr>
-                <w:rFonts w:ascii="Noto Sans Thai" w:hAnsi="Noto Sans Thai" w:eastAsia="Noto Sans Thai" w:cs="Noto Sans Thai"/>
+                <w:rFonts w:ascii="Arial" w:hAnsi="Arial" w:eastAsia="Noto Sans Thai" w:cs="Noto Sans Thai"/>
+                <w:sz w:val="20"/>
+              </w:rPr>
+            </w:r>
+            <w:r>
+              <w:rPr>
+                <w:rFonts w:ascii="Arial" w:hAnsi="Arial" w:eastAsia="Noto Sans Thai" w:cs="Noto Sans Thai"/>
+                <w:sz w:val="20"/>
               </w:rPr>
               <w:t>{{ img_1_2 }}</w:t>
             </w:r>
@@ -2433,7 +4469,8 @@
             </w:pPr>
             <w:r>
               <w:rPr>
-                <w:rFonts w:ascii="Noto Sans Thai" w:hAnsi="Noto Sans Thai" w:eastAsia="Noto Sans Thai" w:cs="Noto Sans Thai"/>
+                <w:rFonts w:ascii="Arial" w:hAnsi="Arial" w:eastAsia="Noto Sans Thai" w:cs="Noto Sans Thai"/>
+                <w:sz w:val="20"/>
               </w:rPr>
               <w:t>1.2  {{ cap_1_2 }}</w:t>
             </w:r>
@@ -2443,35 +4480,35 @@
     </w:tbl>
     <w:p>
       <w:pPr>
-        <w:spacing w:after="40" w:line="20" w:lineRule="exact"/>
+        <w:spacing w:after="0" w:line="80" w:lineRule="exact" w:before="0"/>
       </w:pPr>
       <w:r>
         <w:rPr>
-          <w:rFonts w:ascii="Noto Sans Thai" w:hAnsi="Noto Sans Thai" w:eastAsia="Noto Sans Thai" w:cs="Noto Sans Thai"/>
-          <w:sz w:val="2"/>
+          <w:rFonts w:ascii="Arial" w:hAnsi="Arial" w:eastAsia="Noto Sans Thai" w:cs="Noto Sans Thai"/>
+          <w:sz w:val="8"/>
         </w:rPr>
       </w:r>
     </w:p>
     <w:tbl>
       <w:tblPr>
         <w:tblW w:type="dxa" w:w="11232"/>
-        <w:jc w:val="center"/>
         <w:tblLayout w:type="fixed"/>
         <w:tblLook w:firstColumn="1" w:firstRow="1" w:lastColumn="0" w:lastRow="0" w:noHBand="0" w:noVBand="1" w:val="04A0"/>
         <w:tblBorders>
-          <w:top w:val="single" w:sz="4" w:color="333333"/>
-          <w:left w:val="single" w:sz="4" w:color="333333"/>
-          <w:bottom w:val="single" w:sz="4" w:color="333333"/>
-          <w:right w:val="single" w:sz="4" w:color="333333"/>
-          <w:insideH w:val="single" w:sz="4" w:color="333333"/>
-          <w:insideV w:val="single" w:sz="4" w:color="333333"/>
+          <w:top w:val="single" w:sz="4" w:color="000000"/>
+          <w:left w:val="single" w:sz="4" w:color="000000"/>
+          <w:bottom w:val="single" w:sz="4" w:color="000000"/>
+          <w:right w:val="single" w:sz="4" w:color="000000"/>
+          <w:insideH w:val="single" w:sz="4" w:color="000000"/>
+          <w:insideV w:val="single" w:sz="4" w:color="000000"/>
         </w:tblBorders>
+        <w:jc w:val="center"/>
         <w:tblInd w:w="0" w:type="dxa"/>
         <w:tblCellMar>
-          <w:top w:w="35" w:type="dxa"/>
-          <w:bottom w:w="35" w:type="dxa"/>
-          <w:left w:w="65" w:type="dxa"/>
-          <w:right w:w="65" w:type="dxa"/>
+          <w:top w:w="20" w:type="dxa"/>
+          <w:bottom w:w="20" w:type="dxa"/>
+          <w:left w:w="45" w:type="dxa"/>
+          <w:right w:w="45" w:type="dxa"/>
         </w:tblCellMar>
       </w:tblPr>
       <w:tblGrid>
@@ -2480,6 +4517,7 @@
       <w:tr>
         <w:trPr>
           <w:cantSplit/>
+          <w:trHeight w:val="374" w:hRule="atLeast"/>
         </w:trPr>
         <w:tc>
           <w:tcPr>
@@ -2490,13 +4528,13 @@
           <w:p>
             <w:pPr>
               <w:spacing w:before="0" w:after="0" w:line="240" w:lineRule="auto"/>
-              <w:jc w:val="left"/>
+              <w:jc w:val="center"/>
             </w:pPr>
             <w:r>
               <w:rPr>
-                <w:rFonts w:ascii="Noto Sans Thai" w:hAnsi="Noto Sans Thai" w:eastAsia="Noto Sans Thai" w:cs="Noto Sans Thai"/>
+                <w:rFonts w:ascii="Arial" w:hAnsi="Arial" w:eastAsia="Noto Sans Thai" w:cs="Noto Sans Thai"/>
                 <w:b/>
-                <w:sz w:val="20"/>
+                <w:sz w:val="22"/>
               </w:rPr>
               <w:t>SECTION 2: DURING WELDING CHECK</w:t>
             </w:r>
@@ -2507,23 +4545,23 @@
     <w:tbl>
       <w:tblPr>
         <w:tblW w:type="dxa" w:w="11232"/>
-        <w:jc w:val="center"/>
         <w:tblLayout w:type="fixed"/>
         <w:tblLook w:firstColumn="1" w:firstRow="1" w:lastColumn="0" w:lastRow="0" w:noHBand="0" w:noVBand="1" w:val="04A0"/>
         <w:tblBorders>
-          <w:top w:val="single" w:sz="4" w:color="333333"/>
-          <w:left w:val="single" w:sz="4" w:color="333333"/>
-          <w:bottom w:val="single" w:sz="4" w:color="333333"/>
-          <w:right w:val="single" w:sz="4" w:color="333333"/>
-          <w:insideH w:val="single" w:sz="4" w:color="333333"/>
-          <w:insideV w:val="single" w:sz="4" w:color="333333"/>
+          <w:top w:val="single" w:sz="4" w:color="000000"/>
+          <w:left w:val="single" w:sz="4" w:color="000000"/>
+          <w:bottom w:val="single" w:sz="4" w:color="000000"/>
+          <w:right w:val="single" w:sz="4" w:color="000000"/>
+          <w:insideH w:val="single" w:sz="4" w:color="000000"/>
+          <w:insideV w:val="single" w:sz="4" w:color="000000"/>
         </w:tblBorders>
+        <w:jc w:val="center"/>
         <w:tblInd w:w="0" w:type="dxa"/>
         <w:tblCellMar>
-          <w:top w:w="35" w:type="dxa"/>
-          <w:bottom w:w="35" w:type="dxa"/>
-          <w:left w:w="65" w:type="dxa"/>
-          <w:right w:w="65" w:type="dxa"/>
+          <w:top w:w="20" w:type="dxa"/>
+          <w:bottom w:w="20" w:type="dxa"/>
+          <w:left w:w="45" w:type="dxa"/>
+          <w:right w:w="45" w:type="dxa"/>
         </w:tblCellMar>
       </w:tblPr>
       <w:tblGrid>
@@ -2533,7 +4571,7 @@
       <w:tr>
         <w:trPr>
           <w:cantSplit/>
-          <w:trHeight w:val="2592"/>
+          <w:trHeight w:val="2808" w:hRule="atLeast"/>
         </w:trPr>
         <w:tc>
           <w:tcPr>
@@ -2547,13 +4585,14 @@
             </w:pPr>
             <w:r>
               <w:rPr>
-                <w:rFonts w:ascii="Noto Sans Thai" w:hAnsi="Noto Sans Thai" w:eastAsia="Noto Sans Thai" w:cs="Noto Sans Thai"/>
-                <w:sz w:val="16"/>
-              </w:rPr>
-            </w:r>
-            <w:r>
-              <w:rPr>
-                <w:rFonts w:ascii="Noto Sans Thai" w:hAnsi="Noto Sans Thai" w:eastAsia="Noto Sans Thai" w:cs="Noto Sans Thai"/>
+                <w:rFonts w:ascii="Arial" w:hAnsi="Arial" w:eastAsia="Noto Sans Thai" w:cs="Noto Sans Thai"/>
+                <w:sz w:val="20"/>
+              </w:rPr>
+            </w:r>
+            <w:r>
+              <w:rPr>
+                <w:rFonts w:ascii="Arial" w:hAnsi="Arial" w:eastAsia="Noto Sans Thai" w:cs="Noto Sans Thai"/>
+                <w:sz w:val="20"/>
               </w:rPr>
               <w:t>{{ img_2_1 }}</w:t>
             </w:r>
@@ -2565,7 +4604,8 @@
             </w:pPr>
             <w:r>
               <w:rPr>
-                <w:rFonts w:ascii="Noto Sans Thai" w:hAnsi="Noto Sans Thai" w:eastAsia="Noto Sans Thai" w:cs="Noto Sans Thai"/>
+                <w:rFonts w:ascii="Arial" w:hAnsi="Arial" w:eastAsia="Noto Sans Thai" w:cs="Noto Sans Thai"/>
+                <w:sz w:val="20"/>
               </w:rPr>
               <w:t>2.1  {{ cap_2_1 }}</w:t>
             </w:r>
@@ -2583,13 +4623,14 @@
             </w:pPr>
             <w:r>
               <w:rPr>
-                <w:rFonts w:ascii="Noto Sans Thai" w:hAnsi="Noto Sans Thai" w:eastAsia="Noto Sans Thai" w:cs="Noto Sans Thai"/>
-                <w:sz w:val="16"/>
-              </w:rPr>
-            </w:r>
-            <w:r>
-              <w:rPr>
-                <w:rFonts w:ascii="Noto Sans Thai" w:hAnsi="Noto Sans Thai" w:eastAsia="Noto Sans Thai" w:cs="Noto Sans Thai"/>
+                <w:rFonts w:ascii="Arial" w:hAnsi="Arial" w:eastAsia="Noto Sans Thai" w:cs="Noto Sans Thai"/>
+                <w:sz w:val="20"/>
+              </w:rPr>
+            </w:r>
+            <w:r>
+              <w:rPr>
+                <w:rFonts w:ascii="Arial" w:hAnsi="Arial" w:eastAsia="Noto Sans Thai" w:cs="Noto Sans Thai"/>
+                <w:sz w:val="20"/>
               </w:rPr>
               <w:t>{{ img_2_2 }}</w:t>
             </w:r>
@@ -2601,7 +4642,8 @@
             </w:pPr>
             <w:r>
               <w:rPr>
-                <w:rFonts w:ascii="Noto Sans Thai" w:hAnsi="Noto Sans Thai" w:eastAsia="Noto Sans Thai" w:cs="Noto Sans Thai"/>
+                <w:rFonts w:ascii="Arial" w:hAnsi="Arial" w:eastAsia="Noto Sans Thai" w:cs="Noto Sans Thai"/>
+                <w:sz w:val="20"/>
               </w:rPr>
               <w:t>2.2  {{ cap_2_2 }}</w:t>
             </w:r>
@@ -2611,35 +4653,35 @@
     </w:tbl>
     <w:p>
       <w:pPr>
-        <w:spacing w:after="40" w:line="20" w:lineRule="exact"/>
+        <w:spacing w:after="0" w:line="80" w:lineRule="exact" w:before="0"/>
       </w:pPr>
       <w:r>
         <w:rPr>
-          <w:rFonts w:ascii="Noto Sans Thai" w:hAnsi="Noto Sans Thai" w:eastAsia="Noto Sans Thai" w:cs="Noto Sans Thai"/>
-          <w:sz w:val="2"/>
+          <w:rFonts w:ascii="Arial" w:hAnsi="Arial" w:eastAsia="Noto Sans Thai" w:cs="Noto Sans Thai"/>
+          <w:sz w:val="8"/>
         </w:rPr>
       </w:r>
     </w:p>
     <w:tbl>
       <w:tblPr>
         <w:tblW w:type="dxa" w:w="11232"/>
-        <w:jc w:val="center"/>
         <w:tblLayout w:type="fixed"/>
         <w:tblLook w:firstColumn="1" w:firstRow="1" w:lastColumn="0" w:lastRow="0" w:noHBand="0" w:noVBand="1" w:val="04A0"/>
         <w:tblBorders>
-          <w:top w:val="single" w:sz="4" w:color="333333"/>
-          <w:left w:val="single" w:sz="4" w:color="333333"/>
-          <w:bottom w:val="single" w:sz="4" w:color="333333"/>
-          <w:right w:val="single" w:sz="4" w:color="333333"/>
-          <w:insideH w:val="single" w:sz="4" w:color="333333"/>
-          <w:insideV w:val="single" w:sz="4" w:color="333333"/>
+          <w:top w:val="single" w:sz="4" w:color="000000"/>
+          <w:left w:val="single" w:sz="4" w:color="000000"/>
+          <w:bottom w:val="single" w:sz="4" w:color="000000"/>
+          <w:right w:val="single" w:sz="4" w:color="000000"/>
+          <w:insideH w:val="single" w:sz="4" w:color="000000"/>
+          <w:insideV w:val="single" w:sz="4" w:color="000000"/>
         </w:tblBorders>
+        <w:jc w:val="center"/>
         <w:tblInd w:w="0" w:type="dxa"/>
         <w:tblCellMar>
-          <w:top w:w="35" w:type="dxa"/>
-          <w:bottom w:w="35" w:type="dxa"/>
-          <w:left w:w="65" w:type="dxa"/>
-          <w:right w:w="65" w:type="dxa"/>
+          <w:top w:w="20" w:type="dxa"/>
+          <w:bottom w:w="20" w:type="dxa"/>
+          <w:left w:w="45" w:type="dxa"/>
+          <w:right w:w="45" w:type="dxa"/>
         </w:tblCellMar>
       </w:tblPr>
       <w:tblGrid>
@@ -2648,6 +4690,7 @@
       <w:tr>
         <w:trPr>
           <w:cantSplit/>
+          <w:trHeight w:val="374" w:hRule="atLeast"/>
         </w:trPr>
         <w:tc>
           <w:tcPr>
@@ -2658,13 +4701,13 @@
           <w:p>
             <w:pPr>
               <w:spacing w:before="0" w:after="0" w:line="240" w:lineRule="auto"/>
-              <w:jc w:val="left"/>
+              <w:jc w:val="center"/>
             </w:pPr>
             <w:r>
               <w:rPr>
-                <w:rFonts w:ascii="Noto Sans Thai" w:hAnsi="Noto Sans Thai" w:eastAsia="Noto Sans Thai" w:cs="Noto Sans Thai"/>
+                <w:rFonts w:ascii="Arial" w:hAnsi="Arial" w:eastAsia="Noto Sans Thai" w:cs="Noto Sans Thai"/>
                 <w:b/>
-                <w:sz w:val="20"/>
+                <w:sz w:val="22"/>
               </w:rPr>
               <w:t>SECTION 3: AFTER WELDING CHECK</w:t>
             </w:r>
@@ -2675,23 +4718,23 @@
     <w:tbl>
       <w:tblPr>
         <w:tblW w:type="dxa" w:w="11232"/>
-        <w:jc w:val="center"/>
         <w:tblLayout w:type="fixed"/>
         <w:tblLook w:firstColumn="1" w:firstRow="1" w:lastColumn="0" w:lastRow="0" w:noHBand="0" w:noVBand="1" w:val="04A0"/>
         <w:tblBorders>
-          <w:top w:val="single" w:sz="4" w:color="333333"/>
-          <w:left w:val="single" w:sz="4" w:color="333333"/>
-          <w:bottom w:val="single" w:sz="4" w:color="333333"/>
-          <w:right w:val="single" w:sz="4" w:color="333333"/>
-          <w:insideH w:val="single" w:sz="4" w:color="333333"/>
-          <w:insideV w:val="single" w:sz="4" w:color="333333"/>
+          <w:top w:val="single" w:sz="4" w:color="000000"/>
+          <w:left w:val="single" w:sz="4" w:color="000000"/>
+          <w:bottom w:val="single" w:sz="4" w:color="000000"/>
+          <w:right w:val="single" w:sz="4" w:color="000000"/>
+          <w:insideH w:val="single" w:sz="4" w:color="000000"/>
+          <w:insideV w:val="single" w:sz="4" w:color="000000"/>
         </w:tblBorders>
+        <w:jc w:val="center"/>
         <w:tblInd w:w="0" w:type="dxa"/>
         <w:tblCellMar>
-          <w:top w:w="35" w:type="dxa"/>
-          <w:bottom w:w="35" w:type="dxa"/>
-          <w:left w:w="65" w:type="dxa"/>
-          <w:right w:w="65" w:type="dxa"/>
+          <w:top w:w="20" w:type="dxa"/>
+          <w:bottom w:w="20" w:type="dxa"/>
+          <w:left w:w="45" w:type="dxa"/>
+          <w:right w:w="45" w:type="dxa"/>
         </w:tblCellMar>
       </w:tblPr>
       <w:tblGrid>
@@ -2701,7 +4744,7 @@
       <w:tr>
         <w:trPr>
           <w:cantSplit/>
-          <w:trHeight w:val="2592"/>
+          <w:trHeight w:val="2808" w:hRule="atLeast"/>
         </w:trPr>
         <w:tc>
           <w:tcPr>
@@ -2715,13 +4758,14 @@
             </w:pPr>
             <w:r>
               <w:rPr>
-                <w:rFonts w:ascii="Noto Sans Thai" w:hAnsi="Noto Sans Thai" w:eastAsia="Noto Sans Thai" w:cs="Noto Sans Thai"/>
-                <w:sz w:val="16"/>
-              </w:rPr>
-            </w:r>
-            <w:r>
-              <w:rPr>
-                <w:rFonts w:ascii="Noto Sans Thai" w:hAnsi="Noto Sans Thai" w:eastAsia="Noto Sans Thai" w:cs="Noto Sans Thai"/>
+                <w:rFonts w:ascii="Arial" w:hAnsi="Arial" w:eastAsia="Noto Sans Thai" w:cs="Noto Sans Thai"/>
+                <w:sz w:val="20"/>
+              </w:rPr>
+            </w:r>
+            <w:r>
+              <w:rPr>
+                <w:rFonts w:ascii="Arial" w:hAnsi="Arial" w:eastAsia="Noto Sans Thai" w:cs="Noto Sans Thai"/>
+                <w:sz w:val="20"/>
               </w:rPr>
               <w:t>{{ img_3_1 }}</w:t>
             </w:r>
@@ -2733,7 +4777,8 @@
             </w:pPr>
             <w:r>
               <w:rPr>
-                <w:rFonts w:ascii="Noto Sans Thai" w:hAnsi="Noto Sans Thai" w:eastAsia="Noto Sans Thai" w:cs="Noto Sans Thai"/>
+                <w:rFonts w:ascii="Arial" w:hAnsi="Arial" w:eastAsia="Noto Sans Thai" w:cs="Noto Sans Thai"/>
+                <w:sz w:val="20"/>
               </w:rPr>
               <w:t>3.1  {{ cap_3_1 }}</w:t>
             </w:r>
@@ -2751,13 +4796,14 @@
             </w:pPr>
             <w:r>
               <w:rPr>
-                <w:rFonts w:ascii="Noto Sans Thai" w:hAnsi="Noto Sans Thai" w:eastAsia="Noto Sans Thai" w:cs="Noto Sans Thai"/>
-                <w:sz w:val="16"/>
-              </w:rPr>
-            </w:r>
-            <w:r>
-              <w:rPr>
-                <w:rFonts w:ascii="Noto Sans Thai" w:hAnsi="Noto Sans Thai" w:eastAsia="Noto Sans Thai" w:cs="Noto Sans Thai"/>
+                <w:rFonts w:ascii="Arial" w:hAnsi="Arial" w:eastAsia="Noto Sans Thai" w:cs="Noto Sans Thai"/>
+                <w:sz w:val="20"/>
+              </w:rPr>
+            </w:r>
+            <w:r>
+              <w:rPr>
+                <w:rFonts w:ascii="Arial" w:hAnsi="Arial" w:eastAsia="Noto Sans Thai" w:cs="Noto Sans Thai"/>
+                <w:sz w:val="20"/>
               </w:rPr>
               <w:t>{{ img_3_2 }}</w:t>
             </w:r>
@@ -2769,7 +4815,8 @@
             </w:pPr>
             <w:r>
               <w:rPr>
-                <w:rFonts w:ascii="Noto Sans Thai" w:hAnsi="Noto Sans Thai" w:eastAsia="Noto Sans Thai" w:cs="Noto Sans Thai"/>
+                <w:rFonts w:ascii="Arial" w:hAnsi="Arial" w:eastAsia="Noto Sans Thai" w:cs="Noto Sans Thai"/>
+                <w:sz w:val="20"/>
               </w:rPr>
               <w:t>3.2  {{ cap_3_2 }}</w:t>
             </w:r>
@@ -2779,46 +4826,46 @@
     </w:tbl>
     <w:p>
       <w:pPr>
-        <w:spacing w:after="40" w:line="20" w:lineRule="exact"/>
+        <w:spacing w:after="0" w:line="80" w:lineRule="exact" w:before="0"/>
       </w:pPr>
       <w:r>
         <w:rPr>
-          <w:rFonts w:ascii="Noto Sans Thai" w:hAnsi="Noto Sans Thai" w:eastAsia="Noto Sans Thai" w:cs="Noto Sans Thai"/>
-          <w:sz w:val="2"/>
+          <w:rFonts w:ascii="Arial" w:hAnsi="Arial" w:eastAsia="Noto Sans Thai" w:cs="Noto Sans Thai"/>
+          <w:sz w:val="8"/>
         </w:rPr>
       </w:r>
     </w:p>
     <w:p>
       <w:pPr>
-        <w:spacing w:after="120" w:line="20" w:lineRule="exact"/>
+        <w:spacing w:after="0" w:line="80" w:lineRule="exact" w:before="0"/>
       </w:pPr>
       <w:r>
         <w:rPr>
-          <w:rFonts w:ascii="Noto Sans Thai" w:hAnsi="Noto Sans Thai" w:eastAsia="Noto Sans Thai" w:cs="Noto Sans Thai"/>
-          <w:sz w:val="2"/>
+          <w:rFonts w:ascii="Arial" w:hAnsi="Arial" w:eastAsia="Noto Sans Thai" w:cs="Noto Sans Thai"/>
+          <w:sz w:val="8"/>
         </w:rPr>
       </w:r>
     </w:p>
     <w:tbl>
       <w:tblPr>
         <w:tblW w:type="dxa" w:w="11232"/>
-        <w:jc w:val="center"/>
         <w:tblLayout w:type="fixed"/>
         <w:tblLook w:firstColumn="1" w:firstRow="1" w:lastColumn="0" w:lastRow="0" w:noHBand="0" w:noVBand="1" w:val="04A0"/>
         <w:tblBorders>
-          <w:top w:val="single" w:sz="4" w:color="333333"/>
-          <w:left w:val="single" w:sz="4" w:color="333333"/>
-          <w:bottom w:val="single" w:sz="4" w:color="333333"/>
-          <w:right w:val="single" w:sz="4" w:color="333333"/>
-          <w:insideH w:val="single" w:sz="4" w:color="333333"/>
-          <w:insideV w:val="single" w:sz="4" w:color="333333"/>
+          <w:top w:val="single" w:sz="4" w:color="000000"/>
+          <w:left w:val="single" w:sz="4" w:color="000000"/>
+          <w:bottom w:val="single" w:sz="4" w:color="000000"/>
+          <w:right w:val="single" w:sz="4" w:color="000000"/>
+          <w:insideH w:val="single" w:sz="4" w:color="000000"/>
+          <w:insideV w:val="single" w:sz="4" w:color="000000"/>
         </w:tblBorders>
+        <w:jc w:val="center"/>
         <w:tblInd w:w="0" w:type="dxa"/>
         <w:tblCellMar>
-          <w:top w:w="35" w:type="dxa"/>
-          <w:bottom w:w="35" w:type="dxa"/>
-          <w:left w:w="65" w:type="dxa"/>
-          <w:right w:w="65" w:type="dxa"/>
+          <w:top w:w="20" w:type="dxa"/>
+          <w:bottom w:w="20" w:type="dxa"/>
+          <w:left w:w="45" w:type="dxa"/>
+          <w:right w:w="45" w:type="dxa"/>
         </w:tblCellMar>
       </w:tblPr>
       <w:tblGrid>
@@ -2828,6 +4875,7 @@
       <w:tr>
         <w:trPr>
           <w:cantSplit/>
+          <w:trHeight w:val="374" w:hRule="atLeast"/>
         </w:trPr>
         <w:tc>
           <w:tcPr>
@@ -2841,10 +4889,11 @@
             </w:pPr>
             <w:r>
               <w:rPr>
-                <w:rFonts w:ascii="Noto Sans Thai" w:hAnsi="Noto Sans Thai" w:eastAsia="Noto Sans Thai" w:cs="Noto Sans Thai"/>
-                <w:sz w:val="18"/>
-              </w:rPr>
-              <w:t>Inspector Sign-Off</w:t>
+                <w:rFonts w:ascii="Arial" w:hAnsi="Arial" w:cs="Noto Sans Thai" w:eastAsia="Noto Sans Thai"/>
+                <w:b/>
+                <w:sz w:val="22"/>
+              </w:rPr>
+              <w:t>Inspector Sign-Off / ผู้ตรวจสอบ:</w:t>
             </w:r>
           </w:p>
         </w:tc>
@@ -2857,11 +4906,12 @@
           <w:p>
             <w:pPr>
               <w:spacing w:before="0" w:after="0" w:line="240" w:lineRule="auto"/>
+              <w:jc w:val="center"/>
             </w:pPr>
             <w:r>
               <w:rPr>
-                <w:rFonts w:ascii="Noto Sans Thai" w:hAnsi="Noto Sans Thai" w:eastAsia="Noto Sans Thai" w:cs="Noto Sans Thai"/>
-                <w:sz w:val="18"/>
+                <w:rFonts w:ascii="Arial" w:hAnsi="Arial" w:cs="Noto Sans Thai" w:eastAsia="Noto Sans Thai"/>
+                <w:sz w:val="22"/>
               </w:rPr>
               <w:t>Verifier Stamp</w:t>
             </w:r>
@@ -2871,6 +4921,7 @@
       <w:tr>
         <w:trPr>
           <w:cantSplit/>
+          <w:trHeight w:val="1555" w:hRule="atLeast"/>
         </w:trPr>
         <w:tc>
           <w:tcPr>
@@ -2884,8 +4935,8 @@
             </w:pPr>
             <w:r>
               <w:rPr>
-                <w:rFonts w:ascii="Noto Sans Thai" w:hAnsi="Noto Sans Thai" w:eastAsia="Noto Sans Thai" w:cs="Noto Sans Thai"/>
-                <w:sz w:val="16"/>
+                <w:rFonts w:ascii="Arial" w:hAnsi="Arial" w:eastAsia="Noto Sans Thai" w:cs="Noto Sans Thai"/>
+                <w:sz w:val="20"/>
               </w:rPr>
               <w:br/>
               <w:t>________________________</w:t>
@@ -2908,8 +4959,8 @@
             </w:pPr>
             <w:r>
               <w:rPr>
-                <w:rFonts w:ascii="Noto Sans Thai" w:hAnsi="Noto Sans Thai" w:eastAsia="Noto Sans Thai" w:cs="Noto Sans Thai"/>
-                <w:sz w:val="16"/>
+                <w:rFonts w:ascii="Arial" w:hAnsi="Arial" w:eastAsia="Noto Sans Thai" w:cs="Noto Sans Thai"/>
+                <w:sz w:val="14"/>
               </w:rPr>
               <w:t>INTERNATIONAL WELDING ENGINEER</w:t>
               <w:br/>
